--- a/уник 1 курс/Тема 3/Тихонова_тема3_ИБ02.docx
+++ b/уник 1 курс/Тема 3/Тихонова_тема3_ИБ02.docx
@@ -1,6 +1,6 @@
 
 <file path=word/document.xml><?xml version="1.0" encoding="utf-8"?>
-<w:document xmlns:o="urn:schemas-microsoft-com:office:office" xmlns:r="http://schemas.openxmlformats.org/officeDocument/2006/relationships" xmlns:v="urn:schemas-microsoft-com:vml" xmlns:w="http://schemas.openxmlformats.org/wordprocessingml/2006/main" xmlns:w10="urn:schemas-microsoft-com:office:word" xmlns:wp="http://schemas.openxmlformats.org/drawingml/2006/wordprocessingDrawing" xmlns:wps="http://schemas.microsoft.com/office/word/2010/wordprocessingShape" xmlns:wpg="http://schemas.microsoft.com/office/word/2010/wordprocessingGroup" xmlns:mc="http://schemas.openxmlformats.org/markup-compatibility/2006" xmlns:wp14="http://schemas.microsoft.com/office/word/2010/wordprocessingDrawing" xmlns:w14="http://schemas.microsoft.com/office/word/2010/wordml" xmlns:w15="http://schemas.microsoft.com/office/word/2012/wordml" mc:Ignorable="w14 wp14 w15">
+<w:document xmlns:o="urn:schemas-microsoft-com:office:office" xmlns:r="http://schemas.openxmlformats.org/officeDocument/2006/relationships" xmlns:v="urn:schemas-microsoft-com:vml" xmlns:w="http://schemas.openxmlformats.org/wordprocessingml/2006/main" xmlns:w10="urn:schemas-microsoft-com:office:word" xmlns:wp="http://schemas.openxmlformats.org/drawingml/2006/wordprocessingDrawing" xmlns:pic="http://schemas.openxmlformats.org/drawingml/2006/picture" xmlns:wps="http://schemas.microsoft.com/office/word/2010/wordprocessingShape" xmlns:wpg="http://schemas.microsoft.com/office/word/2010/wordprocessingGroup" xmlns:mc="http://schemas.openxmlformats.org/markup-compatibility/2006" xmlns:wp14="http://schemas.microsoft.com/office/word/2010/wordprocessingDrawing" xmlns:w14="http://schemas.microsoft.com/office/word/2010/wordml" xmlns:w15="http://schemas.microsoft.com/office/word/2012/wordml" mc:Ignorable="w14 wp14 w15">
   <w:body>
     <w:p>
       <w:pPr>
@@ -8,7 +8,6 @@
         <w:bidi w:val="0"/>
         <w:jc w:val="start"/>
         <w:rPr>
-          <w:b/>
           <w:b/>
           <w:bCs/>
           <w:sz w:val="30"/>
@@ -32,38 +31,27 @@
         <w:jc w:val="center"/>
         <w:rPr>
           <w:b/>
+          <w:bCs/>
+          <w:sz w:val="30"/>
+          <w:szCs w:val="30"/>
+        </w:rPr>
+      </w:pPr>
+      <w:r>
+        <w:rPr>
           <w:b/>
           <w:bCs/>
           <w:sz w:val="30"/>
           <w:szCs w:val="30"/>
         </w:rPr>
-      </w:pPr>
-      <w:r>
-        <w:rPr>
-          <w:b/>
-          <w:bCs/>
-          <w:sz w:val="30"/>
-          <w:szCs w:val="30"/>
-        </w:rPr>
-        <w:t>Тема №</w:t>
-      </w:r>
-      <w:r>
-        <w:rPr>
-          <w:b/>
-          <w:bCs/>
-          <w:sz w:val="30"/>
-          <w:szCs w:val="30"/>
-        </w:rPr>
-        <w:t>3</w:t>
-      </w:r>
-    </w:p>
-    <w:p>
-      <w:pPr>
-        <w:pStyle w:val="Normal"/>
-        <w:bidi w:val="0"/>
-        <w:jc w:val="start"/>
-        <w:rPr>
-          <w:b/>
+        <w:t>Тема №3</w:t>
+      </w:r>
+    </w:p>
+    <w:p>
+      <w:pPr>
+        <w:pStyle w:val="Normal"/>
+        <w:bidi w:val="0"/>
+        <w:jc w:val="start"/>
+        <w:rPr>
           <w:b/>
           <w:bCs/>
           <w:sz w:val="30"/>
@@ -96,16 +84,17 @@
         <w:jc w:val="start"/>
         <w:rPr>
           <w:b/>
+          <w:bCs/>
+          <w:sz w:val="30"/>
+          <w:szCs w:val="30"/>
+        </w:rPr>
+      </w:pPr>
+      <w:r>
+        <w:rPr>
           <w:b/>
           <w:bCs/>
           <w:sz w:val="30"/>
           <w:szCs w:val="30"/>
-        </w:rPr>
-      </w:pPr>
-      <w:r>
-        <w:rPr>
-          <w:b w:val="false"/>
-          <w:bCs w:val="false"/>
         </w:rPr>
       </w:r>
     </w:p>
@@ -259,7 +248,7 @@
           <w:bottom w:w="0" w:type="dxa"/>
           <w:end w:w="108" w:type="dxa"/>
         </w:tblCellMar>
-        <w:tblLook w:val="0000" w:noHBand="0" w:noVBand="0" w:firstColumn="0" w:lastRow="0" w:lastColumn="0" w:firstRow="0"/>
+        <w:tblLook w:noHBand="0" w:noVBand="0" w:firstColumn="0" w:lastRow="0" w:lastColumn="0" w:firstRow="0" w:val="0000"/>
       </w:tblPr>
       <w:tblGrid>
         <w:gridCol w:w="9060"/>
@@ -282,7 +271,7 @@
               <w:widowControl w:val="false"/>
               <w:bidi w:val="0"/>
               <w:spacing w:lineRule="auto" w:line="240" w:before="0" w:after="0"/>
-              <w:ind w:start="0" w:firstLine="567"/>
+              <w:ind w:firstLine="567" w:start="0"/>
               <w:contextualSpacing/>
               <w:jc w:val="start"/>
               <w:rPr>
@@ -341,7 +330,7 @@
               <w:widowControl w:val="false"/>
               <w:bidi w:val="0"/>
               <w:spacing w:lineRule="auto" w:line="240" w:before="0" w:after="0"/>
-              <w:ind w:start="0" w:firstLine="567"/>
+              <w:ind w:firstLine="567" w:start="0"/>
               <w:contextualSpacing/>
               <w:jc w:val="start"/>
               <w:rPr>
@@ -392,7 +381,7 @@
               <w:widowControl w:val="false"/>
               <w:bidi w:val="0"/>
               <w:spacing w:lineRule="auto" w:line="240" w:before="0" w:after="0"/>
-              <w:ind w:start="0" w:firstLine="567"/>
+              <w:ind w:firstLine="567" w:start="0"/>
               <w:contextualSpacing/>
               <w:jc w:val="start"/>
               <w:rPr>
@@ -423,33 +412,27 @@
       </w:pPr>
       <w:r>
         <w:rPr>
-          <w:b w:val="false"/>
-          <w:bCs w:val="false"/>
-          <w:sz w:val="30"/>
-          <w:szCs w:val="30"/>
-        </w:rPr>
-      </w:r>
-    </w:p>
-    <w:p>
-      <w:pPr>
-        <w:pStyle w:val="Normal"/>
-        <w:bidi w:val="0"/>
-        <w:spacing w:lineRule="auto" w:line="240"/>
-        <w:ind w:firstLine="567"/>
-        <w:jc w:val="start"/>
-        <w:rPr>
-          <w:szCs w:val="28"/>
-        </w:rPr>
-      </w:pPr>
-      <w:r>
-        <w:rPr>
-          <w:b w:val="false"/>
-          <w:bCs w:val="false"/>
-          <w:sz w:val="30"/>
-          <w:szCs w:val="30"/>
+          <w:szCs w:val="28"/>
+        </w:rPr>
+      </w:r>
+    </w:p>
+    <w:p>
+      <w:pPr>
+        <w:pStyle w:val="Normal"/>
+        <w:bidi w:val="0"/>
+        <w:spacing w:lineRule="auto" w:line="240"/>
+        <w:ind w:firstLine="567"/>
+        <w:jc w:val="start"/>
+        <w:rPr>
+          <w:szCs w:val="28"/>
+        </w:rPr>
+      </w:pPr>
+      <w:r>
+        <w:rPr>
+          <w:szCs w:val="28"/>
         </w:rPr>
         <w:drawing>
-          <wp:anchor behindDoc="0" distT="0" distB="0" distL="0" distR="0" simplePos="0" locked="0" layoutInCell="0" allowOverlap="1" relativeHeight="2">
+          <wp:anchor distT="0" distB="0" distL="0" distR="0" simplePos="0" relativeHeight="2" behindDoc="0" locked="0" layoutInCell="0" allowOverlap="1">
             <wp:simplePos x="0" y="0"/>
             <wp:positionH relativeFrom="column">
               <wp:posOffset>234950</wp:posOffset>
@@ -460,7 +443,7 @@
             <wp:extent cx="2893695" cy="2011680"/>
             <wp:effectExtent l="0" t="0" r="0" b="0"/>
             <wp:wrapSquare wrapText="largest"/>
-            <wp:docPr id="1" name="Image1" descr="" title=""/>
+            <wp:docPr id="1" name="Image1"/>
             <wp:cNvGraphicFramePr>
               <a:graphicFrameLocks xmlns:a="http://schemas.openxmlformats.org/drawingml/2006/main" noChangeAspect="1"/>
             </wp:cNvGraphicFramePr>
@@ -468,7 +451,7 @@
               <a:graphicData uri="http://schemas.openxmlformats.org/drawingml/2006/picture">
                 <pic:pic xmlns:pic="http://schemas.openxmlformats.org/drawingml/2006/picture">
                   <pic:nvPicPr>
-                    <pic:cNvPr id="1" name="Image1" descr="" title=""/>
+                    <pic:cNvPr id="1" name="Image1"/>
                     <pic:cNvPicPr>
                       <a:picLocks noChangeAspect="1" noChangeArrowheads="1"/>
                     </pic:cNvPicPr>
@@ -487,6 +470,7 @@
                     <a:prstGeom prst="rect">
                       <a:avLst/>
                     </a:prstGeom>
+                    <a:noFill/>
                   </pic:spPr>
                 </pic:pic>
               </a:graphicData>
@@ -508,190 +492,160 @@
       </w:pPr>
       <w:r>
         <w:rPr>
-          <w:b w:val="false"/>
-          <w:bCs w:val="false"/>
-          <w:sz w:val="30"/>
-          <w:szCs w:val="30"/>
-        </w:rPr>
-      </w:r>
-    </w:p>
-    <w:p>
-      <w:pPr>
-        <w:pStyle w:val="Normal"/>
-        <w:bidi w:val="0"/>
-        <w:spacing w:lineRule="auto" w:line="240"/>
-        <w:ind w:firstLine="567"/>
-        <w:jc w:val="start"/>
-        <w:rPr>
-          <w:szCs w:val="28"/>
-        </w:rPr>
-      </w:pPr>
-      <w:r>
-        <w:rPr>
-          <w:b w:val="false"/>
-          <w:bCs w:val="false"/>
-          <w:sz w:val="30"/>
-          <w:szCs w:val="30"/>
-        </w:rPr>
-      </w:r>
-    </w:p>
-    <w:p>
-      <w:pPr>
-        <w:pStyle w:val="Normal"/>
-        <w:bidi w:val="0"/>
-        <w:spacing w:lineRule="auto" w:line="240"/>
-        <w:ind w:firstLine="567"/>
-        <w:jc w:val="start"/>
-        <w:rPr>
-          <w:szCs w:val="28"/>
-        </w:rPr>
-      </w:pPr>
-      <w:r>
-        <w:rPr>
-          <w:b w:val="false"/>
-          <w:bCs w:val="false"/>
-          <w:sz w:val="30"/>
-          <w:szCs w:val="30"/>
-        </w:rPr>
-      </w:r>
-    </w:p>
-    <w:p>
-      <w:pPr>
-        <w:pStyle w:val="Normal"/>
-        <w:bidi w:val="0"/>
-        <w:spacing w:lineRule="auto" w:line="240"/>
-        <w:ind w:firstLine="567"/>
-        <w:jc w:val="start"/>
-        <w:rPr>
-          <w:szCs w:val="28"/>
-        </w:rPr>
-      </w:pPr>
-      <w:r>
-        <w:rPr>
-          <w:b w:val="false"/>
-          <w:bCs w:val="false"/>
-          <w:sz w:val="30"/>
-          <w:szCs w:val="30"/>
-        </w:rPr>
-      </w:r>
-    </w:p>
-    <w:p>
-      <w:pPr>
-        <w:pStyle w:val="Normal"/>
-        <w:bidi w:val="0"/>
-        <w:spacing w:lineRule="auto" w:line="240"/>
-        <w:ind w:firstLine="567"/>
-        <w:jc w:val="start"/>
-        <w:rPr>
-          <w:szCs w:val="28"/>
-        </w:rPr>
-      </w:pPr>
-      <w:r>
-        <w:rPr>
-          <w:b w:val="false"/>
-          <w:bCs w:val="false"/>
-          <w:sz w:val="30"/>
-          <w:szCs w:val="30"/>
-        </w:rPr>
-      </w:r>
-    </w:p>
-    <w:p>
-      <w:pPr>
-        <w:pStyle w:val="Normal"/>
-        <w:bidi w:val="0"/>
-        <w:spacing w:lineRule="auto" w:line="240"/>
-        <w:ind w:firstLine="567"/>
-        <w:jc w:val="start"/>
-        <w:rPr>
-          <w:szCs w:val="28"/>
-        </w:rPr>
-      </w:pPr>
-      <w:r>
-        <w:rPr>
-          <w:b w:val="false"/>
-          <w:bCs w:val="false"/>
-          <w:sz w:val="30"/>
-          <w:szCs w:val="30"/>
-        </w:rPr>
-      </w:r>
-    </w:p>
-    <w:p>
-      <w:pPr>
-        <w:pStyle w:val="Normal"/>
-        <w:bidi w:val="0"/>
-        <w:spacing w:lineRule="auto" w:line="240"/>
-        <w:ind w:firstLine="567"/>
-        <w:jc w:val="start"/>
-        <w:rPr>
-          <w:szCs w:val="28"/>
-        </w:rPr>
-      </w:pPr>
-      <w:r>
-        <w:rPr>
-          <w:b w:val="false"/>
-          <w:bCs w:val="false"/>
-          <w:sz w:val="30"/>
-          <w:szCs w:val="30"/>
-        </w:rPr>
-      </w:r>
-    </w:p>
-    <w:p>
-      <w:pPr>
-        <w:pStyle w:val="Normal"/>
-        <w:bidi w:val="0"/>
-        <w:spacing w:lineRule="auto" w:line="240"/>
-        <w:ind w:firstLine="567"/>
-        <w:jc w:val="start"/>
-        <w:rPr>
-          <w:szCs w:val="28"/>
-        </w:rPr>
-      </w:pPr>
-      <w:r>
-        <w:rPr>
-          <w:b w:val="false"/>
-          <w:bCs w:val="false"/>
-          <w:sz w:val="30"/>
-          <w:szCs w:val="30"/>
-        </w:rPr>
-      </w:r>
-    </w:p>
-    <w:p>
-      <w:pPr>
-        <w:pStyle w:val="Normal"/>
-        <w:bidi w:val="0"/>
-        <w:spacing w:lineRule="auto" w:line="240"/>
-        <w:ind w:firstLine="567"/>
-        <w:jc w:val="start"/>
-        <w:rPr>
-          <w:szCs w:val="28"/>
-        </w:rPr>
-      </w:pPr>
-      <w:r>
-        <w:rPr>
-          <w:b w:val="false"/>
-          <w:bCs w:val="false"/>
-          <w:sz w:val="30"/>
-          <w:szCs w:val="30"/>
-        </w:rPr>
-      </w:r>
-    </w:p>
-    <w:p>
-      <w:pPr>
-        <w:pStyle w:val="Normal"/>
-        <w:bidi w:val="0"/>
-        <w:spacing w:lineRule="auto" w:line="240"/>
-        <w:ind w:firstLine="567"/>
-        <w:jc w:val="start"/>
-        <w:rPr>
-          <w:szCs w:val="28"/>
-        </w:rPr>
-      </w:pPr>
-      <w:r>
-        <w:rPr>
-          <w:b w:val="false"/>
-          <w:bCs w:val="false"/>
-          <w:sz w:val="30"/>
-          <w:szCs w:val="30"/>
+          <w:szCs w:val="28"/>
+        </w:rPr>
+      </w:r>
+    </w:p>
+    <w:p>
+      <w:pPr>
+        <w:pStyle w:val="Normal"/>
+        <w:bidi w:val="0"/>
+        <w:spacing w:lineRule="auto" w:line="240"/>
+        <w:ind w:firstLine="567"/>
+        <w:jc w:val="start"/>
+        <w:rPr>
+          <w:szCs w:val="28"/>
+        </w:rPr>
+      </w:pPr>
+      <w:r>
+        <w:rPr>
+          <w:szCs w:val="28"/>
+        </w:rPr>
+      </w:r>
+    </w:p>
+    <w:p>
+      <w:pPr>
+        <w:pStyle w:val="Normal"/>
+        <w:bidi w:val="0"/>
+        <w:spacing w:lineRule="auto" w:line="240"/>
+        <w:ind w:firstLine="567"/>
+        <w:jc w:val="start"/>
+        <w:rPr>
+          <w:szCs w:val="28"/>
+        </w:rPr>
+      </w:pPr>
+      <w:r>
+        <w:rPr>
+          <w:szCs w:val="28"/>
+        </w:rPr>
+      </w:r>
+    </w:p>
+    <w:p>
+      <w:pPr>
+        <w:pStyle w:val="Normal"/>
+        <w:bidi w:val="0"/>
+        <w:spacing w:lineRule="auto" w:line="240"/>
+        <w:ind w:firstLine="567"/>
+        <w:jc w:val="start"/>
+        <w:rPr>
+          <w:szCs w:val="28"/>
+        </w:rPr>
+      </w:pPr>
+      <w:r>
+        <w:rPr>
+          <w:szCs w:val="28"/>
+        </w:rPr>
+      </w:r>
+    </w:p>
+    <w:p>
+      <w:pPr>
+        <w:pStyle w:val="Normal"/>
+        <w:bidi w:val="0"/>
+        <w:spacing w:lineRule="auto" w:line="240"/>
+        <w:ind w:firstLine="567"/>
+        <w:jc w:val="start"/>
+        <w:rPr>
+          <w:szCs w:val="28"/>
+        </w:rPr>
+      </w:pPr>
+      <w:r>
+        <w:rPr>
+          <w:szCs w:val="28"/>
+        </w:rPr>
+      </w:r>
+    </w:p>
+    <w:p>
+      <w:pPr>
+        <w:pStyle w:val="Normal"/>
+        <w:bidi w:val="0"/>
+        <w:spacing w:lineRule="auto" w:line="240"/>
+        <w:ind w:firstLine="567"/>
+        <w:jc w:val="start"/>
+        <w:rPr>
+          <w:szCs w:val="28"/>
+        </w:rPr>
+      </w:pPr>
+      <w:r>
+        <w:rPr>
+          <w:szCs w:val="28"/>
+        </w:rPr>
+      </w:r>
+    </w:p>
+    <w:p>
+      <w:pPr>
+        <w:pStyle w:val="Normal"/>
+        <w:bidi w:val="0"/>
+        <w:spacing w:lineRule="auto" w:line="240"/>
+        <w:ind w:firstLine="567"/>
+        <w:jc w:val="start"/>
+        <w:rPr>
+          <w:szCs w:val="28"/>
+        </w:rPr>
+      </w:pPr>
+      <w:r>
+        <w:rPr>
+          <w:szCs w:val="28"/>
+        </w:rPr>
+      </w:r>
+    </w:p>
+    <w:p>
+      <w:pPr>
+        <w:pStyle w:val="Normal"/>
+        <w:bidi w:val="0"/>
+        <w:spacing w:lineRule="auto" w:line="240"/>
+        <w:ind w:firstLine="567"/>
+        <w:jc w:val="start"/>
+        <w:rPr>
+          <w:szCs w:val="28"/>
+        </w:rPr>
+      </w:pPr>
+      <w:r>
+        <w:rPr>
+          <w:szCs w:val="28"/>
+        </w:rPr>
+      </w:r>
+    </w:p>
+    <w:p>
+      <w:pPr>
+        <w:pStyle w:val="Normal"/>
+        <w:bidi w:val="0"/>
+        <w:spacing w:lineRule="auto" w:line="240"/>
+        <w:ind w:firstLine="567"/>
+        <w:jc w:val="start"/>
+        <w:rPr>
+          <w:szCs w:val="28"/>
+        </w:rPr>
+      </w:pPr>
+      <w:r>
+        <w:rPr>
+          <w:szCs w:val="28"/>
+        </w:rPr>
+      </w:r>
+    </w:p>
+    <w:p>
+      <w:pPr>
+        <w:pStyle w:val="Normal"/>
+        <w:bidi w:val="0"/>
+        <w:spacing w:lineRule="auto" w:line="240"/>
+        <w:ind w:firstLine="567"/>
+        <w:jc w:val="start"/>
+        <w:rPr>
+          <w:szCs w:val="28"/>
+        </w:rPr>
+      </w:pPr>
+      <w:r>
+        <w:rPr>
+          <w:szCs w:val="28"/>
         </w:rPr>
       </w:r>
     </w:p>
@@ -713,8 +667,8 @@
         <w:gridCol w:w="1935"/>
         <w:gridCol w:w="1020"/>
         <w:gridCol w:w="960"/>
-        <w:gridCol w:w="1650"/>
-        <w:gridCol w:w="1125"/>
+        <w:gridCol w:w="1649"/>
+        <w:gridCol w:w="1126"/>
         <w:gridCol w:w="2040"/>
       </w:tblGrid>
       <w:tr>
@@ -809,7 +763,7 @@
         </w:tc>
         <w:tc>
           <w:tcPr>
-            <w:tcW w:w="1650" w:type="dxa"/>
+            <w:tcW w:w="1649" w:type="dxa"/>
             <w:tcBorders/>
             <w:vAlign w:val="center"/>
           </w:tcPr>
@@ -830,7 +784,7 @@
         </w:tc>
         <w:tc>
           <w:tcPr>
-            <w:tcW w:w="1125" w:type="dxa"/>
+            <w:tcW w:w="1126" w:type="dxa"/>
             <w:tcBorders/>
             <w:vAlign w:val="center"/>
           </w:tcPr>
@@ -951,7 +905,7 @@
         </w:tc>
         <w:tc>
           <w:tcPr>
-            <w:tcW w:w="1650" w:type="dxa"/>
+            <w:tcW w:w="1649" w:type="dxa"/>
             <w:tcBorders/>
             <w:vAlign w:val="center"/>
           </w:tcPr>
@@ -970,7 +924,7 @@
         </w:tc>
         <w:tc>
           <w:tcPr>
-            <w:tcW w:w="1125" w:type="dxa"/>
+            <w:tcW w:w="1126" w:type="dxa"/>
             <w:tcBorders/>
             <w:vAlign w:val="center"/>
           </w:tcPr>
@@ -1087,7 +1041,7 @@
         </w:tc>
         <w:tc>
           <w:tcPr>
-            <w:tcW w:w="1650" w:type="dxa"/>
+            <w:tcW w:w="1649" w:type="dxa"/>
             <w:tcBorders/>
             <w:vAlign w:val="center"/>
           </w:tcPr>
@@ -1106,7 +1060,7 @@
         </w:tc>
         <w:tc>
           <w:tcPr>
-            <w:tcW w:w="1125" w:type="dxa"/>
+            <w:tcW w:w="1126" w:type="dxa"/>
             <w:tcBorders/>
             <w:vAlign w:val="center"/>
           </w:tcPr>
@@ -1223,7 +1177,7 @@
         </w:tc>
         <w:tc>
           <w:tcPr>
-            <w:tcW w:w="1650" w:type="dxa"/>
+            <w:tcW w:w="1649" w:type="dxa"/>
             <w:tcBorders/>
             <w:vAlign w:val="center"/>
           </w:tcPr>
@@ -1242,7 +1196,7 @@
         </w:tc>
         <w:tc>
           <w:tcPr>
-            <w:tcW w:w="1125" w:type="dxa"/>
+            <w:tcW w:w="1126" w:type="dxa"/>
             <w:tcBorders/>
             <w:vAlign w:val="center"/>
           </w:tcPr>
@@ -1364,7 +1318,7 @@
         </w:tc>
         <w:tc>
           <w:tcPr>
-            <w:tcW w:w="1650" w:type="dxa"/>
+            <w:tcW w:w="1649" w:type="dxa"/>
             <w:tcBorders/>
             <w:vAlign w:val="center"/>
           </w:tcPr>
@@ -1383,7 +1337,7 @@
         </w:tc>
         <w:tc>
           <w:tcPr>
-            <w:tcW w:w="1125" w:type="dxa"/>
+            <w:tcW w:w="1126" w:type="dxa"/>
             <w:tcBorders/>
             <w:vAlign w:val="center"/>
           </w:tcPr>
@@ -1500,7 +1454,7 @@
         </w:tc>
         <w:tc>
           <w:tcPr>
-            <w:tcW w:w="1650" w:type="dxa"/>
+            <w:tcW w:w="1649" w:type="dxa"/>
             <w:tcBorders/>
             <w:vAlign w:val="center"/>
           </w:tcPr>
@@ -1519,7 +1473,7 @@
         </w:tc>
         <w:tc>
           <w:tcPr>
-            <w:tcW w:w="1125" w:type="dxa"/>
+            <w:tcW w:w="1126" w:type="dxa"/>
             <w:tcBorders/>
             <w:vAlign w:val="center"/>
           </w:tcPr>
@@ -1570,73 +1524,61 @@
       </w:pPr>
       <w:r>
         <w:rPr>
-          <w:b w:val="false"/>
-          <w:bCs w:val="false"/>
-          <w:sz w:val="30"/>
-          <w:szCs w:val="30"/>
-        </w:rPr>
-      </w:r>
-    </w:p>
-    <w:p>
-      <w:pPr>
-        <w:pStyle w:val="Normal"/>
-        <w:bidi w:val="0"/>
-        <w:spacing w:lineRule="auto" w:line="240"/>
-        <w:ind w:firstLine="567"/>
-        <w:jc w:val="start"/>
-        <w:rPr>
-          <w:szCs w:val="28"/>
-        </w:rPr>
-      </w:pPr>
-      <w:r>
-        <w:rPr>
-          <w:b w:val="false"/>
-          <w:bCs w:val="false"/>
-          <w:sz w:val="30"/>
-          <w:szCs w:val="30"/>
-        </w:rPr>
-      </w:r>
-    </w:p>
-    <w:p>
-      <w:pPr>
-        <w:pStyle w:val="Normal"/>
-        <w:bidi w:val="0"/>
-        <w:spacing w:lineRule="auto" w:line="240"/>
-        <w:ind w:firstLine="567"/>
-        <w:jc w:val="start"/>
-        <w:rPr>
-          <w:szCs w:val="28"/>
-        </w:rPr>
-      </w:pPr>
-      <w:r>
-        <w:rPr>
-          <w:b w:val="false"/>
-          <w:bCs w:val="false"/>
-          <w:sz w:val="30"/>
-          <w:szCs w:val="30"/>
-        </w:rPr>
-      </w:r>
-    </w:p>
-    <w:p>
-      <w:pPr>
-        <w:pStyle w:val="Normal"/>
-        <w:bidi w:val="0"/>
-        <w:spacing w:lineRule="auto" w:line="240"/>
-        <w:ind w:firstLine="567"/>
-        <w:jc w:val="start"/>
-        <w:rPr>
-          <w:szCs w:val="28"/>
-        </w:rPr>
-      </w:pPr>
-      <w:r>
-        <w:rPr>
-          <w:b w:val="false"/>
-          <w:bCs w:val="false"/>
-          <w:sz w:val="30"/>
-          <w:szCs w:val="30"/>
+          <w:szCs w:val="28"/>
+        </w:rPr>
+      </w:r>
+    </w:p>
+    <w:p>
+      <w:pPr>
+        <w:pStyle w:val="Normal"/>
+        <w:bidi w:val="0"/>
+        <w:spacing w:lineRule="auto" w:line="240"/>
+        <w:ind w:firstLine="567"/>
+        <w:jc w:val="start"/>
+        <w:rPr>
+          <w:szCs w:val="28"/>
+        </w:rPr>
+      </w:pPr>
+      <w:r>
+        <w:rPr>
+          <w:szCs w:val="28"/>
+        </w:rPr>
+      </w:r>
+    </w:p>
+    <w:p>
+      <w:pPr>
+        <w:pStyle w:val="Normal"/>
+        <w:bidi w:val="0"/>
+        <w:spacing w:lineRule="auto" w:line="240"/>
+        <w:ind w:firstLine="567"/>
+        <w:jc w:val="start"/>
+        <w:rPr>
+          <w:szCs w:val="28"/>
+        </w:rPr>
+      </w:pPr>
+      <w:r>
+        <w:rPr>
+          <w:szCs w:val="28"/>
+        </w:rPr>
+      </w:r>
+    </w:p>
+    <w:p>
+      <w:pPr>
+        <w:pStyle w:val="Normal"/>
+        <w:bidi w:val="0"/>
+        <w:spacing w:lineRule="auto" w:line="240"/>
+        <w:ind w:firstLine="567"/>
+        <w:jc w:val="start"/>
+        <w:rPr>
+          <w:szCs w:val="28"/>
+        </w:rPr>
+      </w:pPr>
+      <w:r>
+        <w:rPr>
+          <w:szCs w:val="28"/>
         </w:rPr>
         <w:drawing>
-          <wp:anchor behindDoc="0" distT="0" distB="0" distL="0" distR="0" simplePos="0" locked="0" layoutInCell="0" allowOverlap="1" relativeHeight="5">
+          <wp:anchor distT="0" distB="0" distL="0" distR="0" simplePos="0" relativeHeight="5" behindDoc="0" locked="0" layoutInCell="0" allowOverlap="1">
             <wp:simplePos x="0" y="0"/>
             <wp:positionH relativeFrom="column">
               <wp:posOffset>37465</wp:posOffset>
@@ -1647,7 +1589,7 @@
             <wp:extent cx="2656840" cy="1466850"/>
             <wp:effectExtent l="0" t="0" r="0" b="0"/>
             <wp:wrapSquare wrapText="largest"/>
-            <wp:docPr id="2" name="Image4" descr="" title=""/>
+            <wp:docPr id="2" name="Image4"/>
             <wp:cNvGraphicFramePr>
               <a:graphicFrameLocks xmlns:a="http://schemas.openxmlformats.org/drawingml/2006/main" noChangeAspect="1"/>
             </wp:cNvGraphicFramePr>
@@ -1655,7 +1597,7 @@
               <a:graphicData uri="http://schemas.openxmlformats.org/drawingml/2006/picture">
                 <pic:pic xmlns:pic="http://schemas.openxmlformats.org/drawingml/2006/picture">
                   <pic:nvPicPr>
-                    <pic:cNvPr id="2" name="Image4" descr="" title=""/>
+                    <pic:cNvPr id="2" name="Image4"/>
                     <pic:cNvPicPr>
                       <a:picLocks noChangeAspect="1" noChangeArrowheads="1"/>
                     </pic:cNvPicPr>
@@ -1674,6 +1616,7 @@
                     <a:prstGeom prst="rect">
                       <a:avLst/>
                     </a:prstGeom>
+                    <a:noFill/>
                   </pic:spPr>
                 </pic:pic>
               </a:graphicData>
@@ -1681,7 +1624,7 @@
           </wp:anchor>
         </w:drawing>
         <w:drawing>
-          <wp:anchor behindDoc="0" distT="0" distB="0" distL="0" distR="0" simplePos="0" locked="0" layoutInCell="0" allowOverlap="1" relativeHeight="6">
+          <wp:anchor distT="0" distB="0" distL="0" distR="0" simplePos="0" relativeHeight="6" behindDoc="0" locked="0" layoutInCell="0" allowOverlap="1">
             <wp:simplePos x="0" y="0"/>
             <wp:positionH relativeFrom="column">
               <wp:posOffset>3195320</wp:posOffset>
@@ -1692,7 +1635,7 @@
             <wp:extent cx="2761615" cy="1514475"/>
             <wp:effectExtent l="0" t="0" r="0" b="0"/>
             <wp:wrapSquare wrapText="largest"/>
-            <wp:docPr id="3" name="Image5" descr="" title=""/>
+            <wp:docPr id="3" name="Image5"/>
             <wp:cNvGraphicFramePr>
               <a:graphicFrameLocks xmlns:a="http://schemas.openxmlformats.org/drawingml/2006/main" noChangeAspect="1"/>
             </wp:cNvGraphicFramePr>
@@ -1700,7 +1643,7 @@
               <a:graphicData uri="http://schemas.openxmlformats.org/drawingml/2006/picture">
                 <pic:pic xmlns:pic="http://schemas.openxmlformats.org/drawingml/2006/picture">
                   <pic:nvPicPr>
-                    <pic:cNvPr id="3" name="Image5" descr="" title=""/>
+                    <pic:cNvPr id="3" name="Image5"/>
                     <pic:cNvPicPr>
                       <a:picLocks noChangeAspect="1" noChangeArrowheads="1"/>
                     </pic:cNvPicPr>
@@ -1719,6 +1662,7 @@
                     <a:prstGeom prst="rect">
                       <a:avLst/>
                     </a:prstGeom>
+                    <a:noFill/>
                   </pic:spPr>
                 </pic:pic>
               </a:graphicData>
@@ -1740,144 +1684,72 @@
       </w:pPr>
       <w:r>
         <w:rPr>
-          <w:b w:val="false"/>
-          <w:bCs w:val="false"/>
-          <w:sz w:val="30"/>
-          <w:szCs w:val="30"/>
-        </w:rPr>
-      </w:r>
-    </w:p>
-    <w:p>
-      <w:pPr>
-        <w:pStyle w:val="Normal"/>
-        <w:bidi w:val="0"/>
-        <w:spacing w:lineRule="auto" w:line="240"/>
-        <w:ind w:firstLine="567"/>
-        <w:jc w:val="start"/>
-        <w:rPr>
-          <w:szCs w:val="28"/>
-        </w:rPr>
-      </w:pPr>
-      <w:r>
-        <w:rPr>
-          <w:b w:val="false"/>
-          <w:bCs w:val="false"/>
-          <w:sz w:val="30"/>
-          <w:szCs w:val="30"/>
-        </w:rPr>
-      </w:r>
-    </w:p>
-    <w:p>
-      <w:pPr>
-        <w:pStyle w:val="Normal"/>
-        <w:bidi w:val="0"/>
-        <w:spacing w:lineRule="auto" w:line="240"/>
-        <w:ind w:firstLine="567"/>
-        <w:jc w:val="start"/>
-        <w:rPr>
-          <w:szCs w:val="28"/>
-        </w:rPr>
-      </w:pPr>
-      <w:r>
-        <w:rPr>
-          <w:b w:val="false"/>
-          <w:bCs w:val="false"/>
-          <w:sz w:val="30"/>
-          <w:szCs w:val="30"/>
-        </w:rPr>
-      </w:r>
-    </w:p>
-    <w:p>
-      <w:pPr>
-        <w:pStyle w:val="Normal"/>
-        <w:bidi w:val="0"/>
-        <w:spacing w:lineRule="auto" w:line="240"/>
-        <w:ind w:firstLine="567"/>
-        <w:jc w:val="start"/>
-        <w:rPr>
-          <w:szCs w:val="28"/>
-        </w:rPr>
-      </w:pPr>
-      <w:r>
-        <w:rPr>
-          <w:b w:val="false"/>
-          <w:bCs w:val="false"/>
-          <w:sz w:val="30"/>
-          <w:szCs w:val="30"/>
-        </w:rPr>
-      </w:r>
-    </w:p>
-    <w:p>
-      <w:pPr>
-        <w:pStyle w:val="Normal"/>
-        <w:bidi w:val="0"/>
-        <w:spacing w:lineRule="auto" w:line="240"/>
-        <w:ind w:firstLine="567"/>
-        <w:jc w:val="start"/>
-        <w:rPr>
-          <w:szCs w:val="28"/>
-        </w:rPr>
-      </w:pPr>
-      <w:r>
-        <w:rPr>
-          <w:b w:val="false"/>
-          <w:bCs w:val="false"/>
-          <w:sz w:val="30"/>
-          <w:szCs w:val="30"/>
-        </w:rPr>
-      </w:r>
-    </w:p>
-    <w:p>
-      <w:pPr>
-        <w:pStyle w:val="Normal"/>
-        <w:bidi w:val="0"/>
-        <w:spacing w:lineRule="auto" w:line="240"/>
-        <w:ind w:firstLine="567"/>
-        <w:jc w:val="start"/>
-        <w:rPr>
-          <w:szCs w:val="28"/>
-        </w:rPr>
-      </w:pPr>
-      <w:r>
-        <w:rPr>
-          <w:b w:val="false"/>
-          <w:bCs w:val="false"/>
-          <w:sz w:val="30"/>
-          <w:szCs w:val="30"/>
-        </w:rPr>
-      </w:r>
-    </w:p>
-    <w:p>
-      <w:pPr>
-        <w:pStyle w:val="Normal"/>
-        <w:bidi w:val="0"/>
-        <w:spacing w:lineRule="auto" w:line="240"/>
-        <w:ind w:firstLine="567"/>
-        <w:jc w:val="start"/>
-        <w:rPr>
-          <w:szCs w:val="28"/>
-        </w:rPr>
-      </w:pPr>
-      <w:r>
-        <w:rPr>
-          <w:b w:val="false"/>
-          <w:bCs w:val="false"/>
-          <w:sz w:val="30"/>
-          <w:szCs w:val="30"/>
+          <w:szCs w:val="28"/>
+        </w:rPr>
+      </w:r>
+    </w:p>
+    <w:p>
+      <w:pPr>
+        <w:pStyle w:val="Normal"/>
+        <w:bidi w:val="0"/>
+        <w:spacing w:lineRule="auto" w:line="240"/>
+        <w:ind w:firstLine="567"/>
+        <w:jc w:val="start"/>
+        <w:rPr>
+          <w:szCs w:val="28"/>
+        </w:rPr>
+      </w:pPr>
+      <w:r>
+        <w:rPr>
+          <w:szCs w:val="28"/>
+        </w:rPr>
+      </w:r>
+    </w:p>
+    <w:p>
+      <w:pPr>
+        <w:pStyle w:val="Normal"/>
+        <w:bidi w:val="0"/>
+        <w:spacing w:lineRule="auto" w:line="240"/>
+        <w:ind w:firstLine="567"/>
+        <w:jc w:val="start"/>
+        <w:rPr>
+          <w:szCs w:val="28"/>
+        </w:rPr>
+      </w:pPr>
+      <w:r>
+        <w:rPr>
+          <w:szCs w:val="28"/>
+        </w:rPr>
+      </w:r>
+    </w:p>
+    <w:p>
+      <w:pPr>
+        <w:pStyle w:val="Normal"/>
+        <w:bidi w:val="0"/>
+        <w:spacing w:lineRule="auto" w:line="240"/>
+        <w:ind w:firstLine="567"/>
+        <w:jc w:val="start"/>
+        <w:rPr>
+          <w:szCs w:val="28"/>
+        </w:rPr>
+      </w:pPr>
+      <w:r>
+        <w:rPr>
+          <w:szCs w:val="28"/>
         </w:rPr>
         <w:drawing>
-          <wp:anchor behindDoc="0" distT="0" distB="0" distL="0" distR="0" simplePos="0" locked="0" layoutInCell="0" allowOverlap="1" relativeHeight="7">
+          <wp:anchor distT="0" distB="0" distL="0" distR="0" simplePos="0" relativeHeight="7" behindDoc="0" locked="0" layoutInCell="0" allowOverlap="1">
             <wp:simplePos x="0" y="0"/>
             <wp:positionH relativeFrom="column">
-              <wp:posOffset>33020</wp:posOffset>
+              <wp:posOffset>-167005</wp:posOffset>
             </wp:positionH>
             <wp:positionV relativeFrom="paragraph">
-              <wp:posOffset>161925</wp:posOffset>
+              <wp:posOffset>78105</wp:posOffset>
             </wp:positionV>
             <wp:extent cx="2685415" cy="1590040"/>
             <wp:effectExtent l="0" t="0" r="0" b="0"/>
             <wp:wrapSquare wrapText="largest"/>
-            <wp:docPr id="4" name="Image6" descr="" title=""/>
+            <wp:docPr id="4" name="Image6"/>
             <wp:cNvGraphicFramePr>
               <a:graphicFrameLocks xmlns:a="http://schemas.openxmlformats.org/drawingml/2006/main" noChangeAspect="1"/>
             </wp:cNvGraphicFramePr>
@@ -1885,7 +1757,7 @@
               <a:graphicData uri="http://schemas.openxmlformats.org/drawingml/2006/picture">
                 <pic:pic xmlns:pic="http://schemas.openxmlformats.org/drawingml/2006/picture">
                   <pic:nvPicPr>
-                    <pic:cNvPr id="4" name="Image6" descr="" title=""/>
+                    <pic:cNvPr id="4" name="Image6"/>
                     <pic:cNvPicPr>
                       <a:picLocks noChangeAspect="1" noChangeArrowheads="1"/>
                     </pic:cNvPicPr>
@@ -1904,25 +1776,60 @@
                     <a:prstGeom prst="rect">
                       <a:avLst/>
                     </a:prstGeom>
+                    <a:noFill/>
                   </pic:spPr>
                 </pic:pic>
               </a:graphicData>
             </a:graphic>
           </wp:anchor>
         </w:drawing>
+      </w:r>
+    </w:p>
+    <w:p>
+      <w:pPr>
+        <w:pStyle w:val="Normal"/>
+        <w:bidi w:val="0"/>
+        <w:spacing w:lineRule="auto" w:line="240"/>
+        <w:ind w:firstLine="567"/>
+        <w:jc w:val="start"/>
+        <w:rPr>
+          <w:szCs w:val="28"/>
+        </w:rPr>
+      </w:pPr>
+      <w:r>
+        <w:rPr>
+          <w:szCs w:val="28"/>
+        </w:rPr>
+      </w:r>
+    </w:p>
+    <w:p>
+      <w:pPr>
+        <w:pStyle w:val="Normal"/>
+        <w:bidi w:val="0"/>
+        <w:spacing w:lineRule="auto" w:line="240"/>
+        <w:ind w:firstLine="567"/>
+        <w:jc w:val="start"/>
+        <w:rPr>
+          <w:szCs w:val="28"/>
+        </w:rPr>
+      </w:pPr>
+      <w:r>
+        <w:rPr>
+          <w:szCs w:val="28"/>
+        </w:rPr>
         <w:drawing>
-          <wp:anchor behindDoc="0" distT="0" distB="0" distL="0" distR="0" simplePos="0" locked="0" layoutInCell="0" allowOverlap="1" relativeHeight="8">
+          <wp:anchor distT="0" distB="0" distL="0" distR="0" simplePos="0" relativeHeight="8" behindDoc="0" locked="0" layoutInCell="0" allowOverlap="1">
             <wp:simplePos x="0" y="0"/>
             <wp:positionH relativeFrom="column">
-              <wp:posOffset>2866390</wp:posOffset>
+              <wp:posOffset>2914015</wp:posOffset>
             </wp:positionH>
             <wp:positionV relativeFrom="paragraph">
-              <wp:posOffset>180975</wp:posOffset>
+              <wp:posOffset>99060</wp:posOffset>
             </wp:positionV>
             <wp:extent cx="3253105" cy="1797050"/>
             <wp:effectExtent l="0" t="0" r="0" b="0"/>
             <wp:wrapSquare wrapText="largest"/>
-            <wp:docPr id="5" name="Image7" descr="" title=""/>
+            <wp:docPr id="5" name="Image7"/>
             <wp:cNvGraphicFramePr>
               <a:graphicFrameLocks xmlns:a="http://schemas.openxmlformats.org/drawingml/2006/main" noChangeAspect="1"/>
             </wp:cNvGraphicFramePr>
@@ -1930,7 +1837,7 @@
               <a:graphicData uri="http://schemas.openxmlformats.org/drawingml/2006/picture">
                 <pic:pic xmlns:pic="http://schemas.openxmlformats.org/drawingml/2006/picture">
                   <pic:nvPicPr>
-                    <pic:cNvPr id="5" name="Image7" descr="" title=""/>
+                    <pic:cNvPr id="5" name="Image7"/>
                     <pic:cNvPicPr>
                       <a:picLocks noChangeAspect="1" noChangeArrowheads="1"/>
                     </pic:cNvPicPr>
@@ -1949,6 +1856,7 @@
                     <a:prstGeom prst="rect">
                       <a:avLst/>
                     </a:prstGeom>
+                    <a:noFill/>
                   </pic:spPr>
                 </pic:pic>
               </a:graphicData>
@@ -1970,24 +1878,38 @@
       </w:pPr>
       <w:r>
         <w:rPr>
-          <w:b w:val="false"/>
-          <w:bCs w:val="false"/>
-          <w:sz w:val="30"/>
-          <w:szCs w:val="30"/>
+          <w:szCs w:val="28"/>
+        </w:rPr>
+      </w:r>
+    </w:p>
+    <w:p>
+      <w:pPr>
+        <w:pStyle w:val="Normal"/>
+        <w:bidi w:val="0"/>
+        <w:spacing w:lineRule="auto" w:line="240"/>
+        <w:ind w:firstLine="567"/>
+        <w:jc w:val="start"/>
+        <w:rPr>
+          <w:szCs w:val="28"/>
+        </w:rPr>
+      </w:pPr>
+      <w:r>
+        <w:rPr>
+          <w:szCs w:val="28"/>
         </w:rPr>
         <w:drawing>
-          <wp:anchor behindDoc="0" distT="0" distB="0" distL="0" distR="0" simplePos="0" locked="0" layoutInCell="0" allowOverlap="1" relativeHeight="9">
+          <wp:anchor distT="0" distB="0" distL="0" distR="0" simplePos="0" relativeHeight="9" behindDoc="0" locked="0" layoutInCell="0" allowOverlap="1">
             <wp:simplePos x="0" y="0"/>
             <wp:positionH relativeFrom="column">
-              <wp:posOffset>19685</wp:posOffset>
+              <wp:posOffset>-128905</wp:posOffset>
             </wp:positionH>
             <wp:positionV relativeFrom="paragraph">
-              <wp:posOffset>66675</wp:posOffset>
+              <wp:posOffset>1171575</wp:posOffset>
             </wp:positionV>
             <wp:extent cx="2847340" cy="1923415"/>
             <wp:effectExtent l="0" t="0" r="0" b="0"/>
             <wp:wrapSquare wrapText="largest"/>
-            <wp:docPr id="6" name="Image8" descr="" title=""/>
+            <wp:docPr id="6" name="Image8"/>
             <wp:cNvGraphicFramePr>
               <a:graphicFrameLocks xmlns:a="http://schemas.openxmlformats.org/drawingml/2006/main" noChangeAspect="1"/>
             </wp:cNvGraphicFramePr>
@@ -1995,7 +1917,7 @@
               <a:graphicData uri="http://schemas.openxmlformats.org/drawingml/2006/picture">
                 <pic:pic xmlns:pic="http://schemas.openxmlformats.org/drawingml/2006/picture">
                   <pic:nvPicPr>
-                    <pic:cNvPr id="6" name="Image8" descr="" title=""/>
+                    <pic:cNvPr id="6" name="Image8"/>
                     <pic:cNvPicPr>
                       <a:picLocks noChangeAspect="1" noChangeArrowheads="1"/>
                     </pic:cNvPicPr>
@@ -2014,6 +1936,7 @@
                     <a:prstGeom prst="rect">
                       <a:avLst/>
                     </a:prstGeom>
+                    <a:noFill/>
                   </pic:spPr>
                 </pic:pic>
               </a:graphicData>
@@ -2035,6 +1958,142 @@
       </w:pPr>
       <w:r>
         <w:rPr>
+          <w:szCs w:val="28"/>
+        </w:rPr>
+      </w:r>
+    </w:p>
+    <w:p>
+      <w:pPr>
+        <w:pStyle w:val="Normal"/>
+        <w:bidi w:val="0"/>
+        <w:spacing w:lineRule="auto" w:line="240"/>
+        <w:ind w:firstLine="567"/>
+        <w:jc w:val="start"/>
+        <w:rPr>
+          <w:szCs w:val="28"/>
+        </w:rPr>
+      </w:pPr>
+      <w:r>
+        <w:rPr>
+          <w:szCs w:val="28"/>
+        </w:rPr>
+      </w:r>
+    </w:p>
+    <w:p>
+      <w:pPr>
+        <w:pStyle w:val="Normal"/>
+        <w:bidi w:val="0"/>
+        <w:spacing w:lineRule="auto" w:line="240"/>
+        <w:ind w:firstLine="567"/>
+        <w:jc w:val="start"/>
+        <w:rPr>
+          <w:szCs w:val="28"/>
+        </w:rPr>
+      </w:pPr>
+      <w:r>
+        <w:rPr>
+          <w:szCs w:val="28"/>
+        </w:rPr>
+      </w:r>
+    </w:p>
+    <w:p>
+      <w:pPr>
+        <w:pStyle w:val="Normal"/>
+        <w:bidi w:val="0"/>
+        <w:spacing w:lineRule="auto" w:line="240"/>
+        <w:ind w:firstLine="567"/>
+        <w:jc w:val="start"/>
+        <w:rPr>
+          <w:szCs w:val="28"/>
+        </w:rPr>
+      </w:pPr>
+      <w:r>
+        <w:rPr>
+          <w:szCs w:val="28"/>
+        </w:rPr>
+      </w:r>
+    </w:p>
+    <w:p>
+      <w:pPr>
+        <w:pStyle w:val="Normal"/>
+        <w:bidi w:val="0"/>
+        <w:spacing w:lineRule="auto" w:line="240"/>
+        <w:ind w:firstLine="567"/>
+        <w:jc w:val="start"/>
+        <w:rPr>
+          <w:szCs w:val="28"/>
+        </w:rPr>
+      </w:pPr>
+      <w:r>
+        <w:rPr>
+          <w:szCs w:val="28"/>
+        </w:rPr>
+      </w:r>
+    </w:p>
+    <w:p>
+      <w:pPr>
+        <w:pStyle w:val="Normal"/>
+        <w:bidi w:val="0"/>
+        <w:spacing w:lineRule="auto" w:line="240"/>
+        <w:ind w:firstLine="567"/>
+        <w:jc w:val="start"/>
+        <w:rPr>
+          <w:szCs w:val="28"/>
+        </w:rPr>
+      </w:pPr>
+      <w:r>
+        <w:rPr>
+          <w:szCs w:val="28"/>
+        </w:rPr>
+      </w:r>
+    </w:p>
+    <w:p>
+      <w:pPr>
+        <w:pStyle w:val="Normal"/>
+        <w:bidi w:val="0"/>
+        <w:spacing w:lineRule="auto" w:line="240"/>
+        <w:ind w:firstLine="567"/>
+        <w:jc w:val="start"/>
+        <w:rPr>
+          <w:szCs w:val="28"/>
+        </w:rPr>
+      </w:pPr>
+      <w:r>
+        <w:rPr>
+          <w:szCs w:val="28"/>
+        </w:rPr>
+      </w:r>
+    </w:p>
+    <w:p>
+      <w:pPr>
+        <w:pStyle w:val="Normal"/>
+        <w:bidi w:val="0"/>
+        <w:spacing w:lineRule="auto" w:line="240"/>
+        <w:ind w:firstLine="567"/>
+        <w:jc w:val="start"/>
+        <w:rPr>
+          <w:szCs w:val="28"/>
+        </w:rPr>
+      </w:pPr>
+      <w:r>
+        <w:rPr>
+          <w:szCs w:val="28"/>
+        </w:rPr>
+      </w:r>
+    </w:p>
+    <w:p>
+      <w:pPr>
+        <w:pStyle w:val="Normal"/>
+        <w:bidi w:val="0"/>
+        <w:spacing w:lineRule="auto" w:line="240"/>
+        <w:ind w:firstLine="567"/>
+        <w:jc w:val="start"/>
+        <w:rPr>
+          <w:szCs w:val="28"/>
+        </w:rPr>
+      </w:pPr>
+      <w:r>
+        <w:rPr>
           <w:b w:val="false"/>
           <w:bCs w:val="false"/>
           <w:sz w:val="30"/>
@@ -2160,6 +2219,7 @@
           <w:sz w:val="30"/>
           <w:szCs w:val="30"/>
         </w:rPr>
+        <w:t>#Задача 3.3</w:t>
       </w:r>
     </w:p>
     <w:p>
@@ -2180,6 +2240,7 @@
           <w:sz w:val="30"/>
           <w:szCs w:val="30"/>
         </w:rPr>
+        <w:t>def vc_ch(name):</w:t>
       </w:r>
     </w:p>
     <w:p>
@@ -2200,20 +2261,8 @@
           <w:sz w:val="30"/>
           <w:szCs w:val="30"/>
         </w:rPr>
-        <w:t>#Задача 3.3</w:t>
-      </w:r>
-    </w:p>
-    <w:p>
-      <w:pPr>
-        <w:pStyle w:val="Normal"/>
-        <w:bidi w:val="0"/>
-        <w:spacing w:lineRule="auto" w:line="240"/>
-        <w:ind w:firstLine="567"/>
-        <w:jc w:val="start"/>
-        <w:rPr>
-          <w:szCs w:val="28"/>
-        </w:rPr>
-      </w:pPr>
+        <w:t xml:space="preserve">    </w:t>
+      </w:r>
       <w:r>
         <w:rPr>
           <w:b w:val="false"/>
@@ -2221,7 +2270,7 @@
           <w:sz w:val="30"/>
           <w:szCs w:val="30"/>
         </w:rPr>
-        <w:t>def vc_ch(name):</w:t>
+        <w:t>#ф-ция для ввода целого числа с проверкой</w:t>
       </w:r>
     </w:p>
     <w:p>
@@ -2251,7 +2300,7 @@
           <w:sz w:val="30"/>
           <w:szCs w:val="30"/>
         </w:rPr>
-        <w:t>#ф-ция для ввода целого числа с проверкой</w:t>
+        <w:t>while True:</w:t>
       </w:r>
     </w:p>
     <w:p>
@@ -2272,7 +2321,7 @@
           <w:sz w:val="30"/>
           <w:szCs w:val="30"/>
         </w:rPr>
-        <w:t xml:space="preserve">    </w:t>
+        <w:t xml:space="preserve">        </w:t>
       </w:r>
       <w:r>
         <w:rPr>
@@ -2281,7 +2330,7 @@
           <w:sz w:val="30"/>
           <w:szCs w:val="30"/>
         </w:rPr>
-        <w:t>while True:</w:t>
+        <w:t>n=input(f'{name}')</w:t>
       </w:r>
     </w:p>
     <w:p>
@@ -2311,7 +2360,7 @@
           <w:sz w:val="30"/>
           <w:szCs w:val="30"/>
         </w:rPr>
-        <w:t>n=input(f'{name}')</w:t>
+        <w:t>try:</w:t>
       </w:r>
     </w:p>
     <w:p>
@@ -2332,7 +2381,7 @@
           <w:sz w:val="30"/>
           <w:szCs w:val="30"/>
         </w:rPr>
-        <w:t xml:space="preserve">        </w:t>
+        <w:t xml:space="preserve">            </w:t>
       </w:r>
       <w:r>
         <w:rPr>
@@ -2341,7 +2390,7 @@
           <w:sz w:val="30"/>
           <w:szCs w:val="30"/>
         </w:rPr>
-        <w:t>try:</w:t>
+        <w:t>nn=int(n)</w:t>
       </w:r>
     </w:p>
     <w:p>
@@ -2371,7 +2420,7 @@
           <w:sz w:val="30"/>
           <w:szCs w:val="30"/>
         </w:rPr>
-        <w:t>nn=int(n)</w:t>
+        <w:t>return nn</w:t>
       </w:r>
     </w:p>
     <w:p>
@@ -2392,7 +2441,7 @@
           <w:sz w:val="30"/>
           <w:szCs w:val="30"/>
         </w:rPr>
-        <w:t xml:space="preserve">            </w:t>
+        <w:t xml:space="preserve">        </w:t>
       </w:r>
       <w:r>
         <w:rPr>
@@ -2401,7 +2450,7 @@
           <w:sz w:val="30"/>
           <w:szCs w:val="30"/>
         </w:rPr>
-        <w:t>return nn</w:t>
+        <w:t>except:</w:t>
       </w:r>
     </w:p>
     <w:p>
@@ -2422,7 +2471,7 @@
           <w:sz w:val="30"/>
           <w:szCs w:val="30"/>
         </w:rPr>
-        <w:t xml:space="preserve">        </w:t>
+        <w:t xml:space="preserve">            </w:t>
       </w:r>
       <w:r>
         <w:rPr>
@@ -2431,7 +2480,7 @@
           <w:sz w:val="30"/>
           <w:szCs w:val="30"/>
         </w:rPr>
-        <w:t>except:</w:t>
+        <w:t>print("Ошибка. Введите целое число")</w:t>
       </w:r>
     </w:p>
     <w:p>
@@ -2452,8 +2501,20 @@
           <w:sz w:val="30"/>
           <w:szCs w:val="30"/>
         </w:rPr>
-        <w:t xml:space="preserve">            </w:t>
-      </w:r>
+        <w:t>def pop_v_gr(n,a1,a2):</w:t>
+      </w:r>
+    </w:p>
+    <w:p>
+      <w:pPr>
+        <w:pStyle w:val="Normal"/>
+        <w:bidi w:val="0"/>
+        <w:spacing w:lineRule="auto" w:line="240"/>
+        <w:ind w:firstLine="567"/>
+        <w:jc w:val="start"/>
+        <w:rPr>
+          <w:szCs w:val="28"/>
+        </w:rPr>
+      </w:pPr>
       <w:r>
         <w:rPr>
           <w:b w:val="false"/>
@@ -2461,20 +2522,8 @@
           <w:sz w:val="30"/>
           <w:szCs w:val="30"/>
         </w:rPr>
-        <w:t>print("Ошибка. Введите целое число")</w:t>
-      </w:r>
-    </w:p>
-    <w:p>
-      <w:pPr>
-        <w:pStyle w:val="Normal"/>
-        <w:bidi w:val="0"/>
-        <w:spacing w:lineRule="auto" w:line="240"/>
-        <w:ind w:firstLine="567"/>
-        <w:jc w:val="start"/>
-        <w:rPr>
-          <w:szCs w:val="28"/>
-        </w:rPr>
-      </w:pPr>
+        <w:t xml:space="preserve">    </w:t>
+      </w:r>
       <w:r>
         <w:rPr>
           <w:b w:val="false"/>
@@ -2482,7 +2531,7 @@
           <w:sz w:val="30"/>
           <w:szCs w:val="30"/>
         </w:rPr>
-        <w:t>def pop_v_gr(n,a1,a2):</w:t>
+        <w:t>#ф-ция проверки попадания числа в промежуток</w:t>
       </w:r>
     </w:p>
     <w:p>
@@ -2512,7 +2561,7 @@
           <w:sz w:val="30"/>
           <w:szCs w:val="30"/>
         </w:rPr>
-        <w:t>#ф-ция проверки попадания числа в промежуток</w:t>
+        <w:t>return (a1&lt;=n&lt;=a2)</w:t>
       </w:r>
     </w:p>
     <w:p>
@@ -2533,8 +2582,20 @@
           <w:sz w:val="30"/>
           <w:szCs w:val="30"/>
         </w:rPr>
-        <w:t xml:space="preserve">    </w:t>
-      </w:r>
+        <w:t>def vv_gr():</w:t>
+      </w:r>
+    </w:p>
+    <w:p>
+      <w:pPr>
+        <w:pStyle w:val="Normal"/>
+        <w:bidi w:val="0"/>
+        <w:spacing w:lineRule="auto" w:line="240"/>
+        <w:ind w:firstLine="567"/>
+        <w:jc w:val="start"/>
+        <w:rPr>
+          <w:szCs w:val="28"/>
+        </w:rPr>
+      </w:pPr>
       <w:r>
         <w:rPr>
           <w:b w:val="false"/>
@@ -2542,20 +2603,8 @@
           <w:sz w:val="30"/>
           <w:szCs w:val="30"/>
         </w:rPr>
-        <w:t>return (a1&lt;=n&lt;=a2)</w:t>
-      </w:r>
-    </w:p>
-    <w:p>
-      <w:pPr>
-        <w:pStyle w:val="Normal"/>
-        <w:bidi w:val="0"/>
-        <w:spacing w:lineRule="auto" w:line="240"/>
-        <w:ind w:firstLine="567"/>
-        <w:jc w:val="start"/>
-        <w:rPr>
-          <w:szCs w:val="28"/>
-        </w:rPr>
-      </w:pPr>
+        <w:t xml:space="preserve">    </w:t>
+      </w:r>
       <w:r>
         <w:rPr>
           <w:b w:val="false"/>
@@ -2563,7 +2612,7 @@
           <w:sz w:val="30"/>
           <w:szCs w:val="30"/>
         </w:rPr>
-        <w:t>def vv_gr():</w:t>
+        <w:t>#ф-ция для ввода границ</w:t>
       </w:r>
     </w:p>
     <w:p>
@@ -2593,7 +2642,7 @@
           <w:sz w:val="30"/>
           <w:szCs w:val="30"/>
         </w:rPr>
-        <w:t>#ф-ция для ввода границ</w:t>
+        <w:t>a1=vc_ch("Введите начало диапазона: ")</w:t>
       </w:r>
     </w:p>
     <w:p>
@@ -2623,7 +2672,7 @@
           <w:sz w:val="30"/>
           <w:szCs w:val="30"/>
         </w:rPr>
-        <w:t>a1=vc_ch("Введите начало диапазона: ")</w:t>
+        <w:t>while True:</w:t>
       </w:r>
     </w:p>
     <w:p>
@@ -2644,7 +2693,7 @@
           <w:sz w:val="30"/>
           <w:szCs w:val="30"/>
         </w:rPr>
-        <w:t xml:space="preserve">    </w:t>
+        <w:t xml:space="preserve">        </w:t>
       </w:r>
       <w:r>
         <w:rPr>
@@ -2653,7 +2702,7 @@
           <w:sz w:val="30"/>
           <w:szCs w:val="30"/>
         </w:rPr>
-        <w:t>while True:</w:t>
+        <w:t>a2=vc_ch("Введите конец диапазона: ")</w:t>
       </w:r>
     </w:p>
     <w:p>
@@ -2683,7 +2732,7 @@
           <w:sz w:val="30"/>
           <w:szCs w:val="30"/>
         </w:rPr>
-        <w:t>a2=vc_ch("Введите конец диапазона: ")</w:t>
+        <w:t>if a2&gt;a1: return[a1,a2]</w:t>
       </w:r>
     </w:p>
     <w:p>
@@ -2713,7 +2762,7 @@
           <w:sz w:val="30"/>
           <w:szCs w:val="30"/>
         </w:rPr>
-        <w:t>if a2&gt;a1: return[a1,a2]</w:t>
+        <w:t>else: print("Ошибка. Конец диапазона должен быть больше начала")</w:t>
       </w:r>
     </w:p>
     <w:p>
@@ -2734,8 +2783,20 @@
           <w:sz w:val="30"/>
           <w:szCs w:val="30"/>
         </w:rPr>
-        <w:t xml:space="preserve">        </w:t>
-      </w:r>
+        <w:t>def res(n1,n2,n3,a1,a2,nn):</w:t>
+      </w:r>
+    </w:p>
+    <w:p>
+      <w:pPr>
+        <w:pStyle w:val="Normal"/>
+        <w:bidi w:val="0"/>
+        <w:spacing w:lineRule="auto" w:line="240"/>
+        <w:ind w:firstLine="567"/>
+        <w:jc w:val="start"/>
+        <w:rPr>
+          <w:szCs w:val="28"/>
+        </w:rPr>
+      </w:pPr>
       <w:r>
         <w:rPr>
           <w:b w:val="false"/>
@@ -2743,20 +2804,8 @@
           <w:sz w:val="30"/>
           <w:szCs w:val="30"/>
         </w:rPr>
-        <w:t>else: print("Ошибка. Конец диапазона должен быть больше начала")</w:t>
-      </w:r>
-    </w:p>
-    <w:p>
-      <w:pPr>
-        <w:pStyle w:val="Normal"/>
-        <w:bidi w:val="0"/>
-        <w:spacing w:lineRule="auto" w:line="240"/>
-        <w:ind w:firstLine="567"/>
-        <w:jc w:val="start"/>
-        <w:rPr>
-          <w:szCs w:val="28"/>
-        </w:rPr>
-      </w:pPr>
+        <w:t xml:space="preserve">    </w:t>
+      </w:r>
       <w:r>
         <w:rPr>
           <w:b w:val="false"/>
@@ -2764,7 +2813,7 @@
           <w:sz w:val="30"/>
           <w:szCs w:val="30"/>
         </w:rPr>
-        <w:t>def res(n1,n2,n3,a1,a2,nn):</w:t>
+        <w:t>print(f'Из чисел {n1},{n2},{n3}')</w:t>
       </w:r>
     </w:p>
     <w:p>
@@ -2794,7 +2843,7 @@
           <w:sz w:val="30"/>
           <w:szCs w:val="30"/>
         </w:rPr>
-        <w:t>print(f'Из чисел {n1},{n2},{n3}')</w:t>
+        <w:t>print(f'В диапазон [{a1},{a2}]')</w:t>
       </w:r>
     </w:p>
     <w:p>
@@ -2824,7 +2873,24 @@
           <w:sz w:val="30"/>
           <w:szCs w:val="30"/>
         </w:rPr>
-        <w:t>print(f'В диапазон [{a1},{a2}]')</w:t>
+        <w:t>print(f'Попадают следующие числа:{nn}')</w:t>
+      </w:r>
+    </w:p>
+    <w:p>
+      <w:pPr>
+        <w:pStyle w:val="Normal"/>
+        <w:bidi w:val="0"/>
+        <w:spacing w:lineRule="auto" w:line="240"/>
+        <w:ind w:firstLine="567"/>
+        <w:jc w:val="start"/>
+        <w:rPr>
+          <w:szCs w:val="28"/>
+        </w:rPr>
+      </w:pPr>
+      <w:r>
+        <w:rPr>
+          <w:szCs w:val="28"/>
+        </w:rPr>
       </w:r>
     </w:p>
     <w:p>
@@ -2845,8 +2911,20 @@
           <w:sz w:val="30"/>
           <w:szCs w:val="30"/>
         </w:rPr>
-        <w:t xml:space="preserve">    </w:t>
-      </w:r>
+        <w:t>n1=vc_ch("Введите первое число: ")</w:t>
+      </w:r>
+    </w:p>
+    <w:p>
+      <w:pPr>
+        <w:pStyle w:val="Normal"/>
+        <w:bidi w:val="0"/>
+        <w:spacing w:lineRule="auto" w:line="240"/>
+        <w:ind w:firstLine="567"/>
+        <w:jc w:val="start"/>
+        <w:rPr>
+          <w:szCs w:val="28"/>
+        </w:rPr>
+      </w:pPr>
       <w:r>
         <w:rPr>
           <w:b w:val="false"/>
@@ -2854,7 +2932,7 @@
           <w:sz w:val="30"/>
           <w:szCs w:val="30"/>
         </w:rPr>
-        <w:t>print(f'Попадают следующие числа:{nn}')</w:t>
+        <w:t>n2=vc_ch("Введите второе число: ")</w:t>
       </w:r>
     </w:p>
     <w:p>
@@ -2875,6 +2953,7 @@
           <w:sz w:val="30"/>
           <w:szCs w:val="30"/>
         </w:rPr>
+        <w:t>n3=vc_ch("Введите третье число: ")</w:t>
       </w:r>
     </w:p>
     <w:p>
@@ -2895,7 +2974,7 @@
           <w:sz w:val="30"/>
           <w:szCs w:val="30"/>
         </w:rPr>
-        <w:t>n1=vc_ch("Введите первое число: ")</w:t>
+        <w:t>a1,a2=vv_gr()</w:t>
       </w:r>
     </w:p>
     <w:p>
@@ -2916,7 +2995,7 @@
           <w:sz w:val="30"/>
           <w:szCs w:val="30"/>
         </w:rPr>
-        <w:t>n2=vc_ch("Введите второе число: ")</w:t>
+        <w:t>nn=[n for n in (n1,n2,n3) if pop_v_gr(n,a1,a2)]</w:t>
       </w:r>
     </w:p>
     <w:p>
@@ -2937,7 +3016,7 @@
           <w:sz w:val="30"/>
           <w:szCs w:val="30"/>
         </w:rPr>
-        <w:t>n3=vc_ch("Введите третье число: ")</w:t>
+        <w:t>nn=', '.join(map(str,nn))</w:t>
       </w:r>
     </w:p>
     <w:p>
@@ -2958,69 +3037,6 @@
           <w:sz w:val="30"/>
           <w:szCs w:val="30"/>
         </w:rPr>
-        <w:t>a1,a2=vv_gr()</w:t>
-      </w:r>
-    </w:p>
-    <w:p>
-      <w:pPr>
-        <w:pStyle w:val="Normal"/>
-        <w:bidi w:val="0"/>
-        <w:spacing w:lineRule="auto" w:line="240"/>
-        <w:ind w:firstLine="567"/>
-        <w:jc w:val="start"/>
-        <w:rPr>
-          <w:szCs w:val="28"/>
-        </w:rPr>
-      </w:pPr>
-      <w:r>
-        <w:rPr>
-          <w:b w:val="false"/>
-          <w:bCs w:val="false"/>
-          <w:sz w:val="30"/>
-          <w:szCs w:val="30"/>
-        </w:rPr>
-        <w:t>nn=[n for n in (n1,n2,n3) if pop_v_gr(n,a1,a2)]</w:t>
-      </w:r>
-    </w:p>
-    <w:p>
-      <w:pPr>
-        <w:pStyle w:val="Normal"/>
-        <w:bidi w:val="0"/>
-        <w:spacing w:lineRule="auto" w:line="240"/>
-        <w:ind w:firstLine="567"/>
-        <w:jc w:val="start"/>
-        <w:rPr>
-          <w:szCs w:val="28"/>
-        </w:rPr>
-      </w:pPr>
-      <w:r>
-        <w:rPr>
-          <w:b w:val="false"/>
-          <w:bCs w:val="false"/>
-          <w:sz w:val="30"/>
-          <w:szCs w:val="30"/>
-        </w:rPr>
-        <w:t>nn=', '.join(map(str,nn))</w:t>
-      </w:r>
-    </w:p>
-    <w:p>
-      <w:pPr>
-        <w:pStyle w:val="Normal"/>
-        <w:bidi w:val="0"/>
-        <w:spacing w:lineRule="auto" w:line="240"/>
-        <w:ind w:firstLine="567"/>
-        <w:jc w:val="start"/>
-        <w:rPr>
-          <w:szCs w:val="28"/>
-        </w:rPr>
-      </w:pPr>
-      <w:r>
-        <w:rPr>
-          <w:b w:val="false"/>
-          <w:bCs w:val="false"/>
-          <w:sz w:val="30"/>
-          <w:szCs w:val="30"/>
-        </w:rPr>
         <w:t>res(n1,n2,n3,a1,a2,nn)</w:t>
       </w:r>
     </w:p>
@@ -3037,30 +3053,24 @@
       </w:pPr>
       <w:r>
         <w:rPr>
-          <w:b w:val="false"/>
-          <w:bCs w:val="false"/>
-          <w:sz w:val="30"/>
-          <w:szCs w:val="30"/>
-        </w:rPr>
-      </w:r>
-    </w:p>
-    <w:p>
-      <w:pPr>
-        <w:pStyle w:val="Normal"/>
-        <w:bidi w:val="0"/>
-        <w:spacing w:lineRule="auto" w:line="240"/>
-        <w:ind w:firstLine="567"/>
-        <w:jc w:val="start"/>
-        <w:rPr>
-          <w:szCs w:val="28"/>
-        </w:rPr>
-      </w:pPr>
-      <w:r>
-        <w:rPr>
-          <w:b w:val="false"/>
-          <w:bCs w:val="false"/>
-          <w:sz w:val="30"/>
-          <w:szCs w:val="30"/>
+          <w:szCs w:val="28"/>
+        </w:rPr>
+      </w:r>
+    </w:p>
+    <w:p>
+      <w:pPr>
+        <w:pStyle w:val="Normal"/>
+        <w:bidi w:val="0"/>
+        <w:spacing w:lineRule="auto" w:line="240"/>
+        <w:ind w:firstLine="567"/>
+        <w:jc w:val="start"/>
+        <w:rPr>
+          <w:szCs w:val="28"/>
+        </w:rPr>
+      </w:pPr>
+      <w:r>
+        <w:rPr>
+          <w:szCs w:val="28"/>
         </w:rPr>
       </w:r>
     </w:p>
@@ -3107,10 +3117,7 @@
       </w:pPr>
       <w:r>
         <w:rPr>
-          <w:b w:val="false"/>
-          <w:bCs w:val="false"/>
-          <w:sz w:val="30"/>
-          <w:szCs w:val="30"/>
+          <w:szCs w:val="28"/>
         </w:rPr>
       </w:r>
     </w:p>
@@ -3218,7 +3225,7 @@
           <w:bottom w:w="0" w:type="dxa"/>
           <w:end w:w="108" w:type="dxa"/>
         </w:tblCellMar>
-        <w:tblLook w:val="0000" w:noHBand="0" w:noVBand="0" w:firstColumn="0" w:lastRow="0" w:lastColumn="0" w:firstRow="0"/>
+        <w:tblLook w:noHBand="0" w:noVBand="0" w:firstColumn="0" w:lastRow="0" w:lastColumn="0" w:firstRow="0" w:val="0000"/>
       </w:tblPr>
       <w:tblGrid>
         <w:gridCol w:w="9060"/>
@@ -3241,7 +3248,7 @@
               <w:widowControl w:val="false"/>
               <w:bidi w:val="0"/>
               <w:spacing w:lineRule="auto" w:line="240" w:before="0" w:after="0"/>
-              <w:ind w:start="0" w:firstLine="567"/>
+              <w:ind w:firstLine="567" w:start="0"/>
               <w:contextualSpacing/>
               <w:jc w:val="start"/>
               <w:rPr>
@@ -3300,7 +3307,7 @@
               <w:widowControl w:val="false"/>
               <w:bidi w:val="0"/>
               <w:spacing w:lineRule="auto" w:line="240" w:before="0" w:after="0"/>
-              <w:ind w:start="0" w:firstLine="567"/>
+              <w:ind w:firstLine="567" w:start="0"/>
               <w:contextualSpacing/>
               <w:jc w:val="start"/>
               <w:rPr>
@@ -3331,28 +3338,27 @@
       </w:pPr>
       <w:r>
         <w:rPr>
-          <w:b w:val="false"/>
-          <w:bCs w:val="false"/>
-          <w:sz w:val="30"/>
-          <w:szCs w:val="30"/>
-        </w:rPr>
-      </w:r>
-    </w:p>
-    <w:p>
-      <w:pPr>
-        <w:pStyle w:val="Normal"/>
-        <w:bidi w:val="0"/>
-        <w:spacing w:lineRule="auto" w:line="240"/>
-        <w:ind w:firstLine="567"/>
-        <w:jc w:val="start"/>
-        <w:rPr>
-          <w:szCs w:val="28"/>
-        </w:rPr>
-      </w:pPr>
-      <w:r>
-        <w:rPr/>
+          <w:szCs w:val="28"/>
+        </w:rPr>
+      </w:r>
+    </w:p>
+    <w:p>
+      <w:pPr>
+        <w:pStyle w:val="Normal"/>
+        <w:bidi w:val="0"/>
+        <w:spacing w:lineRule="auto" w:line="240"/>
+        <w:ind w:firstLine="567"/>
+        <w:jc w:val="start"/>
+        <w:rPr>
+          <w:szCs w:val="28"/>
+        </w:rPr>
+      </w:pPr>
+      <w:r>
+        <w:rPr>
+          <w:szCs w:val="28"/>
+        </w:rPr>
         <w:drawing>
-          <wp:anchor behindDoc="0" distT="0" distB="0" distL="0" distR="0" simplePos="0" locked="0" layoutInCell="0" allowOverlap="1" relativeHeight="3">
+          <wp:anchor distT="0" distB="0" distL="0" distR="0" simplePos="0" relativeHeight="3" behindDoc="0" locked="0" layoutInCell="0" allowOverlap="1">
             <wp:simplePos x="0" y="0"/>
             <wp:positionH relativeFrom="column">
               <wp:posOffset>344805</wp:posOffset>
@@ -3363,7 +3369,7 @@
             <wp:extent cx="2698115" cy="1842770"/>
             <wp:effectExtent l="0" t="0" r="0" b="0"/>
             <wp:wrapSquare wrapText="largest"/>
-            <wp:docPr id="7" name="Image2" descr="" title=""/>
+            <wp:docPr id="7" name="Image2"/>
             <wp:cNvGraphicFramePr>
               <a:graphicFrameLocks xmlns:a="http://schemas.openxmlformats.org/drawingml/2006/main" noChangeAspect="1"/>
             </wp:cNvGraphicFramePr>
@@ -3371,7 +3377,7 @@
               <a:graphicData uri="http://schemas.openxmlformats.org/drawingml/2006/picture">
                 <pic:pic xmlns:pic="http://schemas.openxmlformats.org/drawingml/2006/picture">
                   <pic:nvPicPr>
-                    <pic:cNvPr id="7" name="Image2" descr="" title=""/>
+                    <pic:cNvPr id="7" name="Image2"/>
                     <pic:cNvPicPr>
                       <a:picLocks noChangeAspect="1" noChangeArrowheads="1"/>
                     </pic:cNvPicPr>
@@ -3390,6 +3396,7 @@
                     <a:prstGeom prst="rect">
                       <a:avLst/>
                     </a:prstGeom>
+                    <a:noFill/>
                   </pic:spPr>
                 </pic:pic>
               </a:graphicData>
@@ -3410,67 +3417,77 @@
         </w:rPr>
       </w:pPr>
       <w:r>
-        <w:rPr/>
-      </w:r>
-    </w:p>
-    <w:p>
-      <w:pPr>
-        <w:pStyle w:val="Normal"/>
-        <w:bidi w:val="0"/>
-        <w:spacing w:lineRule="auto" w:line="240"/>
-        <w:ind w:firstLine="567"/>
-        <w:jc w:val="start"/>
-        <w:rPr>
-          <w:szCs w:val="28"/>
-        </w:rPr>
-      </w:pPr>
-      <w:r>
-        <w:rPr/>
-      </w:r>
-    </w:p>
-    <w:p>
-      <w:pPr>
-        <w:pStyle w:val="Normal"/>
-        <w:bidi w:val="0"/>
-        <w:spacing w:lineRule="auto" w:line="240"/>
-        <w:ind w:firstLine="567"/>
-        <w:jc w:val="start"/>
-        <w:rPr>
-          <w:szCs w:val="28"/>
-        </w:rPr>
-      </w:pPr>
-      <w:r>
-        <w:rPr/>
-      </w:r>
-    </w:p>
-    <w:p>
-      <w:pPr>
-        <w:pStyle w:val="Normal"/>
-        <w:bidi w:val="0"/>
-        <w:spacing w:lineRule="auto" w:line="240"/>
-        <w:ind w:firstLine="567"/>
-        <w:jc w:val="start"/>
-        <w:rPr>
-          <w:szCs w:val="28"/>
-        </w:rPr>
-      </w:pPr>
-      <w:r>
-        <w:rPr/>
-      </w:r>
-    </w:p>
-    <w:p>
-      <w:pPr>
-        <w:pStyle w:val="Normal"/>
-        <w:bidi w:val="0"/>
-        <w:spacing w:lineRule="auto" w:line="240"/>
-        <w:ind w:firstLine="567"/>
-        <w:jc w:val="start"/>
-        <w:rPr>
-          <w:szCs w:val="28"/>
-        </w:rPr>
-      </w:pPr>
-      <w:r>
-        <w:rPr/>
+        <w:rPr>
+          <w:szCs w:val="28"/>
+        </w:rPr>
+      </w:r>
+    </w:p>
+    <w:p>
+      <w:pPr>
+        <w:pStyle w:val="Normal"/>
+        <w:bidi w:val="0"/>
+        <w:spacing w:lineRule="auto" w:line="240"/>
+        <w:ind w:firstLine="567"/>
+        <w:jc w:val="start"/>
+        <w:rPr>
+          <w:szCs w:val="28"/>
+        </w:rPr>
+      </w:pPr>
+      <w:r>
+        <w:rPr>
+          <w:szCs w:val="28"/>
+        </w:rPr>
+      </w:r>
+    </w:p>
+    <w:p>
+      <w:pPr>
+        <w:pStyle w:val="Normal"/>
+        <w:bidi w:val="0"/>
+        <w:spacing w:lineRule="auto" w:line="240"/>
+        <w:ind w:firstLine="567"/>
+        <w:jc w:val="start"/>
+        <w:rPr>
+          <w:szCs w:val="28"/>
+        </w:rPr>
+      </w:pPr>
+      <w:r>
+        <w:rPr>
+          <w:szCs w:val="28"/>
+        </w:rPr>
+      </w:r>
+    </w:p>
+    <w:p>
+      <w:pPr>
+        <w:pStyle w:val="Normal"/>
+        <w:bidi w:val="0"/>
+        <w:spacing w:lineRule="auto" w:line="240"/>
+        <w:ind w:firstLine="567"/>
+        <w:jc w:val="start"/>
+        <w:rPr>
+          <w:szCs w:val="28"/>
+        </w:rPr>
+      </w:pPr>
+      <w:r>
+        <w:rPr>
+          <w:szCs w:val="28"/>
+        </w:rPr>
+      </w:r>
+    </w:p>
+    <w:p>
+      <w:pPr>
+        <w:pStyle w:val="Normal"/>
+        <w:bidi w:val="0"/>
+        <w:spacing w:lineRule="auto" w:line="240"/>
+        <w:ind w:firstLine="567"/>
+        <w:jc w:val="start"/>
+        <w:rPr>
+          <w:szCs w:val="28"/>
+        </w:rPr>
+      </w:pPr>
+      <w:r>
+        <w:rPr>
+          <w:szCs w:val="28"/>
+        </w:rPr>
       </w:r>
     </w:p>
     <w:p>
@@ -3530,10 +3547,10 @@
       </w:tblPr>
       <w:tblGrid>
         <w:gridCol w:w="917"/>
-        <w:gridCol w:w="1183"/>
+        <w:gridCol w:w="1182"/>
         <w:gridCol w:w="1875"/>
         <w:gridCol w:w="780"/>
-        <w:gridCol w:w="1485"/>
+        <w:gridCol w:w="1486"/>
       </w:tblGrid>
       <w:tr>
         <w:trPr/>
@@ -3564,7 +3581,7 @@
         </w:tc>
         <w:tc>
           <w:tcPr>
-            <w:tcW w:w="1183" w:type="dxa"/>
+            <w:tcW w:w="1182" w:type="dxa"/>
             <w:tcBorders/>
             <w:vAlign w:val="center"/>
           </w:tcPr>
@@ -3627,7 +3644,7 @@
         </w:tc>
         <w:tc>
           <w:tcPr>
-            <w:tcW w:w="1485" w:type="dxa"/>
+            <w:tcW w:w="1486" w:type="dxa"/>
             <w:tcBorders/>
             <w:vAlign w:val="center"/>
           </w:tcPr>
@@ -3670,7 +3687,7 @@
         </w:tc>
         <w:tc>
           <w:tcPr>
-            <w:tcW w:w="1183" w:type="dxa"/>
+            <w:tcW w:w="1182" w:type="dxa"/>
             <w:tcBorders/>
             <w:vAlign w:val="center"/>
           </w:tcPr>
@@ -3727,7 +3744,7 @@
         </w:tc>
         <w:tc>
           <w:tcPr>
-            <w:tcW w:w="1485" w:type="dxa"/>
+            <w:tcW w:w="1486" w:type="dxa"/>
             <w:tcBorders/>
             <w:vAlign w:val="center"/>
           </w:tcPr>
@@ -3768,7 +3785,7 @@
         </w:tc>
         <w:tc>
           <w:tcPr>
-            <w:tcW w:w="1183" w:type="dxa"/>
+            <w:tcW w:w="1182" w:type="dxa"/>
             <w:tcBorders/>
             <w:vAlign w:val="center"/>
           </w:tcPr>
@@ -3825,7 +3842,7 @@
         </w:tc>
         <w:tc>
           <w:tcPr>
-            <w:tcW w:w="1485" w:type="dxa"/>
+            <w:tcW w:w="1486" w:type="dxa"/>
             <w:tcBorders/>
             <w:vAlign w:val="center"/>
           </w:tcPr>
@@ -3866,7 +3883,7 @@
         </w:tc>
         <w:tc>
           <w:tcPr>
-            <w:tcW w:w="1183" w:type="dxa"/>
+            <w:tcW w:w="1182" w:type="dxa"/>
             <w:tcBorders/>
             <w:vAlign w:val="center"/>
           </w:tcPr>
@@ -3923,7 +3940,7 @@
         </w:tc>
         <w:tc>
           <w:tcPr>
-            <w:tcW w:w="1485" w:type="dxa"/>
+            <w:tcW w:w="1486" w:type="dxa"/>
             <w:tcBorders/>
             <w:vAlign w:val="center"/>
           </w:tcPr>
@@ -3964,7 +3981,7 @@
         </w:tc>
         <w:tc>
           <w:tcPr>
-            <w:tcW w:w="1183" w:type="dxa"/>
+            <w:tcW w:w="1182" w:type="dxa"/>
             <w:tcBorders/>
             <w:vAlign w:val="center"/>
           </w:tcPr>
@@ -4021,7 +4038,7 @@
         </w:tc>
         <w:tc>
           <w:tcPr>
-            <w:tcW w:w="1485" w:type="dxa"/>
+            <w:tcW w:w="1486" w:type="dxa"/>
             <w:tcBorders/>
             <w:vAlign w:val="center"/>
           </w:tcPr>
@@ -4052,35 +4069,90 @@
         </w:rPr>
       </w:pPr>
       <w:r>
-        <w:rPr/>
-      </w:r>
-    </w:p>
-    <w:p>
-      <w:pPr>
-        <w:pStyle w:val="Normal"/>
-        <w:bidi w:val="0"/>
-        <w:spacing w:lineRule="auto" w:line="240"/>
-        <w:ind w:firstLine="567"/>
-        <w:jc w:val="start"/>
-        <w:rPr>
-          <w:szCs w:val="28"/>
-        </w:rPr>
-      </w:pPr>
-      <w:r>
-        <w:rPr/>
+        <w:rPr>
+          <w:szCs w:val="28"/>
+        </w:rPr>
+      </w:r>
+    </w:p>
+    <w:p>
+      <w:pPr>
+        <w:pStyle w:val="Normal"/>
+        <w:bidi w:val="0"/>
+        <w:spacing w:lineRule="auto" w:line="240"/>
+        <w:ind w:firstLine="567"/>
+        <w:jc w:val="start"/>
+        <w:rPr>
+          <w:szCs w:val="28"/>
+        </w:rPr>
+      </w:pPr>
+      <w:r>
+        <w:rPr>
+          <w:szCs w:val="28"/>
+        </w:rPr>
+      </w:r>
+    </w:p>
+    <w:p>
+      <w:pPr>
+        <w:pStyle w:val="Normal"/>
+        <w:bidi w:val="0"/>
+        <w:spacing w:lineRule="auto" w:line="240"/>
+        <w:ind w:firstLine="567"/>
+        <w:jc w:val="start"/>
+        <w:rPr>
+          <w:szCs w:val="28"/>
+        </w:rPr>
+      </w:pPr>
+      <w:r>
+        <w:rPr>
+          <w:szCs w:val="28"/>
+        </w:rPr>
+      </w:r>
+    </w:p>
+    <w:p>
+      <w:pPr>
+        <w:pStyle w:val="Normal"/>
+        <w:bidi w:val="0"/>
+        <w:spacing w:lineRule="auto" w:line="240"/>
+        <w:ind w:firstLine="567"/>
+        <w:jc w:val="start"/>
+        <w:rPr>
+          <w:szCs w:val="28"/>
+        </w:rPr>
+      </w:pPr>
+      <w:r>
+        <w:rPr>
+          <w:szCs w:val="28"/>
+        </w:rPr>
+      </w:r>
+    </w:p>
+    <w:p>
+      <w:pPr>
+        <w:pStyle w:val="Normal"/>
+        <w:bidi w:val="0"/>
+        <w:spacing w:lineRule="auto" w:line="240"/>
+        <w:ind w:firstLine="567"/>
+        <w:jc w:val="start"/>
+        <w:rPr>
+          <w:szCs w:val="28"/>
+        </w:rPr>
+      </w:pPr>
+      <w:r>
+        <w:rPr>
+          <w:szCs w:val="28"/>
+        </w:rPr>
         <w:drawing>
-          <wp:anchor behindDoc="0" distT="0" distB="0" distL="0" distR="0" simplePos="0" locked="0" layoutInCell="0" allowOverlap="1" relativeHeight="10">
+          <wp:anchor distT="0" distB="0" distL="0" distR="0" simplePos="0" relativeHeight="10" behindDoc="0" locked="0" layoutInCell="0" allowOverlap="1">
             <wp:simplePos x="0" y="0"/>
             <wp:positionH relativeFrom="column">
-              <wp:posOffset>75565</wp:posOffset>
+              <wp:posOffset>332740</wp:posOffset>
             </wp:positionH>
             <wp:positionV relativeFrom="paragraph">
-              <wp:posOffset>635</wp:posOffset>
+              <wp:posOffset>-48895</wp:posOffset>
             </wp:positionV>
             <wp:extent cx="4961890" cy="952500"/>
             <wp:effectExtent l="0" t="0" r="0" b="0"/>
             <wp:wrapSquare wrapText="largest"/>
-            <wp:docPr id="8" name="Image9" descr="" title=""/>
+            <wp:docPr id="8" name="Image9"/>
             <wp:cNvGraphicFramePr>
               <a:graphicFrameLocks xmlns:a="http://schemas.openxmlformats.org/drawingml/2006/main" noChangeAspect="1"/>
             </wp:cNvGraphicFramePr>
@@ -4088,7 +4160,7 @@
               <a:graphicData uri="http://schemas.openxmlformats.org/drawingml/2006/picture">
                 <pic:pic xmlns:pic="http://schemas.openxmlformats.org/drawingml/2006/picture">
                   <pic:nvPicPr>
-                    <pic:cNvPr id="8" name="Image9" descr="" title=""/>
+                    <pic:cNvPr id="8" name="Image9"/>
                     <pic:cNvPicPr>
                       <a:picLocks noChangeAspect="1" noChangeArrowheads="1"/>
                     </pic:cNvPicPr>
@@ -4107,6 +4179,7 @@
                     <a:prstGeom prst="rect">
                       <a:avLst/>
                     </a:prstGeom>
+                    <a:noFill/>
                   </pic:spPr>
                 </pic:pic>
               </a:graphicData>
@@ -4127,65 +4200,124 @@
         </w:rPr>
       </w:pPr>
       <w:r>
-        <w:rPr/>
-      </w:r>
-    </w:p>
-    <w:p>
-      <w:pPr>
-        <w:pStyle w:val="Normal"/>
-        <w:bidi w:val="0"/>
-        <w:spacing w:lineRule="auto" w:line="240"/>
-        <w:ind w:firstLine="567"/>
-        <w:jc w:val="start"/>
-        <w:rPr>
-          <w:szCs w:val="28"/>
-        </w:rPr>
-      </w:pPr>
-      <w:r>
-        <w:rPr/>
-      </w:r>
-    </w:p>
-    <w:p>
-      <w:pPr>
-        <w:pStyle w:val="Normal"/>
-        <w:bidi w:val="0"/>
-        <w:spacing w:lineRule="auto" w:line="240"/>
-        <w:ind w:firstLine="567"/>
-        <w:jc w:val="start"/>
-        <w:rPr>
-          <w:szCs w:val="28"/>
-        </w:rPr>
-      </w:pPr>
-      <w:r>
-        <w:rPr/>
-      </w:r>
-    </w:p>
-    <w:p>
-      <w:pPr>
-        <w:pStyle w:val="Normal"/>
-        <w:bidi w:val="0"/>
-        <w:spacing w:lineRule="auto" w:line="240"/>
-        <w:ind w:firstLine="567"/>
-        <w:jc w:val="start"/>
-        <w:rPr>
-          <w:szCs w:val="28"/>
-        </w:rPr>
-      </w:pPr>
-      <w:r>
-        <w:rPr/>
+        <w:rPr>
+          <w:szCs w:val="28"/>
+        </w:rPr>
+      </w:r>
+    </w:p>
+    <w:p>
+      <w:pPr>
+        <w:pStyle w:val="Normal"/>
+        <w:bidi w:val="0"/>
+        <w:spacing w:lineRule="auto" w:line="240"/>
+        <w:ind w:firstLine="567"/>
+        <w:jc w:val="start"/>
+        <w:rPr>
+          <w:szCs w:val="28"/>
+        </w:rPr>
+      </w:pPr>
+      <w:r>
+        <w:rPr>
+          <w:szCs w:val="28"/>
+        </w:rPr>
+      </w:r>
+    </w:p>
+    <w:p>
+      <w:pPr>
+        <w:pStyle w:val="Normal"/>
+        <w:bidi w:val="0"/>
+        <w:spacing w:lineRule="auto" w:line="240"/>
+        <w:ind w:firstLine="567"/>
+        <w:jc w:val="start"/>
+        <w:rPr>
+          <w:szCs w:val="28"/>
+        </w:rPr>
+      </w:pPr>
+      <w:r>
+        <w:rPr>
+          <w:szCs w:val="28"/>
+        </w:rPr>
+      </w:r>
+    </w:p>
+    <w:p>
+      <w:pPr>
+        <w:pStyle w:val="Normal"/>
+        <w:bidi w:val="0"/>
+        <w:spacing w:lineRule="auto" w:line="240"/>
+        <w:ind w:firstLine="567"/>
+        <w:jc w:val="start"/>
+        <w:rPr>
+          <w:szCs w:val="28"/>
+        </w:rPr>
+      </w:pPr>
+      <w:r>
+        <w:rPr>
+          <w:szCs w:val="28"/>
+        </w:rPr>
+      </w:r>
+    </w:p>
+    <w:p>
+      <w:pPr>
+        <w:pStyle w:val="Normal"/>
+        <w:bidi w:val="0"/>
+        <w:spacing w:lineRule="auto" w:line="240"/>
+        <w:ind w:firstLine="567"/>
+        <w:jc w:val="start"/>
+        <w:rPr>
+          <w:szCs w:val="28"/>
+        </w:rPr>
+      </w:pPr>
+      <w:r>
+        <w:rPr>
+          <w:szCs w:val="28"/>
+        </w:rPr>
+      </w:r>
+    </w:p>
+    <w:p>
+      <w:pPr>
+        <w:pStyle w:val="Normal"/>
+        <w:bidi w:val="0"/>
+        <w:spacing w:lineRule="auto" w:line="240"/>
+        <w:ind w:firstLine="567"/>
+        <w:jc w:val="start"/>
+        <w:rPr>
+          <w:szCs w:val="28"/>
+        </w:rPr>
+      </w:pPr>
+      <w:r>
+        <w:rPr>
+          <w:szCs w:val="28"/>
+        </w:rPr>
+      </w:r>
+    </w:p>
+    <w:p>
+      <w:pPr>
+        <w:pStyle w:val="Normal"/>
+        <w:bidi w:val="0"/>
+        <w:spacing w:lineRule="auto" w:line="240"/>
+        <w:ind w:firstLine="567"/>
+        <w:jc w:val="start"/>
+        <w:rPr>
+          <w:szCs w:val="28"/>
+        </w:rPr>
+      </w:pPr>
+      <w:r>
+        <w:rPr>
+          <w:szCs w:val="28"/>
+        </w:rPr>
         <w:drawing>
-          <wp:anchor behindDoc="0" distT="0" distB="0" distL="0" distR="0" simplePos="0" locked="0" layoutInCell="0" allowOverlap="1" relativeHeight="11">
+          <wp:anchor distT="0" distB="0" distL="0" distR="0" simplePos="0" relativeHeight="11" behindDoc="0" locked="0" layoutInCell="0" allowOverlap="1">
             <wp:simplePos x="0" y="0"/>
             <wp:positionH relativeFrom="column">
-              <wp:posOffset>151765</wp:posOffset>
+              <wp:posOffset>75565</wp:posOffset>
             </wp:positionH>
             <wp:positionV relativeFrom="paragraph">
-              <wp:posOffset>161925</wp:posOffset>
+              <wp:posOffset>43815</wp:posOffset>
             </wp:positionV>
             <wp:extent cx="5819140" cy="990600"/>
             <wp:effectExtent l="0" t="0" r="0" b="0"/>
             <wp:wrapSquare wrapText="largest"/>
-            <wp:docPr id="9" name="Image10" descr="" title=""/>
+            <wp:docPr id="9" name="Image10"/>
             <wp:cNvGraphicFramePr>
               <a:graphicFrameLocks xmlns:a="http://schemas.openxmlformats.org/drawingml/2006/main" noChangeAspect="1"/>
             </wp:cNvGraphicFramePr>
@@ -4193,7 +4325,7 @@
               <a:graphicData uri="http://schemas.openxmlformats.org/drawingml/2006/picture">
                 <pic:pic xmlns:pic="http://schemas.openxmlformats.org/drawingml/2006/picture">
                   <pic:nvPicPr>
-                    <pic:cNvPr id="9" name="Image10" descr="" title=""/>
+                    <pic:cNvPr id="9" name="Image10"/>
                     <pic:cNvPicPr>
                       <a:picLocks noChangeAspect="1" noChangeArrowheads="1"/>
                     </pic:cNvPicPr>
@@ -4212,25 +4344,143 @@
                     <a:prstGeom prst="rect">
                       <a:avLst/>
                     </a:prstGeom>
+                    <a:noFill/>
                   </pic:spPr>
                 </pic:pic>
               </a:graphicData>
             </a:graphic>
           </wp:anchor>
         </w:drawing>
+      </w:r>
+    </w:p>
+    <w:p>
+      <w:pPr>
+        <w:pStyle w:val="Normal"/>
+        <w:bidi w:val="0"/>
+        <w:spacing w:lineRule="auto" w:line="240"/>
+        <w:ind w:firstLine="567"/>
+        <w:jc w:val="start"/>
+        <w:rPr>
+          <w:szCs w:val="28"/>
+        </w:rPr>
+      </w:pPr>
+      <w:r>
+        <w:rPr>
+          <w:szCs w:val="28"/>
+        </w:rPr>
+      </w:r>
+    </w:p>
+    <w:p>
+      <w:pPr>
+        <w:pStyle w:val="Normal"/>
+        <w:bidi w:val="0"/>
+        <w:spacing w:lineRule="auto" w:line="240"/>
+        <w:ind w:firstLine="567"/>
+        <w:jc w:val="start"/>
+        <w:rPr>
+          <w:szCs w:val="28"/>
+        </w:rPr>
+      </w:pPr>
+      <w:r>
+        <w:rPr>
+          <w:szCs w:val="28"/>
+        </w:rPr>
+      </w:r>
+    </w:p>
+    <w:p>
+      <w:pPr>
+        <w:pStyle w:val="Normal"/>
+        <w:bidi w:val="0"/>
+        <w:spacing w:lineRule="auto" w:line="240"/>
+        <w:ind w:firstLine="567"/>
+        <w:jc w:val="start"/>
+        <w:rPr>
+          <w:szCs w:val="28"/>
+        </w:rPr>
+      </w:pPr>
+      <w:r>
+        <w:rPr>
+          <w:szCs w:val="28"/>
+        </w:rPr>
+      </w:r>
+    </w:p>
+    <w:p>
+      <w:pPr>
+        <w:pStyle w:val="Normal"/>
+        <w:bidi w:val="0"/>
+        <w:spacing w:lineRule="auto" w:line="240"/>
+        <w:ind w:firstLine="567"/>
+        <w:jc w:val="start"/>
+        <w:rPr>
+          <w:szCs w:val="28"/>
+        </w:rPr>
+      </w:pPr>
+      <w:r>
+        <w:rPr>
+          <w:szCs w:val="28"/>
+        </w:rPr>
+      </w:r>
+    </w:p>
+    <w:p>
+      <w:pPr>
+        <w:pStyle w:val="Normal"/>
+        <w:bidi w:val="0"/>
+        <w:spacing w:lineRule="auto" w:line="240"/>
+        <w:ind w:firstLine="567"/>
+        <w:jc w:val="start"/>
+        <w:rPr>
+          <w:szCs w:val="28"/>
+        </w:rPr>
+      </w:pPr>
+      <w:r>
+        <w:rPr>
+          <w:szCs w:val="28"/>
+        </w:rPr>
+      </w:r>
+    </w:p>
+    <w:p>
+      <w:pPr>
+        <w:pStyle w:val="Normal"/>
+        <w:bidi w:val="0"/>
+        <w:spacing w:lineRule="auto" w:line="240"/>
+        <w:ind w:firstLine="567"/>
+        <w:jc w:val="start"/>
+        <w:rPr>
+          <w:szCs w:val="28"/>
+        </w:rPr>
+      </w:pPr>
+      <w:r>
+        <w:rPr>
+          <w:szCs w:val="28"/>
+        </w:rPr>
+      </w:r>
+    </w:p>
+    <w:p>
+      <w:pPr>
+        <w:pStyle w:val="Normal"/>
+        <w:bidi w:val="0"/>
+        <w:spacing w:lineRule="auto" w:line="240"/>
+        <w:ind w:firstLine="567"/>
+        <w:jc w:val="start"/>
+        <w:rPr>
+          <w:szCs w:val="28"/>
+        </w:rPr>
+      </w:pPr>
+      <w:r>
+        <w:rPr/>
         <w:drawing>
-          <wp:anchor behindDoc="0" distT="0" distB="0" distL="0" distR="0" simplePos="0" locked="0" layoutInCell="0" allowOverlap="1" relativeHeight="12">
+          <wp:anchor distT="0" distB="0" distL="0" distR="0" simplePos="0" relativeHeight="12" behindDoc="0" locked="0" layoutInCell="0" allowOverlap="1">
             <wp:simplePos x="0" y="0"/>
             <wp:positionH relativeFrom="column">
-              <wp:posOffset>194945</wp:posOffset>
+              <wp:posOffset>-14605</wp:posOffset>
             </wp:positionH>
             <wp:positionV relativeFrom="paragraph">
-              <wp:posOffset>1276350</wp:posOffset>
+              <wp:posOffset>131445</wp:posOffset>
             </wp:positionV>
             <wp:extent cx="5009515" cy="952500"/>
             <wp:effectExtent l="0" t="0" r="0" b="0"/>
             <wp:wrapSquare wrapText="largest"/>
-            <wp:docPr id="10" name="Image11" descr="" title=""/>
+            <wp:docPr id="10" name="Image11"/>
             <wp:cNvGraphicFramePr>
               <a:graphicFrameLocks xmlns:a="http://schemas.openxmlformats.org/drawingml/2006/main" noChangeAspect="1"/>
             </wp:cNvGraphicFramePr>
@@ -4238,7 +4488,7 @@
               <a:graphicData uri="http://schemas.openxmlformats.org/drawingml/2006/picture">
                 <pic:pic xmlns:pic="http://schemas.openxmlformats.org/drawingml/2006/picture">
                   <pic:nvPicPr>
-                    <pic:cNvPr id="10" name="Image11" descr="" title=""/>
+                    <pic:cNvPr id="10" name="Image11"/>
                     <pic:cNvPicPr>
                       <a:picLocks noChangeAspect="1" noChangeArrowheads="1"/>
                     </pic:cNvPicPr>
@@ -4257,6 +4507,7 @@
                     <a:prstGeom prst="rect">
                       <a:avLst/>
                     </a:prstGeom>
+                    <a:noFill/>
                   </pic:spPr>
                 </pic:pic>
               </a:graphicData>
@@ -4338,19 +4589,64 @@
       </w:pPr>
       <w:r>
         <w:rPr/>
+      </w:r>
+    </w:p>
+    <w:p>
+      <w:pPr>
+        <w:pStyle w:val="Normal"/>
+        <w:bidi w:val="0"/>
+        <w:spacing w:lineRule="auto" w:line="240"/>
+        <w:ind w:firstLine="567"/>
+        <w:jc w:val="start"/>
+        <w:rPr>
+          <w:szCs w:val="28"/>
+        </w:rPr>
+      </w:pPr>
+      <w:r>
+        <w:rPr/>
+      </w:r>
+    </w:p>
+    <w:p>
+      <w:pPr>
+        <w:pStyle w:val="Normal"/>
+        <w:bidi w:val="0"/>
+        <w:spacing w:lineRule="auto" w:line="240"/>
+        <w:ind w:firstLine="567"/>
+        <w:jc w:val="start"/>
+        <w:rPr>
+          <w:szCs w:val="28"/>
+        </w:rPr>
+      </w:pPr>
+      <w:r>
+        <w:rPr/>
+      </w:r>
+    </w:p>
+    <w:p>
+      <w:pPr>
+        <w:pStyle w:val="Normal"/>
+        <w:bidi w:val="0"/>
+        <w:spacing w:lineRule="auto" w:line="240"/>
+        <w:ind w:firstLine="567"/>
+        <w:jc w:val="start"/>
+        <w:rPr>
+          <w:szCs w:val="28"/>
+        </w:rPr>
+      </w:pPr>
+      <w:r>
+        <w:rPr/>
         <w:drawing>
-          <wp:anchor behindDoc="0" distT="0" distB="0" distL="0" distR="0" simplePos="0" locked="0" layoutInCell="0" allowOverlap="1" relativeHeight="13">
+          <wp:anchor distT="0" distB="0" distL="0" distR="0" simplePos="0" relativeHeight="13" behindDoc="0" locked="0" layoutInCell="0" allowOverlap="1">
             <wp:simplePos x="0" y="0"/>
             <wp:positionH relativeFrom="column">
-              <wp:posOffset>252095</wp:posOffset>
+              <wp:posOffset>-176530</wp:posOffset>
             </wp:positionH>
             <wp:positionV relativeFrom="paragraph">
-              <wp:posOffset>133350</wp:posOffset>
+              <wp:posOffset>24765</wp:posOffset>
             </wp:positionV>
             <wp:extent cx="5219065" cy="1362075"/>
             <wp:effectExtent l="0" t="0" r="0" b="0"/>
             <wp:wrapSquare wrapText="largest"/>
-            <wp:docPr id="11" name="Image12" descr="" title=""/>
+            <wp:docPr id="11" name="Image12"/>
             <wp:cNvGraphicFramePr>
               <a:graphicFrameLocks xmlns:a="http://schemas.openxmlformats.org/drawingml/2006/main" noChangeAspect="1"/>
             </wp:cNvGraphicFramePr>
@@ -4358,7 +4654,7 @@
               <a:graphicData uri="http://schemas.openxmlformats.org/drawingml/2006/picture">
                 <pic:pic xmlns:pic="http://schemas.openxmlformats.org/drawingml/2006/picture">
                   <pic:nvPicPr>
-                    <pic:cNvPr id="11" name="Image12" descr="" title=""/>
+                    <pic:cNvPr id="11" name="Image12"/>
                     <pic:cNvPicPr>
                       <a:picLocks noChangeAspect="1" noChangeArrowheads="1"/>
                     </pic:cNvPicPr>
@@ -4377,6 +4673,7 @@
                     <a:prstGeom prst="rect">
                       <a:avLst/>
                     </a:prstGeom>
+                    <a:noFill/>
                   </pic:spPr>
                 </pic:pic>
               </a:graphicData>
@@ -4503,23 +4800,11 @@
       </w:pPr>
       <w:r>
         <w:rPr/>
-        <w:t>using System;</w:t>
-      </w:r>
-    </w:p>
-    <w:p>
-      <w:pPr>
-        <w:pStyle w:val="Normal"/>
-        <w:bidi w:val="0"/>
-        <w:spacing w:lineRule="auto" w:line="240"/>
-        <w:ind w:firstLine="567"/>
-        <w:jc w:val="start"/>
-        <w:rPr>
-          <w:szCs w:val="28"/>
-        </w:rPr>
-      </w:pPr>
+        <w:t>u</w:t>
+      </w:r>
       <w:r>
         <w:rPr/>
-        <w:t>using System.Threading.Tasks.Dataflow;</w:t>
+        <w:t>sing System;</w:t>
       </w:r>
     </w:p>
     <w:p>
@@ -5338,7 +5623,9 @@
         </w:rPr>
       </w:pPr>
       <w:r>
-        <w:rPr/>
+        <w:rPr>
+          <w:szCs w:val="28"/>
+        </w:rPr>
       </w:r>
     </w:p>
     <w:p>
@@ -5405,7 +5692,9 @@
         </w:rPr>
       </w:pPr>
       <w:r>
-        <w:rPr/>
+        <w:rPr>
+          <w:szCs w:val="28"/>
+        </w:rPr>
       </w:r>
     </w:p>
     <w:p>
@@ -5485,7 +5774,7 @@
       </w:r>
       <w:r>
         <w:drawing>
-          <wp:anchor behindDoc="0" distT="0" distB="0" distL="0" distR="0" simplePos="0" locked="0" layoutInCell="0" allowOverlap="1" relativeHeight="4">
+          <wp:anchor distT="0" distB="0" distL="0" distR="0" simplePos="0" relativeHeight="4" behindDoc="0" locked="0" layoutInCell="0" allowOverlap="1">
             <wp:simplePos x="0" y="0"/>
             <wp:positionH relativeFrom="column">
               <wp:posOffset>108585</wp:posOffset>
@@ -5496,7 +5785,7 @@
             <wp:extent cx="3248660" cy="2298065"/>
             <wp:effectExtent l="0" t="0" r="0" b="0"/>
             <wp:wrapSquare wrapText="largest"/>
-            <wp:docPr id="12" name="Image3" descr="" title=""/>
+            <wp:docPr id="12" name="Image3"/>
             <wp:cNvGraphicFramePr>
               <a:graphicFrameLocks xmlns:a="http://schemas.openxmlformats.org/drawingml/2006/main" noChangeAspect="1"/>
             </wp:cNvGraphicFramePr>
@@ -5504,7 +5793,7 @@
               <a:graphicData uri="http://schemas.openxmlformats.org/drawingml/2006/picture">
                 <pic:pic xmlns:pic="http://schemas.openxmlformats.org/drawingml/2006/picture">
                   <pic:nvPicPr>
-                    <pic:cNvPr id="12" name="Image3" descr="" title=""/>
+                    <pic:cNvPr id="12" name="Image3"/>
                     <pic:cNvPicPr>
                       <a:picLocks noChangeAspect="1" noChangeArrowheads="1"/>
                     </pic:cNvPicPr>
@@ -5523,6 +5812,7 @@
                     <a:prstGeom prst="rect">
                       <a:avLst/>
                     </a:prstGeom>
+                    <a:noFill/>
                   </pic:spPr>
                 </pic:pic>
               </a:graphicData>
@@ -5551,242 +5841,228 @@
       </w:pPr>
       <w:r>
         <w:rPr>
-          <w:sz w:val="30"/>
-          <w:szCs w:val="30"/>
-        </w:rPr>
-      </w:r>
-    </w:p>
-    <w:p>
-      <w:pPr>
-        <w:pStyle w:val="Normal"/>
-        <w:bidi w:val="0"/>
-        <w:spacing w:lineRule="auto" w:line="240"/>
-        <w:ind w:firstLine="567"/>
-        <w:jc w:val="start"/>
-        <w:rPr>
-          <w:szCs w:val="28"/>
-        </w:rPr>
-      </w:pPr>
-      <w:r>
-        <w:rPr>
-          <w:sz w:val="30"/>
-          <w:szCs w:val="30"/>
-        </w:rPr>
-      </w:r>
-    </w:p>
-    <w:p>
-      <w:pPr>
-        <w:pStyle w:val="Normal"/>
-        <w:bidi w:val="0"/>
-        <w:spacing w:lineRule="auto" w:line="240"/>
-        <w:ind w:firstLine="567"/>
-        <w:jc w:val="start"/>
-        <w:rPr>
-          <w:szCs w:val="28"/>
-        </w:rPr>
-      </w:pPr>
-      <w:r>
-        <w:rPr>
-          <w:sz w:val="30"/>
-          <w:szCs w:val="30"/>
-        </w:rPr>
-      </w:r>
-    </w:p>
-    <w:p>
-      <w:pPr>
-        <w:pStyle w:val="Normal"/>
-        <w:bidi w:val="0"/>
-        <w:spacing w:lineRule="auto" w:line="240"/>
-        <w:ind w:firstLine="567"/>
-        <w:jc w:val="start"/>
-        <w:rPr>
-          <w:szCs w:val="28"/>
-        </w:rPr>
-      </w:pPr>
-      <w:r>
-        <w:rPr>
-          <w:sz w:val="30"/>
-          <w:szCs w:val="30"/>
-        </w:rPr>
-      </w:r>
-    </w:p>
-    <w:p>
-      <w:pPr>
-        <w:pStyle w:val="Normal"/>
-        <w:bidi w:val="0"/>
-        <w:spacing w:lineRule="auto" w:line="240"/>
-        <w:ind w:firstLine="567"/>
-        <w:jc w:val="start"/>
-        <w:rPr>
-          <w:szCs w:val="28"/>
-        </w:rPr>
-      </w:pPr>
-      <w:r>
-        <w:rPr>
-          <w:sz w:val="30"/>
-          <w:szCs w:val="30"/>
-        </w:rPr>
-      </w:r>
-    </w:p>
-    <w:p>
-      <w:pPr>
-        <w:pStyle w:val="Normal"/>
-        <w:bidi w:val="0"/>
-        <w:spacing w:lineRule="auto" w:line="240"/>
-        <w:ind w:firstLine="567"/>
-        <w:jc w:val="start"/>
-        <w:rPr>
-          <w:szCs w:val="28"/>
-        </w:rPr>
-      </w:pPr>
-      <w:r>
-        <w:rPr>
-          <w:sz w:val="30"/>
-          <w:szCs w:val="30"/>
-        </w:rPr>
-      </w:r>
-    </w:p>
-    <w:p>
-      <w:pPr>
-        <w:pStyle w:val="Normal"/>
-        <w:bidi w:val="0"/>
-        <w:spacing w:lineRule="auto" w:line="240"/>
-        <w:ind w:firstLine="567"/>
-        <w:jc w:val="start"/>
-        <w:rPr>
-          <w:szCs w:val="28"/>
-        </w:rPr>
-      </w:pPr>
-      <w:r>
-        <w:rPr>
-          <w:sz w:val="30"/>
-          <w:szCs w:val="30"/>
-        </w:rPr>
-      </w:r>
-    </w:p>
-    <w:p>
-      <w:pPr>
-        <w:pStyle w:val="Normal"/>
-        <w:bidi w:val="0"/>
-        <w:spacing w:lineRule="auto" w:line="240"/>
-        <w:ind w:firstLine="567"/>
-        <w:jc w:val="start"/>
-        <w:rPr>
-          <w:szCs w:val="28"/>
-        </w:rPr>
-      </w:pPr>
-      <w:r>
-        <w:rPr>
-          <w:sz w:val="30"/>
-          <w:szCs w:val="30"/>
-        </w:rPr>
-      </w:r>
-    </w:p>
-    <w:p>
-      <w:pPr>
-        <w:pStyle w:val="Normal"/>
-        <w:bidi w:val="0"/>
-        <w:spacing w:lineRule="auto" w:line="240"/>
-        <w:ind w:firstLine="567"/>
-        <w:jc w:val="start"/>
-        <w:rPr>
-          <w:szCs w:val="28"/>
-        </w:rPr>
-      </w:pPr>
-      <w:r>
-        <w:rPr>
-          <w:sz w:val="30"/>
-          <w:szCs w:val="30"/>
-        </w:rPr>
-      </w:r>
-    </w:p>
-    <w:p>
-      <w:pPr>
-        <w:pStyle w:val="Normal"/>
-        <w:bidi w:val="0"/>
-        <w:spacing w:lineRule="auto" w:line="240"/>
-        <w:ind w:firstLine="567"/>
-        <w:jc w:val="start"/>
-        <w:rPr>
-          <w:szCs w:val="28"/>
-        </w:rPr>
-      </w:pPr>
-      <w:r>
-        <w:rPr>
-          <w:sz w:val="30"/>
-          <w:szCs w:val="30"/>
-        </w:rPr>
-      </w:r>
-    </w:p>
-    <w:p>
-      <w:pPr>
-        <w:pStyle w:val="Normal"/>
-        <w:bidi w:val="0"/>
-        <w:spacing w:lineRule="auto" w:line="240"/>
-        <w:ind w:firstLine="567"/>
-        <w:jc w:val="start"/>
-        <w:rPr>
-          <w:szCs w:val="28"/>
-        </w:rPr>
-      </w:pPr>
-      <w:r>
-        <w:rPr>
-          <w:sz w:val="30"/>
-          <w:szCs w:val="30"/>
-        </w:rPr>
-      </w:r>
-    </w:p>
-    <w:p>
-      <w:pPr>
-        <w:pStyle w:val="Normal"/>
-        <w:bidi w:val="0"/>
-        <w:spacing w:lineRule="auto" w:line="240"/>
-        <w:ind w:firstLine="567"/>
-        <w:jc w:val="start"/>
-        <w:rPr>
-          <w:szCs w:val="28"/>
-        </w:rPr>
-      </w:pPr>
-      <w:r>
-        <w:rPr>
-          <w:sz w:val="30"/>
-          <w:szCs w:val="30"/>
-        </w:rPr>
-      </w:r>
-    </w:p>
-    <w:p>
-      <w:pPr>
-        <w:pStyle w:val="Normal"/>
-        <w:bidi w:val="0"/>
-        <w:spacing w:lineRule="auto" w:line="240"/>
-        <w:ind w:firstLine="567"/>
-        <w:jc w:val="start"/>
-        <w:rPr>
-          <w:szCs w:val="28"/>
-        </w:rPr>
-      </w:pPr>
-      <w:r>
-        <w:rPr>
-          <w:sz w:val="30"/>
-          <w:szCs w:val="30"/>
-        </w:rPr>
-      </w:r>
-    </w:p>
-    <w:p>
-      <w:pPr>
-        <w:pStyle w:val="Normal"/>
-        <w:bidi w:val="0"/>
-        <w:spacing w:lineRule="auto" w:line="240"/>
-        <w:ind w:firstLine="567"/>
-        <w:jc w:val="start"/>
-        <w:rPr>
-          <w:szCs w:val="28"/>
-        </w:rPr>
-      </w:pPr>
-      <w:r>
-        <w:rPr>
-          <w:sz w:val="30"/>
-          <w:szCs w:val="30"/>
+          <w:szCs w:val="28"/>
+        </w:rPr>
+      </w:r>
+    </w:p>
+    <w:p>
+      <w:pPr>
+        <w:pStyle w:val="Normal"/>
+        <w:bidi w:val="0"/>
+        <w:spacing w:lineRule="auto" w:line="240"/>
+        <w:ind w:firstLine="567"/>
+        <w:jc w:val="start"/>
+        <w:rPr>
+          <w:szCs w:val="28"/>
+        </w:rPr>
+      </w:pPr>
+      <w:r>
+        <w:rPr>
+          <w:szCs w:val="28"/>
+        </w:rPr>
+      </w:r>
+    </w:p>
+    <w:p>
+      <w:pPr>
+        <w:pStyle w:val="Normal"/>
+        <w:bidi w:val="0"/>
+        <w:spacing w:lineRule="auto" w:line="240"/>
+        <w:ind w:firstLine="567"/>
+        <w:jc w:val="start"/>
+        <w:rPr>
+          <w:szCs w:val="28"/>
+        </w:rPr>
+      </w:pPr>
+      <w:r>
+        <w:rPr>
+          <w:szCs w:val="28"/>
+        </w:rPr>
+      </w:r>
+    </w:p>
+    <w:p>
+      <w:pPr>
+        <w:pStyle w:val="Normal"/>
+        <w:bidi w:val="0"/>
+        <w:spacing w:lineRule="auto" w:line="240"/>
+        <w:ind w:firstLine="567"/>
+        <w:jc w:val="start"/>
+        <w:rPr>
+          <w:szCs w:val="28"/>
+        </w:rPr>
+      </w:pPr>
+      <w:r>
+        <w:rPr>
+          <w:szCs w:val="28"/>
+        </w:rPr>
+      </w:r>
+    </w:p>
+    <w:p>
+      <w:pPr>
+        <w:pStyle w:val="Normal"/>
+        <w:bidi w:val="0"/>
+        <w:spacing w:lineRule="auto" w:line="240"/>
+        <w:ind w:firstLine="567"/>
+        <w:jc w:val="start"/>
+        <w:rPr>
+          <w:szCs w:val="28"/>
+        </w:rPr>
+      </w:pPr>
+      <w:r>
+        <w:rPr>
+          <w:szCs w:val="28"/>
+        </w:rPr>
+      </w:r>
+    </w:p>
+    <w:p>
+      <w:pPr>
+        <w:pStyle w:val="Normal"/>
+        <w:bidi w:val="0"/>
+        <w:spacing w:lineRule="auto" w:line="240"/>
+        <w:ind w:firstLine="567"/>
+        <w:jc w:val="start"/>
+        <w:rPr>
+          <w:szCs w:val="28"/>
+        </w:rPr>
+      </w:pPr>
+      <w:r>
+        <w:rPr>
+          <w:szCs w:val="28"/>
+        </w:rPr>
+      </w:r>
+    </w:p>
+    <w:p>
+      <w:pPr>
+        <w:pStyle w:val="Normal"/>
+        <w:bidi w:val="0"/>
+        <w:spacing w:lineRule="auto" w:line="240"/>
+        <w:ind w:firstLine="567"/>
+        <w:jc w:val="start"/>
+        <w:rPr>
+          <w:szCs w:val="28"/>
+        </w:rPr>
+      </w:pPr>
+      <w:r>
+        <w:rPr>
+          <w:szCs w:val="28"/>
+        </w:rPr>
+      </w:r>
+    </w:p>
+    <w:p>
+      <w:pPr>
+        <w:pStyle w:val="Normal"/>
+        <w:bidi w:val="0"/>
+        <w:spacing w:lineRule="auto" w:line="240"/>
+        <w:ind w:firstLine="567"/>
+        <w:jc w:val="start"/>
+        <w:rPr>
+          <w:szCs w:val="28"/>
+        </w:rPr>
+      </w:pPr>
+      <w:r>
+        <w:rPr>
+          <w:szCs w:val="28"/>
+        </w:rPr>
+      </w:r>
+    </w:p>
+    <w:p>
+      <w:pPr>
+        <w:pStyle w:val="Normal"/>
+        <w:bidi w:val="0"/>
+        <w:spacing w:lineRule="auto" w:line="240"/>
+        <w:ind w:firstLine="567"/>
+        <w:jc w:val="start"/>
+        <w:rPr>
+          <w:szCs w:val="28"/>
+        </w:rPr>
+      </w:pPr>
+      <w:r>
+        <w:rPr>
+          <w:szCs w:val="28"/>
+        </w:rPr>
+      </w:r>
+    </w:p>
+    <w:p>
+      <w:pPr>
+        <w:pStyle w:val="Normal"/>
+        <w:bidi w:val="0"/>
+        <w:spacing w:lineRule="auto" w:line="240"/>
+        <w:ind w:firstLine="567"/>
+        <w:jc w:val="start"/>
+        <w:rPr>
+          <w:szCs w:val="28"/>
+        </w:rPr>
+      </w:pPr>
+      <w:r>
+        <w:rPr>
+          <w:szCs w:val="28"/>
+        </w:rPr>
+      </w:r>
+    </w:p>
+    <w:p>
+      <w:pPr>
+        <w:pStyle w:val="Normal"/>
+        <w:bidi w:val="0"/>
+        <w:spacing w:lineRule="auto" w:line="240"/>
+        <w:ind w:firstLine="567"/>
+        <w:jc w:val="start"/>
+        <w:rPr>
+          <w:szCs w:val="28"/>
+        </w:rPr>
+      </w:pPr>
+      <w:r>
+        <w:rPr>
+          <w:szCs w:val="28"/>
+        </w:rPr>
+      </w:r>
+    </w:p>
+    <w:p>
+      <w:pPr>
+        <w:pStyle w:val="Normal"/>
+        <w:bidi w:val="0"/>
+        <w:spacing w:lineRule="auto" w:line="240"/>
+        <w:ind w:firstLine="567"/>
+        <w:jc w:val="start"/>
+        <w:rPr>
+          <w:szCs w:val="28"/>
+        </w:rPr>
+      </w:pPr>
+      <w:r>
+        <w:rPr>
+          <w:szCs w:val="28"/>
+        </w:rPr>
+      </w:r>
+    </w:p>
+    <w:p>
+      <w:pPr>
+        <w:pStyle w:val="Normal"/>
+        <w:bidi w:val="0"/>
+        <w:spacing w:lineRule="auto" w:line="240"/>
+        <w:ind w:firstLine="567"/>
+        <w:jc w:val="start"/>
+        <w:rPr>
+          <w:szCs w:val="28"/>
+        </w:rPr>
+      </w:pPr>
+      <w:r>
+        <w:rPr>
+          <w:szCs w:val="28"/>
+        </w:rPr>
+      </w:r>
+    </w:p>
+    <w:p>
+      <w:pPr>
+        <w:pStyle w:val="Normal"/>
+        <w:bidi w:val="0"/>
+        <w:spacing w:lineRule="auto" w:line="240"/>
+        <w:ind w:firstLine="567"/>
+        <w:jc w:val="start"/>
+        <w:rPr>
+          <w:szCs w:val="28"/>
+        </w:rPr>
+      </w:pPr>
+      <w:r>
+        <w:rPr>
+          <w:szCs w:val="28"/>
         </w:rPr>
       </w:r>
     </w:p>
@@ -5805,11 +6081,11 @@
       </w:tblPr>
       <w:tblGrid>
         <w:gridCol w:w="675"/>
-        <w:gridCol w:w="1935"/>
+        <w:gridCol w:w="1934"/>
         <w:gridCol w:w="1590"/>
-        <w:gridCol w:w="1470"/>
-        <w:gridCol w:w="1695"/>
-        <w:gridCol w:w="2550"/>
+        <w:gridCol w:w="1471"/>
+        <w:gridCol w:w="1694"/>
+        <w:gridCol w:w="2551"/>
       </w:tblGrid>
       <w:tr>
         <w:trPr/>
@@ -5840,7 +6116,7 @@
         </w:tc>
         <w:tc>
           <w:tcPr>
-            <w:tcW w:w="1935" w:type="dxa"/>
+            <w:tcW w:w="1934" w:type="dxa"/>
             <w:tcBorders/>
             <w:vAlign w:val="center"/>
           </w:tcPr>
@@ -5882,7 +6158,7 @@
         </w:tc>
         <w:tc>
           <w:tcPr>
-            <w:tcW w:w="1470" w:type="dxa"/>
+            <w:tcW w:w="1471" w:type="dxa"/>
             <w:tcBorders/>
             <w:vAlign w:val="center"/>
           </w:tcPr>
@@ -5903,7 +6179,7 @@
         </w:tc>
         <w:tc>
           <w:tcPr>
-            <w:tcW w:w="1695" w:type="dxa"/>
+            <w:tcW w:w="1694" w:type="dxa"/>
             <w:tcBorders/>
             <w:vAlign w:val="center"/>
           </w:tcPr>
@@ -5924,7 +6200,7 @@
         </w:tc>
         <w:tc>
           <w:tcPr>
-            <w:tcW w:w="2550" w:type="dxa"/>
+            <w:tcW w:w="2551" w:type="dxa"/>
             <w:tcBorders/>
             <w:vAlign w:val="center"/>
           </w:tcPr>
@@ -5967,7 +6243,7 @@
         </w:tc>
         <w:tc>
           <w:tcPr>
-            <w:tcW w:w="1935" w:type="dxa"/>
+            <w:tcW w:w="1934" w:type="dxa"/>
             <w:tcBorders/>
             <w:vAlign w:val="center"/>
           </w:tcPr>
@@ -6005,7 +6281,7 @@
         </w:tc>
         <w:tc>
           <w:tcPr>
-            <w:tcW w:w="1470" w:type="dxa"/>
+            <w:tcW w:w="1471" w:type="dxa"/>
             <w:tcBorders/>
             <w:vAlign w:val="center"/>
           </w:tcPr>
@@ -6024,7 +6300,7 @@
         </w:tc>
         <w:tc>
           <w:tcPr>
-            <w:tcW w:w="1695" w:type="dxa"/>
+            <w:tcW w:w="1694" w:type="dxa"/>
             <w:tcBorders/>
             <w:vAlign w:val="center"/>
           </w:tcPr>
@@ -6043,7 +6319,7 @@
         </w:tc>
         <w:tc>
           <w:tcPr>
-            <w:tcW w:w="2550" w:type="dxa"/>
+            <w:tcW w:w="2551" w:type="dxa"/>
             <w:tcBorders/>
             <w:vAlign w:val="center"/>
           </w:tcPr>
@@ -6084,7 +6360,7 @@
         </w:tc>
         <w:tc>
           <w:tcPr>
-            <w:tcW w:w="1935" w:type="dxa"/>
+            <w:tcW w:w="1934" w:type="dxa"/>
             <w:tcBorders/>
             <w:vAlign w:val="center"/>
           </w:tcPr>
@@ -6122,7 +6398,7 @@
         </w:tc>
         <w:tc>
           <w:tcPr>
-            <w:tcW w:w="1470" w:type="dxa"/>
+            <w:tcW w:w="1471" w:type="dxa"/>
             <w:tcBorders/>
             <w:vAlign w:val="center"/>
           </w:tcPr>
@@ -6141,7 +6417,7 @@
         </w:tc>
         <w:tc>
           <w:tcPr>
-            <w:tcW w:w="1695" w:type="dxa"/>
+            <w:tcW w:w="1694" w:type="dxa"/>
             <w:tcBorders/>
             <w:vAlign w:val="center"/>
           </w:tcPr>
@@ -6160,7 +6436,7 @@
         </w:tc>
         <w:tc>
           <w:tcPr>
-            <w:tcW w:w="2550" w:type="dxa"/>
+            <w:tcW w:w="2551" w:type="dxa"/>
             <w:tcBorders/>
             <w:vAlign w:val="center"/>
           </w:tcPr>
@@ -6201,7 +6477,7 @@
         </w:tc>
         <w:tc>
           <w:tcPr>
-            <w:tcW w:w="1935" w:type="dxa"/>
+            <w:tcW w:w="1934" w:type="dxa"/>
             <w:tcBorders/>
             <w:vAlign w:val="center"/>
           </w:tcPr>
@@ -6239,7 +6515,7 @@
         </w:tc>
         <w:tc>
           <w:tcPr>
-            <w:tcW w:w="1470" w:type="dxa"/>
+            <w:tcW w:w="1471" w:type="dxa"/>
             <w:tcBorders/>
             <w:vAlign w:val="center"/>
           </w:tcPr>
@@ -6258,7 +6534,7 @@
         </w:tc>
         <w:tc>
           <w:tcPr>
-            <w:tcW w:w="1695" w:type="dxa"/>
+            <w:tcW w:w="1694" w:type="dxa"/>
             <w:tcBorders/>
             <w:vAlign w:val="center"/>
           </w:tcPr>
@@ -6277,7 +6553,7 @@
         </w:tc>
         <w:tc>
           <w:tcPr>
-            <w:tcW w:w="2550" w:type="dxa"/>
+            <w:tcW w:w="2551" w:type="dxa"/>
             <w:tcBorders/>
             <w:vAlign w:val="center"/>
           </w:tcPr>
@@ -6318,7 +6594,7 @@
         </w:tc>
         <w:tc>
           <w:tcPr>
-            <w:tcW w:w="1935" w:type="dxa"/>
+            <w:tcW w:w="1934" w:type="dxa"/>
             <w:tcBorders/>
             <w:vAlign w:val="center"/>
           </w:tcPr>
@@ -6331,15 +6607,7 @@
             </w:pPr>
             <w:r>
               <w:rPr/>
-              <w:t>10(повтор</w:t>
-            </w:r>
-            <w:r>
-              <w:rPr/>
-              <w:t>но</w:t>
-            </w:r>
-            <w:r>
-              <w:rPr/>
-              <w:t>:8)</w:t>
+              <w:t>10(повторно:8)</w:t>
             </w:r>
           </w:p>
         </w:tc>
@@ -6364,7 +6632,7 @@
         </w:tc>
         <w:tc>
           <w:tcPr>
-            <w:tcW w:w="1470" w:type="dxa"/>
+            <w:tcW w:w="1471" w:type="dxa"/>
             <w:tcBorders/>
             <w:vAlign w:val="center"/>
           </w:tcPr>
@@ -6383,7 +6651,7 @@
         </w:tc>
         <w:tc>
           <w:tcPr>
-            <w:tcW w:w="1695" w:type="dxa"/>
+            <w:tcW w:w="1694" w:type="dxa"/>
             <w:tcBorders/>
             <w:vAlign w:val="center"/>
           </w:tcPr>
@@ -6402,7 +6670,7 @@
         </w:tc>
         <w:tc>
           <w:tcPr>
-            <w:tcW w:w="2550" w:type="dxa"/>
+            <w:tcW w:w="2551" w:type="dxa"/>
             <w:tcBorders/>
             <w:vAlign w:val="center"/>
           </w:tcPr>
@@ -6443,7 +6711,7 @@
         </w:tc>
         <w:tc>
           <w:tcPr>
-            <w:tcW w:w="1935" w:type="dxa"/>
+            <w:tcW w:w="1934" w:type="dxa"/>
             <w:tcBorders/>
             <w:vAlign w:val="center"/>
           </w:tcPr>
@@ -6456,15 +6724,7 @@
             </w:pPr>
             <w:r>
               <w:rPr/>
-              <w:t>тт(повтор</w:t>
-            </w:r>
-            <w:r>
-              <w:rPr/>
-              <w:t>но</w:t>
-            </w:r>
-            <w:r>
-              <w:rPr/>
-              <w:t>:5)</w:t>
+              <w:t>тт(повторно:5)</w:t>
             </w:r>
           </w:p>
         </w:tc>
@@ -6489,7 +6749,7 @@
         </w:tc>
         <w:tc>
           <w:tcPr>
-            <w:tcW w:w="1470" w:type="dxa"/>
+            <w:tcW w:w="1471" w:type="dxa"/>
             <w:tcBorders/>
             <w:vAlign w:val="center"/>
           </w:tcPr>
@@ -6508,7 +6768,7 @@
         </w:tc>
         <w:tc>
           <w:tcPr>
-            <w:tcW w:w="1695" w:type="dxa"/>
+            <w:tcW w:w="1694" w:type="dxa"/>
             <w:tcBorders/>
             <w:vAlign w:val="center"/>
           </w:tcPr>
@@ -6527,7 +6787,7 @@
         </w:tc>
         <w:tc>
           <w:tcPr>
-            <w:tcW w:w="2550" w:type="dxa"/>
+            <w:tcW w:w="2551" w:type="dxa"/>
             <w:tcBorders/>
             <w:vAlign w:val="center"/>
           </w:tcPr>
@@ -6555,14 +6815,30 @@
         <w:jc w:val="start"/>
         <w:rPr>
           <w:b/>
+          <w:bCs/>
+          <w:sz w:val="28"/>
+          <w:szCs w:val="28"/>
+          <w:u w:val="none"/>
+        </w:rPr>
+      </w:pPr>
+      <w:r>
+        <w:rPr>
           <w:b/>
           <w:bCs/>
           <w:sz w:val="28"/>
           <w:szCs w:val="28"/>
           <w:u w:val="none"/>
         </w:rPr>
-      </w:pPr>
-      <w:r>
+        <w:t>Python</w:t>
+      </w:r>
+    </w:p>
+    <w:p>
+      <w:pPr>
+        <w:pStyle w:val="Normal"/>
+        <w:bidi w:val="0"/>
+        <w:spacing w:lineRule="auto" w:line="240"/>
+        <w:ind w:hanging="0"/>
+        <w:jc w:val="start"/>
         <w:rPr>
           <w:b/>
           <w:bCs/>
@@ -6570,32 +6846,17 @@
           <w:szCs w:val="28"/>
           <w:u w:val="none"/>
         </w:rPr>
-        <w:t>Python</w:t>
-      </w:r>
-    </w:p>
-    <w:p>
-      <w:pPr>
-        <w:pStyle w:val="Normal"/>
-        <w:bidi w:val="0"/>
-        <w:spacing w:lineRule="auto" w:line="240"/>
-        <w:ind w:hanging="0"/>
-        <w:jc w:val="start"/>
-        <w:rPr>
-          <w:b/>
+      </w:pPr>
+      <w:r>
+        <w:rPr>
           <w:b/>
           <w:bCs/>
           <w:sz w:val="28"/>
           <w:szCs w:val="28"/>
           <w:u w:val="none"/>
         </w:rPr>
-      </w:pPr>
-      <w:r>
-        <w:rPr>
-          <w:sz w:val="30"/>
-          <w:szCs w:val="30"/>
-        </w:rPr>
         <w:drawing>
-          <wp:anchor behindDoc="0" distT="0" distB="0" distL="0" distR="0" simplePos="0" locked="0" layoutInCell="0" allowOverlap="1" relativeHeight="14">
+          <wp:anchor distT="0" distB="0" distL="0" distR="0" simplePos="0" relativeHeight="14" behindDoc="0" locked="0" layoutInCell="0" allowOverlap="1">
             <wp:simplePos x="0" y="0"/>
             <wp:positionH relativeFrom="column">
               <wp:posOffset>18415</wp:posOffset>
@@ -6606,7 +6867,7 @@
             <wp:extent cx="3834130" cy="956310"/>
             <wp:effectExtent l="0" t="0" r="0" b="0"/>
             <wp:wrapSquare wrapText="largest"/>
-            <wp:docPr id="13" name="Image13" descr="" title=""/>
+            <wp:docPr id="13" name="Image13"/>
             <wp:cNvGraphicFramePr>
               <a:graphicFrameLocks xmlns:a="http://schemas.openxmlformats.org/drawingml/2006/main" noChangeAspect="1"/>
             </wp:cNvGraphicFramePr>
@@ -6614,7 +6875,7 @@
               <a:graphicData uri="http://schemas.openxmlformats.org/drawingml/2006/picture">
                 <pic:pic xmlns:pic="http://schemas.openxmlformats.org/drawingml/2006/picture">
                   <pic:nvPicPr>
-                    <pic:cNvPr id="13" name="Image13" descr="" title=""/>
+                    <pic:cNvPr id="13" name="Image13"/>
                     <pic:cNvPicPr>
                       <a:picLocks noChangeAspect="1" noChangeArrowheads="1"/>
                     </pic:cNvPicPr>
@@ -6633,6 +6894,7 @@
                     <a:prstGeom prst="rect">
                       <a:avLst/>
                     </a:prstGeom>
+                    <a:noFill/>
                   </pic:spPr>
                 </pic:pic>
               </a:graphicData>
@@ -6654,83 +6916,78 @@
       </w:pPr>
       <w:r>
         <w:rPr>
-          <w:sz w:val="30"/>
-          <w:szCs w:val="30"/>
-        </w:rPr>
-      </w:r>
-    </w:p>
-    <w:p>
-      <w:pPr>
-        <w:pStyle w:val="Normal"/>
-        <w:bidi w:val="0"/>
-        <w:spacing w:lineRule="auto" w:line="240"/>
-        <w:ind w:firstLine="567"/>
-        <w:jc w:val="start"/>
-        <w:rPr>
-          <w:szCs w:val="28"/>
-        </w:rPr>
-      </w:pPr>
-      <w:r>
-        <w:rPr>
-          <w:sz w:val="30"/>
-          <w:szCs w:val="30"/>
-        </w:rPr>
-      </w:r>
-    </w:p>
-    <w:p>
-      <w:pPr>
-        <w:pStyle w:val="Normal"/>
-        <w:bidi w:val="0"/>
-        <w:spacing w:lineRule="auto" w:line="240"/>
-        <w:ind w:firstLine="567"/>
-        <w:jc w:val="start"/>
-        <w:rPr>
-          <w:szCs w:val="28"/>
-        </w:rPr>
-      </w:pPr>
-      <w:r>
-        <w:rPr>
-          <w:sz w:val="30"/>
-          <w:szCs w:val="30"/>
-        </w:rPr>
-      </w:r>
-    </w:p>
-    <w:p>
-      <w:pPr>
-        <w:pStyle w:val="Normal"/>
-        <w:bidi w:val="0"/>
-        <w:spacing w:lineRule="auto" w:line="240"/>
-        <w:ind w:firstLine="567"/>
-        <w:jc w:val="start"/>
-        <w:rPr>
-          <w:szCs w:val="28"/>
-        </w:rPr>
-      </w:pPr>
-      <w:r>
-        <w:rPr>
-          <w:sz w:val="30"/>
-          <w:szCs w:val="30"/>
-        </w:rPr>
-      </w:r>
-    </w:p>
-    <w:p>
-      <w:pPr>
-        <w:pStyle w:val="Normal"/>
-        <w:bidi w:val="0"/>
-        <w:spacing w:lineRule="auto" w:line="240"/>
-        <w:ind w:firstLine="567"/>
-        <w:jc w:val="start"/>
-        <w:rPr>
-          <w:szCs w:val="28"/>
-        </w:rPr>
-      </w:pPr>
-      <w:r>
-        <w:rPr>
-          <w:sz w:val="30"/>
-          <w:szCs w:val="30"/>
+          <w:szCs w:val="28"/>
+        </w:rPr>
+      </w:r>
+    </w:p>
+    <w:p>
+      <w:pPr>
+        <w:pStyle w:val="Normal"/>
+        <w:bidi w:val="0"/>
+        <w:spacing w:lineRule="auto" w:line="240"/>
+        <w:ind w:firstLine="567"/>
+        <w:jc w:val="start"/>
+        <w:rPr>
+          <w:szCs w:val="28"/>
+        </w:rPr>
+      </w:pPr>
+      <w:r>
+        <w:rPr>
+          <w:szCs w:val="28"/>
+        </w:rPr>
+      </w:r>
+    </w:p>
+    <w:p>
+      <w:pPr>
+        <w:pStyle w:val="Normal"/>
+        <w:bidi w:val="0"/>
+        <w:spacing w:lineRule="auto" w:line="240"/>
+        <w:ind w:firstLine="567"/>
+        <w:jc w:val="start"/>
+        <w:rPr>
+          <w:szCs w:val="28"/>
+        </w:rPr>
+      </w:pPr>
+      <w:r>
+        <w:rPr>
+          <w:szCs w:val="28"/>
+        </w:rPr>
+      </w:r>
+    </w:p>
+    <w:p>
+      <w:pPr>
+        <w:pStyle w:val="Normal"/>
+        <w:bidi w:val="0"/>
+        <w:spacing w:lineRule="auto" w:line="240"/>
+        <w:ind w:firstLine="567"/>
+        <w:jc w:val="start"/>
+        <w:rPr>
+          <w:szCs w:val="28"/>
+        </w:rPr>
+      </w:pPr>
+      <w:r>
+        <w:rPr>
+          <w:szCs w:val="28"/>
+        </w:rPr>
+      </w:r>
+    </w:p>
+    <w:p>
+      <w:pPr>
+        <w:pStyle w:val="Normal"/>
+        <w:bidi w:val="0"/>
+        <w:spacing w:lineRule="auto" w:line="240"/>
+        <w:ind w:firstLine="567"/>
+        <w:jc w:val="start"/>
+        <w:rPr>
+          <w:szCs w:val="28"/>
+        </w:rPr>
+      </w:pPr>
+      <w:r>
+        <w:rPr>
+          <w:szCs w:val="28"/>
         </w:rPr>
         <w:drawing>
-          <wp:anchor behindDoc="0" distT="0" distB="0" distL="0" distR="0" simplePos="0" locked="0" layoutInCell="0" allowOverlap="1" relativeHeight="15">
+          <wp:anchor distT="0" distB="0" distL="0" distR="0" simplePos="0" relativeHeight="15" behindDoc="0" locked="0" layoutInCell="0" allowOverlap="1">
             <wp:simplePos x="0" y="0"/>
             <wp:positionH relativeFrom="column">
               <wp:posOffset>75565</wp:posOffset>
@@ -6741,7 +6998,7 @@
             <wp:extent cx="3472180" cy="951230"/>
             <wp:effectExtent l="0" t="0" r="0" b="0"/>
             <wp:wrapSquare wrapText="largest"/>
-            <wp:docPr id="14" name="Image14" descr="" title=""/>
+            <wp:docPr id="14" name="Image14"/>
             <wp:cNvGraphicFramePr>
               <a:graphicFrameLocks xmlns:a="http://schemas.openxmlformats.org/drawingml/2006/main" noChangeAspect="1"/>
             </wp:cNvGraphicFramePr>
@@ -6749,7 +7006,7 @@
               <a:graphicData uri="http://schemas.openxmlformats.org/drawingml/2006/picture">
                 <pic:pic xmlns:pic="http://schemas.openxmlformats.org/drawingml/2006/picture">
                   <pic:nvPicPr>
-                    <pic:cNvPr id="14" name="Image14" descr="" title=""/>
+                    <pic:cNvPr id="14" name="Image14"/>
                     <pic:cNvPicPr>
                       <a:picLocks noChangeAspect="1" noChangeArrowheads="1"/>
                     </pic:cNvPicPr>
@@ -6768,6 +7025,7 @@
                     <a:prstGeom prst="rect">
                       <a:avLst/>
                     </a:prstGeom>
+                    <a:noFill/>
                   </pic:spPr>
                 </pic:pic>
               </a:graphicData>
@@ -6789,112 +7047,140 @@
       </w:pPr>
       <w:r>
         <w:rPr>
-          <w:sz w:val="30"/>
-          <w:szCs w:val="30"/>
-        </w:rPr>
-      </w:r>
-    </w:p>
-    <w:p>
-      <w:pPr>
-        <w:pStyle w:val="Normal"/>
-        <w:bidi w:val="0"/>
-        <w:spacing w:lineRule="auto" w:line="240"/>
-        <w:ind w:firstLine="567"/>
-        <w:jc w:val="start"/>
-        <w:rPr>
-          <w:szCs w:val="28"/>
-        </w:rPr>
-      </w:pPr>
-      <w:r>
-        <w:rPr>
-          <w:sz w:val="30"/>
-          <w:szCs w:val="30"/>
-        </w:rPr>
-      </w:r>
-    </w:p>
-    <w:p>
-      <w:pPr>
-        <w:pStyle w:val="Normal"/>
-        <w:bidi w:val="0"/>
-        <w:spacing w:lineRule="auto" w:line="240"/>
-        <w:ind w:firstLine="567"/>
-        <w:jc w:val="start"/>
-        <w:rPr>
-          <w:szCs w:val="28"/>
-        </w:rPr>
-      </w:pPr>
-      <w:r>
-        <w:rPr>
-          <w:sz w:val="30"/>
-          <w:szCs w:val="30"/>
-        </w:rPr>
-      </w:r>
-    </w:p>
-    <w:p>
-      <w:pPr>
-        <w:pStyle w:val="Normal"/>
-        <w:bidi w:val="0"/>
-        <w:spacing w:lineRule="auto" w:line="240"/>
-        <w:ind w:firstLine="567"/>
-        <w:jc w:val="start"/>
-        <w:rPr>
-          <w:szCs w:val="28"/>
-        </w:rPr>
-      </w:pPr>
-      <w:r>
-        <w:rPr>
-          <w:sz w:val="30"/>
-          <w:szCs w:val="30"/>
-        </w:rPr>
-      </w:r>
-    </w:p>
-    <w:p>
-      <w:pPr>
-        <w:pStyle w:val="Normal"/>
-        <w:bidi w:val="0"/>
-        <w:spacing w:lineRule="auto" w:line="240"/>
-        <w:ind w:firstLine="567"/>
-        <w:jc w:val="start"/>
-        <w:rPr>
-          <w:szCs w:val="28"/>
-        </w:rPr>
-      </w:pPr>
-      <w:r>
-        <w:rPr>
-          <w:sz w:val="30"/>
-          <w:szCs w:val="30"/>
-        </w:rPr>
-      </w:r>
-    </w:p>
-    <w:p>
-      <w:pPr>
-        <w:pStyle w:val="Normal"/>
-        <w:bidi w:val="0"/>
-        <w:spacing w:lineRule="auto" w:line="240"/>
-        <w:ind w:firstLine="567"/>
-        <w:jc w:val="start"/>
-        <w:rPr>
-          <w:szCs w:val="28"/>
-        </w:rPr>
-      </w:pPr>
-      <w:r>
-        <w:rPr>
-          <w:sz w:val="30"/>
-          <w:szCs w:val="30"/>
+          <w:szCs w:val="28"/>
+        </w:rPr>
+      </w:r>
+    </w:p>
+    <w:p>
+      <w:pPr>
+        <w:pStyle w:val="Normal"/>
+        <w:bidi w:val="0"/>
+        <w:spacing w:lineRule="auto" w:line="240"/>
+        <w:ind w:firstLine="567"/>
+        <w:jc w:val="start"/>
+        <w:rPr>
+          <w:szCs w:val="28"/>
+        </w:rPr>
+      </w:pPr>
+      <w:r>
+        <w:rPr>
+          <w:szCs w:val="28"/>
+        </w:rPr>
+      </w:r>
+    </w:p>
+    <w:p>
+      <w:pPr>
+        <w:pStyle w:val="Normal"/>
+        <w:bidi w:val="0"/>
+        <w:spacing w:lineRule="auto" w:line="240"/>
+        <w:ind w:firstLine="567"/>
+        <w:jc w:val="start"/>
+        <w:rPr>
+          <w:szCs w:val="28"/>
+        </w:rPr>
+      </w:pPr>
+      <w:r>
+        <w:rPr>
+          <w:szCs w:val="28"/>
+        </w:rPr>
+      </w:r>
+    </w:p>
+    <w:p>
+      <w:pPr>
+        <w:pStyle w:val="Normal"/>
+        <w:bidi w:val="0"/>
+        <w:spacing w:lineRule="auto" w:line="240"/>
+        <w:ind w:firstLine="567"/>
+        <w:jc w:val="start"/>
+        <w:rPr>
+          <w:szCs w:val="28"/>
+        </w:rPr>
+      </w:pPr>
+      <w:r>
+        <w:rPr>
+          <w:szCs w:val="28"/>
+        </w:rPr>
+      </w:r>
+    </w:p>
+    <w:p>
+      <w:pPr>
+        <w:pStyle w:val="Normal"/>
+        <w:bidi w:val="0"/>
+        <w:spacing w:lineRule="auto" w:line="240"/>
+        <w:ind w:firstLine="567"/>
+        <w:jc w:val="start"/>
+        <w:rPr>
+          <w:szCs w:val="28"/>
+        </w:rPr>
+      </w:pPr>
+      <w:r>
+        <w:rPr>
+          <w:szCs w:val="28"/>
+        </w:rPr>
+      </w:r>
+    </w:p>
+    <w:p>
+      <w:pPr>
+        <w:pStyle w:val="Normal"/>
+        <w:bidi w:val="0"/>
+        <w:spacing w:lineRule="auto" w:line="240"/>
+        <w:ind w:firstLine="567"/>
+        <w:jc w:val="start"/>
+        <w:rPr>
+          <w:szCs w:val="28"/>
+        </w:rPr>
+      </w:pPr>
+      <w:r>
+        <w:rPr>
+          <w:szCs w:val="28"/>
+        </w:rPr>
+      </w:r>
+    </w:p>
+    <w:p>
+      <w:pPr>
+        <w:pStyle w:val="Normal"/>
+        <w:bidi w:val="0"/>
+        <w:spacing w:lineRule="auto" w:line="240"/>
+        <w:ind w:firstLine="567"/>
+        <w:jc w:val="start"/>
+        <w:rPr>
+          <w:szCs w:val="28"/>
+        </w:rPr>
+      </w:pPr>
+      <w:r>
+        <w:rPr>
+          <w:szCs w:val="28"/>
+        </w:rPr>
+      </w:r>
+    </w:p>
+    <w:p>
+      <w:pPr>
+        <w:pStyle w:val="Normal"/>
+        <w:bidi w:val="0"/>
+        <w:spacing w:lineRule="auto" w:line="240"/>
+        <w:ind w:firstLine="567"/>
+        <w:jc w:val="start"/>
+        <w:rPr>
+          <w:szCs w:val="28"/>
+        </w:rPr>
+      </w:pPr>
+      <w:r>
+        <w:rPr>
+          <w:szCs w:val="28"/>
         </w:rPr>
         <w:drawing>
-          <wp:anchor behindDoc="0" distT="0" distB="0" distL="0" distR="0" simplePos="0" locked="0" layoutInCell="0" allowOverlap="1" relativeHeight="16">
+          <wp:anchor distT="0" distB="0" distL="0" distR="0" simplePos="0" relativeHeight="16" behindDoc="0" locked="0" layoutInCell="0" allowOverlap="1">
             <wp:simplePos x="0" y="0"/>
             <wp:positionH relativeFrom="column">
-              <wp:posOffset>61595</wp:posOffset>
+              <wp:posOffset>4445</wp:posOffset>
             </wp:positionH>
             <wp:positionV relativeFrom="paragraph">
-              <wp:posOffset>38100</wp:posOffset>
+              <wp:posOffset>106680</wp:posOffset>
             </wp:positionV>
             <wp:extent cx="3447415" cy="980440"/>
             <wp:effectExtent l="0" t="0" r="0" b="0"/>
             <wp:wrapSquare wrapText="largest"/>
-            <wp:docPr id="15" name="Image15" descr="" title=""/>
+            <wp:docPr id="15" name="Image15"/>
             <wp:cNvGraphicFramePr>
               <a:graphicFrameLocks xmlns:a="http://schemas.openxmlformats.org/drawingml/2006/main" noChangeAspect="1"/>
             </wp:cNvGraphicFramePr>
@@ -6902,7 +7188,7 @@
               <a:graphicData uri="http://schemas.openxmlformats.org/drawingml/2006/picture">
                 <pic:pic xmlns:pic="http://schemas.openxmlformats.org/drawingml/2006/picture">
                   <pic:nvPicPr>
-                    <pic:cNvPr id="15" name="Image15" descr="" title=""/>
+                    <pic:cNvPr id="15" name="Image15"/>
                     <pic:cNvPicPr>
                       <a:picLocks noChangeAspect="1" noChangeArrowheads="1"/>
                     </pic:cNvPicPr>
@@ -6921,6 +7207,7 @@
                     <a:prstGeom prst="rect">
                       <a:avLst/>
                     </a:prstGeom>
+                    <a:noFill/>
                   </pic:spPr>
                 </pic:pic>
               </a:graphicData>
@@ -6942,94 +7229,106 @@
       </w:pPr>
       <w:r>
         <w:rPr>
-          <w:sz w:val="30"/>
-          <w:szCs w:val="30"/>
-        </w:rPr>
-      </w:r>
-    </w:p>
-    <w:p>
-      <w:pPr>
-        <w:pStyle w:val="Normal"/>
-        <w:bidi w:val="0"/>
-        <w:spacing w:lineRule="auto" w:line="240"/>
-        <w:ind w:firstLine="567"/>
-        <w:jc w:val="start"/>
-        <w:rPr>
-          <w:szCs w:val="28"/>
-        </w:rPr>
-      </w:pPr>
-      <w:r>
-        <w:rPr>
-          <w:sz w:val="30"/>
-          <w:szCs w:val="30"/>
-        </w:rPr>
-      </w:r>
-    </w:p>
-    <w:p>
-      <w:pPr>
-        <w:pStyle w:val="Normal"/>
-        <w:bidi w:val="0"/>
-        <w:spacing w:lineRule="auto" w:line="240"/>
-        <w:ind w:firstLine="567"/>
-        <w:jc w:val="start"/>
-        <w:rPr>
-          <w:szCs w:val="28"/>
-        </w:rPr>
-      </w:pPr>
-      <w:r>
-        <w:rPr>
-          <w:sz w:val="30"/>
-          <w:szCs w:val="30"/>
-        </w:rPr>
-      </w:r>
-    </w:p>
-    <w:p>
-      <w:pPr>
-        <w:pStyle w:val="Normal"/>
-        <w:bidi w:val="0"/>
-        <w:spacing w:lineRule="auto" w:line="240"/>
-        <w:ind w:firstLine="567"/>
-        <w:jc w:val="start"/>
-        <w:rPr>
-          <w:szCs w:val="28"/>
-        </w:rPr>
-      </w:pPr>
-      <w:r>
-        <w:rPr>
-          <w:sz w:val="30"/>
-          <w:szCs w:val="30"/>
-        </w:rPr>
-      </w:r>
-    </w:p>
-    <w:p>
-      <w:pPr>
-        <w:pStyle w:val="Normal"/>
-        <w:bidi w:val="0"/>
-        <w:spacing w:lineRule="auto" w:line="240"/>
-        <w:ind w:firstLine="567"/>
-        <w:jc w:val="start"/>
-        <w:rPr>
-          <w:szCs w:val="28"/>
-        </w:rPr>
-      </w:pPr>
-      <w:r>
-        <w:rPr>
-          <w:sz w:val="30"/>
-          <w:szCs w:val="30"/>
+          <w:szCs w:val="28"/>
+        </w:rPr>
+      </w:r>
+    </w:p>
+    <w:p>
+      <w:pPr>
+        <w:pStyle w:val="Normal"/>
+        <w:bidi w:val="0"/>
+        <w:spacing w:lineRule="auto" w:line="240"/>
+        <w:ind w:firstLine="567"/>
+        <w:jc w:val="start"/>
+        <w:rPr>
+          <w:szCs w:val="28"/>
+        </w:rPr>
+      </w:pPr>
+      <w:r>
+        <w:rPr>
+          <w:szCs w:val="28"/>
+        </w:rPr>
+      </w:r>
+    </w:p>
+    <w:p>
+      <w:pPr>
+        <w:pStyle w:val="Normal"/>
+        <w:bidi w:val="0"/>
+        <w:spacing w:lineRule="auto" w:line="240"/>
+        <w:ind w:firstLine="567"/>
+        <w:jc w:val="start"/>
+        <w:rPr>
+          <w:szCs w:val="28"/>
+        </w:rPr>
+      </w:pPr>
+      <w:r>
+        <w:rPr>
+          <w:szCs w:val="28"/>
+        </w:rPr>
+      </w:r>
+    </w:p>
+    <w:p>
+      <w:pPr>
+        <w:pStyle w:val="Normal"/>
+        <w:bidi w:val="0"/>
+        <w:spacing w:lineRule="auto" w:line="240"/>
+        <w:ind w:firstLine="567"/>
+        <w:jc w:val="start"/>
+        <w:rPr>
+          <w:szCs w:val="28"/>
+        </w:rPr>
+      </w:pPr>
+      <w:r>
+        <w:rPr>
+          <w:szCs w:val="28"/>
+        </w:rPr>
+      </w:r>
+    </w:p>
+    <w:p>
+      <w:pPr>
+        <w:pStyle w:val="Normal"/>
+        <w:bidi w:val="0"/>
+        <w:spacing w:lineRule="auto" w:line="240"/>
+        <w:ind w:firstLine="567"/>
+        <w:jc w:val="start"/>
+        <w:rPr>
+          <w:szCs w:val="28"/>
+        </w:rPr>
+      </w:pPr>
+      <w:r>
+        <w:rPr>
+          <w:szCs w:val="28"/>
+        </w:rPr>
+      </w:r>
+    </w:p>
+    <w:p>
+      <w:pPr>
+        <w:pStyle w:val="Normal"/>
+        <w:bidi w:val="0"/>
+        <w:spacing w:lineRule="auto" w:line="240"/>
+        <w:ind w:firstLine="567"/>
+        <w:jc w:val="start"/>
+        <w:rPr>
+          <w:szCs w:val="28"/>
+        </w:rPr>
+      </w:pPr>
+      <w:r>
+        <w:rPr>
+          <w:szCs w:val="28"/>
         </w:rPr>
         <w:drawing>
-          <wp:anchor behindDoc="0" distT="0" distB="0" distL="0" distR="0" simplePos="0" locked="0" layoutInCell="0" allowOverlap="1" relativeHeight="17">
+          <wp:anchor distT="0" distB="0" distL="0" distR="0" simplePos="0" relativeHeight="17" behindDoc="0" locked="0" layoutInCell="0" allowOverlap="1">
             <wp:simplePos x="0" y="0"/>
             <wp:positionH relativeFrom="column">
-              <wp:posOffset>166370</wp:posOffset>
+              <wp:posOffset>-119380</wp:posOffset>
             </wp:positionH>
             <wp:positionV relativeFrom="paragraph">
-              <wp:posOffset>102870</wp:posOffset>
+              <wp:posOffset>110490</wp:posOffset>
             </wp:positionV>
             <wp:extent cx="4057015" cy="1313815"/>
             <wp:effectExtent l="0" t="0" r="0" b="0"/>
             <wp:wrapSquare wrapText="largest"/>
-            <wp:docPr id="16" name="Image17" descr="" title=""/>
+            <wp:docPr id="16" name="Image17"/>
             <wp:cNvGraphicFramePr>
               <a:graphicFrameLocks xmlns:a="http://schemas.openxmlformats.org/drawingml/2006/main" noChangeAspect="1"/>
             </wp:cNvGraphicFramePr>
@@ -7037,7 +7336,7 @@
               <a:graphicData uri="http://schemas.openxmlformats.org/drawingml/2006/picture">
                 <pic:pic xmlns:pic="http://schemas.openxmlformats.org/drawingml/2006/picture">
                   <pic:nvPicPr>
-                    <pic:cNvPr id="16" name="Image17" descr="" title=""/>
+                    <pic:cNvPr id="16" name="Image17"/>
                     <pic:cNvPicPr>
                       <a:picLocks noChangeAspect="1" noChangeArrowheads="1"/>
                     </pic:cNvPicPr>
@@ -7056,6 +7355,7 @@
                     <a:prstGeom prst="rect">
                       <a:avLst/>
                     </a:prstGeom>
+                    <a:noFill/>
                   </pic:spPr>
                 </pic:pic>
               </a:graphicData>
@@ -7077,130 +7377,140 @@
       </w:pPr>
       <w:r>
         <w:rPr>
-          <w:sz w:val="30"/>
-          <w:szCs w:val="30"/>
-        </w:rPr>
-      </w:r>
-    </w:p>
-    <w:p>
-      <w:pPr>
-        <w:pStyle w:val="Normal"/>
-        <w:bidi w:val="0"/>
-        <w:spacing w:lineRule="auto" w:line="240"/>
-        <w:ind w:firstLine="567"/>
-        <w:jc w:val="start"/>
-        <w:rPr>
-          <w:szCs w:val="28"/>
-        </w:rPr>
-      </w:pPr>
-      <w:r>
-        <w:rPr>
-          <w:sz w:val="30"/>
-          <w:szCs w:val="30"/>
-        </w:rPr>
-      </w:r>
-    </w:p>
-    <w:p>
-      <w:pPr>
-        <w:pStyle w:val="Normal"/>
-        <w:bidi w:val="0"/>
-        <w:spacing w:lineRule="auto" w:line="240"/>
-        <w:ind w:firstLine="567"/>
-        <w:jc w:val="start"/>
-        <w:rPr>
-          <w:szCs w:val="28"/>
-        </w:rPr>
-      </w:pPr>
-      <w:r>
-        <w:rPr>
-          <w:sz w:val="30"/>
-          <w:szCs w:val="30"/>
-        </w:rPr>
-      </w:r>
-    </w:p>
-    <w:p>
-      <w:pPr>
-        <w:pStyle w:val="Normal"/>
-        <w:bidi w:val="0"/>
-        <w:spacing w:lineRule="auto" w:line="240"/>
-        <w:ind w:firstLine="567"/>
-        <w:jc w:val="start"/>
-        <w:rPr>
-          <w:szCs w:val="28"/>
-        </w:rPr>
-      </w:pPr>
-      <w:r>
-        <w:rPr>
-          <w:sz w:val="30"/>
-          <w:szCs w:val="30"/>
-        </w:rPr>
-      </w:r>
-    </w:p>
-    <w:p>
-      <w:pPr>
-        <w:pStyle w:val="Normal"/>
-        <w:bidi w:val="0"/>
-        <w:spacing w:lineRule="auto" w:line="240"/>
-        <w:ind w:firstLine="567"/>
-        <w:jc w:val="start"/>
-        <w:rPr>
-          <w:szCs w:val="28"/>
-        </w:rPr>
-      </w:pPr>
-      <w:r>
-        <w:rPr>
-          <w:sz w:val="30"/>
-          <w:szCs w:val="30"/>
-        </w:rPr>
-      </w:r>
-    </w:p>
-    <w:p>
-      <w:pPr>
-        <w:pStyle w:val="Normal"/>
-        <w:bidi w:val="0"/>
-        <w:spacing w:lineRule="auto" w:line="240"/>
-        <w:ind w:firstLine="567"/>
-        <w:jc w:val="start"/>
-        <w:rPr>
-          <w:szCs w:val="28"/>
-        </w:rPr>
-      </w:pPr>
-      <w:r>
-        <w:rPr>
-          <w:sz w:val="30"/>
-          <w:szCs w:val="30"/>
-        </w:rPr>
-      </w:r>
-    </w:p>
-    <w:p>
-      <w:pPr>
-        <w:pStyle w:val="Normal"/>
-        <w:bidi w:val="0"/>
-        <w:spacing w:lineRule="auto" w:line="240"/>
-        <w:ind w:firstLine="567"/>
-        <w:jc w:val="start"/>
-        <w:rPr>
-          <w:szCs w:val="28"/>
-        </w:rPr>
-      </w:pPr>
-      <w:r>
-        <w:rPr>
-          <w:sz w:val="30"/>
-          <w:szCs w:val="30"/>
+          <w:szCs w:val="28"/>
+        </w:rPr>
+      </w:r>
+    </w:p>
+    <w:p>
+      <w:pPr>
+        <w:pStyle w:val="Normal"/>
+        <w:bidi w:val="0"/>
+        <w:spacing w:lineRule="auto" w:line="240"/>
+        <w:ind w:firstLine="567"/>
+        <w:jc w:val="start"/>
+        <w:rPr>
+          <w:szCs w:val="28"/>
+        </w:rPr>
+      </w:pPr>
+      <w:r>
+        <w:rPr>
+          <w:szCs w:val="28"/>
+        </w:rPr>
+      </w:r>
+    </w:p>
+    <w:p>
+      <w:pPr>
+        <w:pStyle w:val="Normal"/>
+        <w:bidi w:val="0"/>
+        <w:spacing w:lineRule="auto" w:line="240"/>
+        <w:ind w:firstLine="567"/>
+        <w:jc w:val="start"/>
+        <w:rPr>
+          <w:szCs w:val="28"/>
+        </w:rPr>
+      </w:pPr>
+      <w:r>
+        <w:rPr>
+          <w:szCs w:val="28"/>
+        </w:rPr>
+      </w:r>
+    </w:p>
+    <w:p>
+      <w:pPr>
+        <w:pStyle w:val="Normal"/>
+        <w:bidi w:val="0"/>
+        <w:spacing w:lineRule="auto" w:line="240"/>
+        <w:ind w:firstLine="567"/>
+        <w:jc w:val="start"/>
+        <w:rPr>
+          <w:szCs w:val="28"/>
+        </w:rPr>
+      </w:pPr>
+      <w:r>
+        <w:rPr>
+          <w:szCs w:val="28"/>
+        </w:rPr>
+      </w:r>
+    </w:p>
+    <w:p>
+      <w:pPr>
+        <w:pStyle w:val="Normal"/>
+        <w:bidi w:val="0"/>
+        <w:spacing w:lineRule="auto" w:line="240"/>
+        <w:ind w:firstLine="567"/>
+        <w:jc w:val="start"/>
+        <w:rPr>
+          <w:szCs w:val="28"/>
+        </w:rPr>
+      </w:pPr>
+      <w:r>
+        <w:rPr>
+          <w:szCs w:val="28"/>
+        </w:rPr>
+      </w:r>
+    </w:p>
+    <w:p>
+      <w:pPr>
+        <w:pStyle w:val="Normal"/>
+        <w:bidi w:val="0"/>
+        <w:spacing w:lineRule="auto" w:line="240"/>
+        <w:ind w:firstLine="567"/>
+        <w:jc w:val="start"/>
+        <w:rPr>
+          <w:szCs w:val="28"/>
+        </w:rPr>
+      </w:pPr>
+      <w:r>
+        <w:rPr>
+          <w:szCs w:val="28"/>
+        </w:rPr>
+      </w:r>
+    </w:p>
+    <w:p>
+      <w:pPr>
+        <w:pStyle w:val="Normal"/>
+        <w:bidi w:val="0"/>
+        <w:spacing w:lineRule="auto" w:line="240"/>
+        <w:ind w:firstLine="567"/>
+        <w:jc w:val="start"/>
+        <w:rPr>
+          <w:szCs w:val="28"/>
+        </w:rPr>
+      </w:pPr>
+      <w:r>
+        <w:rPr>
+          <w:szCs w:val="28"/>
+        </w:rPr>
+      </w:r>
+    </w:p>
+    <w:p>
+      <w:pPr>
+        <w:pStyle w:val="Normal"/>
+        <w:bidi w:val="0"/>
+        <w:spacing w:lineRule="auto" w:line="240"/>
+        <w:ind w:firstLine="567"/>
+        <w:jc w:val="start"/>
+        <w:rPr>
+          <w:szCs w:val="28"/>
+        </w:rPr>
+      </w:pPr>
+      <w:r>
+        <w:rPr>
+          <w:szCs w:val="28"/>
         </w:rPr>
         <w:drawing>
-          <wp:anchor behindDoc="0" distT="0" distB="0" distL="0" distR="0" simplePos="0" locked="0" layoutInCell="0" allowOverlap="1" relativeHeight="18">
+          <wp:anchor distT="0" distB="0" distL="0" distR="0" simplePos="0" relativeHeight="18" behindDoc="0" locked="0" layoutInCell="0" allowOverlap="1">
             <wp:simplePos x="0" y="0"/>
             <wp:positionH relativeFrom="column">
-              <wp:posOffset>213995</wp:posOffset>
+              <wp:posOffset>33020</wp:posOffset>
             </wp:positionH>
             <wp:positionV relativeFrom="paragraph">
-              <wp:posOffset>47625</wp:posOffset>
+              <wp:posOffset>165735</wp:posOffset>
             </wp:positionV>
             <wp:extent cx="3695065" cy="1370965"/>
             <wp:effectExtent l="0" t="0" r="0" b="0"/>
             <wp:wrapSquare wrapText="largest"/>
-            <wp:docPr id="17" name="Image16" descr="" title=""/>
+            <wp:docPr id="17" name="Image16"/>
             <wp:cNvGraphicFramePr>
               <a:graphicFrameLocks xmlns:a="http://schemas.openxmlformats.org/drawingml/2006/main" noChangeAspect="1"/>
             </wp:cNvGraphicFramePr>
@@ -7208,7 +7518,7 @@
               <a:graphicData uri="http://schemas.openxmlformats.org/drawingml/2006/picture">
                 <pic:pic xmlns:pic="http://schemas.openxmlformats.org/drawingml/2006/picture">
                   <pic:nvPicPr>
-                    <pic:cNvPr id="17" name="Image16" descr="" title=""/>
+                    <pic:cNvPr id="17" name="Image16"/>
                     <pic:cNvPicPr>
                       <a:picLocks noChangeAspect="1" noChangeArrowheads="1"/>
                     </pic:cNvPicPr>
@@ -7227,6 +7537,7 @@
                     <a:prstGeom prst="rect">
                       <a:avLst/>
                     </a:prstGeom>
+                    <a:noFill/>
                   </pic:spPr>
                 </pic:pic>
               </a:graphicData>
@@ -7248,116 +7559,41 @@
       </w:pPr>
       <w:r>
         <w:rPr>
-          <w:sz w:val="30"/>
-          <w:szCs w:val="30"/>
-        </w:rPr>
-      </w:r>
-    </w:p>
-    <w:p>
-      <w:pPr>
-        <w:pStyle w:val="Normal"/>
-        <w:bidi w:val="0"/>
-        <w:spacing w:lineRule="auto" w:line="240"/>
-        <w:ind w:firstLine="567"/>
-        <w:jc w:val="start"/>
-        <w:rPr>
-          <w:szCs w:val="28"/>
-        </w:rPr>
-      </w:pPr>
-      <w:r>
-        <w:rPr>
-          <w:sz w:val="30"/>
-          <w:szCs w:val="30"/>
-        </w:rPr>
-      </w:r>
-    </w:p>
-    <w:p>
-      <w:pPr>
-        <w:pStyle w:val="Normal"/>
-        <w:bidi w:val="0"/>
-        <w:spacing w:lineRule="auto" w:line="240"/>
-        <w:ind w:firstLine="567"/>
-        <w:jc w:val="start"/>
-        <w:rPr>
-          <w:szCs w:val="28"/>
-        </w:rPr>
-      </w:pPr>
-      <w:r>
-        <w:rPr>
-          <w:sz w:val="30"/>
-          <w:szCs w:val="30"/>
-        </w:rPr>
-      </w:r>
-    </w:p>
-    <w:p>
-      <w:pPr>
-        <w:pStyle w:val="Normal"/>
-        <w:bidi w:val="0"/>
-        <w:spacing w:lineRule="auto" w:line="240"/>
-        <w:ind w:firstLine="567"/>
-        <w:jc w:val="start"/>
-        <w:rPr>
-          <w:szCs w:val="28"/>
-        </w:rPr>
-      </w:pPr>
-      <w:r>
-        <w:rPr>
-          <w:sz w:val="30"/>
-          <w:szCs w:val="30"/>
-        </w:rPr>
-      </w:r>
-    </w:p>
-    <w:p>
-      <w:pPr>
-        <w:pStyle w:val="Normal"/>
-        <w:bidi w:val="0"/>
-        <w:spacing w:lineRule="auto" w:line="240"/>
-        <w:ind w:firstLine="567"/>
-        <w:jc w:val="start"/>
-        <w:rPr>
-          <w:szCs w:val="28"/>
-        </w:rPr>
-      </w:pPr>
-      <w:r>
-        <w:rPr>
-          <w:sz w:val="30"/>
-          <w:szCs w:val="30"/>
-        </w:rPr>
-      </w:r>
-    </w:p>
-    <w:p>
-      <w:pPr>
-        <w:pStyle w:val="Normal"/>
-        <w:bidi w:val="0"/>
-        <w:spacing w:lineRule="auto" w:line="240"/>
-        <w:ind w:firstLine="567"/>
-        <w:jc w:val="start"/>
-        <w:rPr>
-          <w:szCs w:val="28"/>
-        </w:rPr>
-      </w:pPr>
-      <w:r>
-        <w:rPr>
-          <w:sz w:val="30"/>
-          <w:szCs w:val="30"/>
-        </w:rPr>
-      </w:r>
-    </w:p>
-    <w:p>
-      <w:pPr>
-        <w:pStyle w:val="Normal"/>
-        <w:bidi w:val="0"/>
-        <w:spacing w:lineRule="auto" w:line="240"/>
-        <w:ind w:firstLine="567"/>
-        <w:jc w:val="start"/>
-        <w:rPr>
-          <w:szCs w:val="28"/>
-        </w:rPr>
-      </w:pPr>
-      <w:r>
-        <w:rPr>
-          <w:sz w:val="30"/>
-          <w:szCs w:val="30"/>
+          <w:szCs w:val="28"/>
+        </w:rPr>
+      </w:r>
+    </w:p>
+    <w:p>
+      <w:pPr>
+        <w:pStyle w:val="Normal"/>
+        <w:bidi w:val="0"/>
+        <w:spacing w:lineRule="auto" w:line="240"/>
+        <w:ind w:firstLine="567"/>
+        <w:jc w:val="start"/>
+        <w:rPr>
+          <w:szCs w:val="28"/>
+        </w:rPr>
+      </w:pPr>
+      <w:r>
+        <w:rPr>
+          <w:szCs w:val="28"/>
+        </w:rPr>
+      </w:r>
+    </w:p>
+    <w:p>
+      <w:pPr>
+        <w:pStyle w:val="Normal"/>
+        <w:bidi w:val="0"/>
+        <w:spacing w:lineRule="auto" w:line="240"/>
+        <w:ind w:firstLine="567"/>
+        <w:jc w:val="start"/>
+        <w:rPr>
+          <w:szCs w:val="28"/>
+        </w:rPr>
+      </w:pPr>
+      <w:r>
+        <w:rPr>
+          <w:szCs w:val="28"/>
         </w:rPr>
       </w:r>
     </w:p>
@@ -7377,6 +7613,96 @@
           <w:sz w:val="30"/>
           <w:szCs w:val="30"/>
         </w:rPr>
+      </w:r>
+    </w:p>
+    <w:p>
+      <w:pPr>
+        <w:pStyle w:val="Normal"/>
+        <w:bidi w:val="0"/>
+        <w:spacing w:lineRule="auto" w:line="240"/>
+        <w:ind w:hanging="0"/>
+        <w:jc w:val="start"/>
+        <w:rPr>
+          <w:szCs w:val="28"/>
+        </w:rPr>
+      </w:pPr>
+      <w:r>
+        <w:rPr>
+          <w:sz w:val="30"/>
+          <w:szCs w:val="30"/>
+        </w:rPr>
+      </w:r>
+    </w:p>
+    <w:p>
+      <w:pPr>
+        <w:pStyle w:val="Normal"/>
+        <w:bidi w:val="0"/>
+        <w:spacing w:lineRule="auto" w:line="240"/>
+        <w:ind w:hanging="0"/>
+        <w:jc w:val="start"/>
+        <w:rPr>
+          <w:szCs w:val="28"/>
+        </w:rPr>
+      </w:pPr>
+      <w:r>
+        <w:rPr>
+          <w:sz w:val="30"/>
+          <w:szCs w:val="30"/>
+        </w:rPr>
+      </w:r>
+    </w:p>
+    <w:p>
+      <w:pPr>
+        <w:pStyle w:val="Normal"/>
+        <w:bidi w:val="0"/>
+        <w:spacing w:lineRule="auto" w:line="240"/>
+        <w:ind w:hanging="0"/>
+        <w:jc w:val="start"/>
+        <w:rPr>
+          <w:szCs w:val="28"/>
+        </w:rPr>
+      </w:pPr>
+      <w:r>
+        <w:rPr>
+          <w:sz w:val="30"/>
+          <w:szCs w:val="30"/>
+        </w:rPr>
+      </w:r>
+    </w:p>
+    <w:p>
+      <w:pPr>
+        <w:pStyle w:val="Normal"/>
+        <w:bidi w:val="0"/>
+        <w:spacing w:lineRule="auto" w:line="240"/>
+        <w:ind w:hanging="0"/>
+        <w:jc w:val="start"/>
+        <w:rPr>
+          <w:szCs w:val="28"/>
+        </w:rPr>
+      </w:pPr>
+      <w:r>
+        <w:rPr>
+          <w:sz w:val="30"/>
+          <w:szCs w:val="30"/>
+        </w:rPr>
+      </w:r>
+    </w:p>
+    <w:p>
+      <w:pPr>
+        <w:pStyle w:val="Normal"/>
+        <w:bidi w:val="0"/>
+        <w:spacing w:lineRule="auto" w:line="240"/>
+        <w:ind w:hanging="0"/>
+        <w:jc w:val="start"/>
+        <w:rPr>
+          <w:szCs w:val="28"/>
+        </w:rPr>
+      </w:pPr>
+      <w:r>
+        <w:rPr>
+          <w:sz w:val="30"/>
+          <w:szCs w:val="30"/>
+        </w:rPr>
         <w:t>#Задача 3.18</w:t>
       </w:r>
     </w:p>
@@ -7918,8 +8244,7 @@
       </w:pPr>
       <w:r>
         <w:rPr>
-          <w:sz w:val="30"/>
-          <w:szCs w:val="30"/>
+          <w:szCs w:val="28"/>
         </w:rPr>
       </w:r>
     </w:p>
@@ -7993,8 +8318,7 @@
       </w:pPr>
       <w:r>
         <w:rPr>
-          <w:sz w:val="30"/>
-          <w:szCs w:val="30"/>
+          <w:szCs w:val="28"/>
         </w:rPr>
       </w:r>
     </w:p>
@@ -8006,7 +8330,6 @@
         <w:ind w:hanging="0"/>
         <w:jc w:val="start"/>
         <w:rPr>
-          <w:b/>
           <w:b/>
           <w:bCs/>
           <w:sz w:val="28"/>
@@ -8034,7 +8357,6 @@
         <w:jc w:val="start"/>
         <w:rPr>
           <w:b/>
-          <w:b/>
           <w:bCs/>
           <w:sz w:val="28"/>
           <w:szCs w:val="28"/>
@@ -8043,22 +8365,72 @@
       </w:pPr>
       <w:r>
         <w:rPr>
-          <w:sz w:val="30"/>
-          <w:szCs w:val="30"/>
+          <w:szCs w:val="28"/>
+        </w:rPr>
+      </w:r>
+    </w:p>
+    <w:p>
+      <w:pPr>
+        <w:pStyle w:val="Normal"/>
+        <w:bidi w:val="0"/>
+        <w:spacing w:lineRule="auto" w:line="240"/>
+        <w:ind w:firstLine="567"/>
+        <w:jc w:val="start"/>
+        <w:rPr>
+          <w:szCs w:val="28"/>
+        </w:rPr>
+      </w:pPr>
+      <w:r>
+        <w:rPr>
+          <w:szCs w:val="28"/>
+        </w:rPr>
+      </w:r>
+    </w:p>
+    <w:p>
+      <w:pPr>
+        <w:pStyle w:val="Normal"/>
+        <w:bidi w:val="0"/>
+        <w:spacing w:lineRule="auto" w:line="240"/>
+        <w:ind w:firstLine="567"/>
+        <w:jc w:val="start"/>
+        <w:rPr>
+          <w:szCs w:val="28"/>
+        </w:rPr>
+      </w:pPr>
+      <w:r>
+        <w:rPr>
+          <w:szCs w:val="28"/>
+        </w:rPr>
+      </w:r>
+    </w:p>
+    <w:p>
+      <w:pPr>
+        <w:pStyle w:val="Normal"/>
+        <w:bidi w:val="0"/>
+        <w:spacing w:lineRule="auto" w:line="240"/>
+        <w:ind w:firstLine="567"/>
+        <w:jc w:val="start"/>
+        <w:rPr>
+          <w:szCs w:val="28"/>
+        </w:rPr>
+      </w:pPr>
+      <w:r>
+        <w:rPr>
+          <w:szCs w:val="28"/>
         </w:rPr>
         <w:drawing>
-          <wp:anchor behindDoc="0" distT="0" distB="0" distL="0" distR="0" simplePos="0" locked="0" layoutInCell="0" allowOverlap="1" relativeHeight="19">
+          <wp:anchor distT="0" distB="0" distL="0" distR="0" simplePos="0" relativeHeight="19" behindDoc="0" locked="0" layoutInCell="0" allowOverlap="1">
             <wp:simplePos x="0" y="0"/>
             <wp:positionH relativeFrom="column">
-              <wp:posOffset>-105410</wp:posOffset>
+              <wp:posOffset>56515</wp:posOffset>
             </wp:positionH>
             <wp:positionV relativeFrom="paragraph">
-              <wp:posOffset>57150</wp:posOffset>
+              <wp:posOffset>12065</wp:posOffset>
             </wp:positionV>
             <wp:extent cx="3133090" cy="1009650"/>
             <wp:effectExtent l="0" t="0" r="0" b="0"/>
             <wp:wrapSquare wrapText="largest"/>
-            <wp:docPr id="18" name="Image18" descr="" title=""/>
+            <wp:docPr id="18" name="Image18"/>
             <wp:cNvGraphicFramePr>
               <a:graphicFrameLocks xmlns:a="http://schemas.openxmlformats.org/drawingml/2006/main" noChangeAspect="1"/>
             </wp:cNvGraphicFramePr>
@@ -8066,7 +8438,7 @@
               <a:graphicData uri="http://schemas.openxmlformats.org/drawingml/2006/picture">
                 <pic:pic xmlns:pic="http://schemas.openxmlformats.org/drawingml/2006/picture">
                   <pic:nvPicPr>
-                    <pic:cNvPr id="18" name="Image18" descr="" title=""/>
+                    <pic:cNvPr id="18" name="Image18"/>
                     <pic:cNvPicPr>
                       <a:picLocks noChangeAspect="1" noChangeArrowheads="1"/>
                     </pic:cNvPicPr>
@@ -8085,6 +8457,7 @@
                     <a:prstGeom prst="rect">
                       <a:avLst/>
                     </a:prstGeom>
+                    <a:noFill/>
                   </pic:spPr>
                 </pic:pic>
               </a:graphicData>
@@ -8098,107 +8471,114 @@
         <w:pStyle w:val="Normal"/>
         <w:bidi w:val="0"/>
         <w:spacing w:lineRule="auto" w:line="240"/>
-        <w:ind w:hanging="0"/>
-        <w:jc w:val="start"/>
-        <w:rPr>
-          <w:b/>
-          <w:b/>
-          <w:bCs/>
-          <w:sz w:val="28"/>
-          <w:szCs w:val="28"/>
-          <w:u w:val="none"/>
-        </w:rPr>
-      </w:pPr>
-      <w:r>
-        <w:rPr>
-          <w:sz w:val="30"/>
-          <w:szCs w:val="30"/>
-        </w:rPr>
-      </w:r>
-    </w:p>
-    <w:p>
-      <w:pPr>
-        <w:pStyle w:val="Normal"/>
-        <w:bidi w:val="0"/>
-        <w:spacing w:lineRule="auto" w:line="240"/>
-        <w:ind w:firstLine="567"/>
-        <w:jc w:val="start"/>
-        <w:rPr>
-          <w:szCs w:val="28"/>
-        </w:rPr>
-      </w:pPr>
-      <w:r>
-        <w:rPr>
-          <w:sz w:val="30"/>
-          <w:szCs w:val="30"/>
-        </w:rPr>
-      </w:r>
-    </w:p>
-    <w:p>
-      <w:pPr>
-        <w:pStyle w:val="Normal"/>
-        <w:bidi w:val="0"/>
-        <w:spacing w:lineRule="auto" w:line="240"/>
-        <w:ind w:firstLine="567"/>
-        <w:jc w:val="start"/>
-        <w:rPr>
-          <w:szCs w:val="28"/>
-        </w:rPr>
-      </w:pPr>
-      <w:r>
-        <w:rPr>
-          <w:sz w:val="30"/>
-          <w:szCs w:val="30"/>
-        </w:rPr>
-      </w:r>
-    </w:p>
-    <w:p>
-      <w:pPr>
-        <w:pStyle w:val="Normal"/>
-        <w:bidi w:val="0"/>
-        <w:spacing w:lineRule="auto" w:line="240"/>
-        <w:ind w:firstLine="567"/>
-        <w:jc w:val="start"/>
-        <w:rPr>
-          <w:szCs w:val="28"/>
-        </w:rPr>
-      </w:pPr>
-      <w:r>
-        <w:rPr>
-          <w:sz w:val="30"/>
-          <w:szCs w:val="30"/>
-        </w:rPr>
-      </w:r>
-    </w:p>
-    <w:p>
-      <w:pPr>
-        <w:pStyle w:val="Normal"/>
-        <w:bidi w:val="0"/>
-        <w:spacing w:lineRule="auto" w:line="240"/>
-        <w:ind w:firstLine="567"/>
-        <w:jc w:val="start"/>
-        <w:rPr>
-          <w:szCs w:val="28"/>
-        </w:rPr>
-      </w:pPr>
-      <w:r>
-        <w:rPr>
-          <w:sz w:val="30"/>
-          <w:szCs w:val="30"/>
+        <w:ind w:firstLine="567"/>
+        <w:jc w:val="start"/>
+        <w:rPr>
+          <w:szCs w:val="28"/>
+        </w:rPr>
+      </w:pPr>
+      <w:r>
+        <w:rPr>
+          <w:szCs w:val="28"/>
+        </w:rPr>
+      </w:r>
+    </w:p>
+    <w:p>
+      <w:pPr>
+        <w:pStyle w:val="Normal"/>
+        <w:bidi w:val="0"/>
+        <w:spacing w:lineRule="auto" w:line="240"/>
+        <w:ind w:firstLine="567"/>
+        <w:jc w:val="start"/>
+        <w:rPr>
+          <w:szCs w:val="28"/>
+        </w:rPr>
+      </w:pPr>
+      <w:r>
+        <w:rPr>
+          <w:szCs w:val="28"/>
+        </w:rPr>
+      </w:r>
+    </w:p>
+    <w:p>
+      <w:pPr>
+        <w:pStyle w:val="Normal"/>
+        <w:bidi w:val="0"/>
+        <w:spacing w:lineRule="auto" w:line="240"/>
+        <w:ind w:firstLine="567"/>
+        <w:jc w:val="start"/>
+        <w:rPr>
+          <w:szCs w:val="28"/>
+        </w:rPr>
+      </w:pPr>
+      <w:r>
+        <w:rPr>
+          <w:szCs w:val="28"/>
+        </w:rPr>
+      </w:r>
+    </w:p>
+    <w:p>
+      <w:pPr>
+        <w:pStyle w:val="Normal"/>
+        <w:bidi w:val="0"/>
+        <w:spacing w:lineRule="auto" w:line="240"/>
+        <w:ind w:firstLine="567"/>
+        <w:jc w:val="start"/>
+        <w:rPr>
+          <w:szCs w:val="28"/>
+        </w:rPr>
+      </w:pPr>
+      <w:r>
+        <w:rPr>
+          <w:szCs w:val="28"/>
+        </w:rPr>
+      </w:r>
+    </w:p>
+    <w:p>
+      <w:pPr>
+        <w:pStyle w:val="Normal"/>
+        <w:bidi w:val="0"/>
+        <w:spacing w:lineRule="auto" w:line="240"/>
+        <w:ind w:firstLine="567"/>
+        <w:jc w:val="start"/>
+        <w:rPr>
+          <w:szCs w:val="28"/>
+        </w:rPr>
+      </w:pPr>
+      <w:r>
+        <w:rPr>
+          <w:szCs w:val="28"/>
+        </w:rPr>
+      </w:r>
+    </w:p>
+    <w:p>
+      <w:pPr>
+        <w:pStyle w:val="Normal"/>
+        <w:bidi w:val="0"/>
+        <w:spacing w:lineRule="auto" w:line="240"/>
+        <w:ind w:firstLine="567"/>
+        <w:jc w:val="start"/>
+        <w:rPr>
+          <w:szCs w:val="28"/>
+        </w:rPr>
+      </w:pPr>
+      <w:r>
+        <w:rPr>
+          <w:szCs w:val="28"/>
         </w:rPr>
         <w:drawing>
-          <wp:anchor behindDoc="0" distT="0" distB="0" distL="0" distR="0" simplePos="0" locked="0" layoutInCell="0" allowOverlap="1" relativeHeight="20">
+          <wp:anchor distT="0" distB="0" distL="0" distR="0" simplePos="0" relativeHeight="20" behindDoc="0" locked="0" layoutInCell="0" allowOverlap="1">
             <wp:simplePos x="0" y="0"/>
             <wp:positionH relativeFrom="column">
-              <wp:posOffset>-172085</wp:posOffset>
+              <wp:posOffset>8890</wp:posOffset>
             </wp:positionH>
             <wp:positionV relativeFrom="paragraph">
-              <wp:posOffset>190500</wp:posOffset>
+              <wp:posOffset>171450</wp:posOffset>
             </wp:positionV>
             <wp:extent cx="3323590" cy="1047750"/>
             <wp:effectExtent l="0" t="0" r="0" b="0"/>
             <wp:wrapSquare wrapText="largest"/>
-            <wp:docPr id="19" name="Image19" descr="" title=""/>
+            <wp:docPr id="19" name="Image19"/>
             <wp:cNvGraphicFramePr>
               <a:graphicFrameLocks xmlns:a="http://schemas.openxmlformats.org/drawingml/2006/main" noChangeAspect="1"/>
             </wp:cNvGraphicFramePr>
@@ -8206,7 +8586,7 @@
               <a:graphicData uri="http://schemas.openxmlformats.org/drawingml/2006/picture">
                 <pic:pic xmlns:pic="http://schemas.openxmlformats.org/drawingml/2006/picture">
                   <pic:nvPicPr>
-                    <pic:cNvPr id="19" name="Image19" descr="" title=""/>
+                    <pic:cNvPr id="19" name="Image19"/>
                     <pic:cNvPicPr>
                       <a:picLocks noChangeAspect="1" noChangeArrowheads="1"/>
                     </pic:cNvPicPr>
@@ -8225,6 +8605,7 @@
                     <a:prstGeom prst="rect">
                       <a:avLst/>
                     </a:prstGeom>
+                    <a:noFill/>
                   </pic:spPr>
                 </pic:pic>
               </a:graphicData>
@@ -8246,112 +8627,157 @@
       </w:pPr>
       <w:r>
         <w:rPr>
-          <w:sz w:val="30"/>
-          <w:szCs w:val="30"/>
-        </w:rPr>
-      </w:r>
-    </w:p>
-    <w:p>
-      <w:pPr>
-        <w:pStyle w:val="Normal"/>
-        <w:bidi w:val="0"/>
-        <w:spacing w:lineRule="auto" w:line="240"/>
-        <w:ind w:firstLine="567"/>
-        <w:jc w:val="start"/>
-        <w:rPr>
-          <w:szCs w:val="28"/>
-        </w:rPr>
-      </w:pPr>
-      <w:r>
-        <w:rPr>
-          <w:sz w:val="30"/>
-          <w:szCs w:val="30"/>
-        </w:rPr>
-      </w:r>
-    </w:p>
-    <w:p>
-      <w:pPr>
-        <w:pStyle w:val="Normal"/>
-        <w:bidi w:val="0"/>
-        <w:spacing w:lineRule="auto" w:line="240"/>
-        <w:ind w:firstLine="567"/>
-        <w:jc w:val="start"/>
-        <w:rPr>
-          <w:szCs w:val="28"/>
-        </w:rPr>
-      </w:pPr>
-      <w:r>
-        <w:rPr>
-          <w:sz w:val="30"/>
-          <w:szCs w:val="30"/>
-        </w:rPr>
-      </w:r>
-    </w:p>
-    <w:p>
-      <w:pPr>
-        <w:pStyle w:val="Normal"/>
-        <w:bidi w:val="0"/>
-        <w:spacing w:lineRule="auto" w:line="240"/>
-        <w:ind w:firstLine="567"/>
-        <w:jc w:val="start"/>
-        <w:rPr>
-          <w:szCs w:val="28"/>
-        </w:rPr>
-      </w:pPr>
-      <w:r>
-        <w:rPr>
-          <w:sz w:val="30"/>
-          <w:szCs w:val="30"/>
-        </w:rPr>
-      </w:r>
-    </w:p>
-    <w:p>
-      <w:pPr>
-        <w:pStyle w:val="Normal"/>
-        <w:bidi w:val="0"/>
-        <w:spacing w:lineRule="auto" w:line="240"/>
-        <w:ind w:firstLine="567"/>
-        <w:jc w:val="start"/>
-        <w:rPr>
-          <w:szCs w:val="28"/>
-        </w:rPr>
-      </w:pPr>
-      <w:r>
-        <w:rPr>
-          <w:sz w:val="30"/>
-          <w:szCs w:val="30"/>
-        </w:rPr>
-      </w:r>
-    </w:p>
-    <w:p>
-      <w:pPr>
-        <w:pStyle w:val="Normal"/>
-        <w:bidi w:val="0"/>
-        <w:spacing w:lineRule="auto" w:line="240"/>
-        <w:ind w:firstLine="567"/>
-        <w:jc w:val="start"/>
-        <w:rPr>
-          <w:szCs w:val="28"/>
-        </w:rPr>
-      </w:pPr>
-      <w:r>
-        <w:rPr>
-          <w:sz w:val="30"/>
-          <w:szCs w:val="30"/>
+          <w:szCs w:val="28"/>
+        </w:rPr>
+      </w:r>
+    </w:p>
+    <w:p>
+      <w:pPr>
+        <w:pStyle w:val="Normal"/>
+        <w:bidi w:val="0"/>
+        <w:spacing w:lineRule="auto" w:line="240"/>
+        <w:ind w:firstLine="567"/>
+        <w:jc w:val="start"/>
+        <w:rPr>
+          <w:szCs w:val="28"/>
+        </w:rPr>
+      </w:pPr>
+      <w:r>
+        <w:rPr>
+          <w:szCs w:val="28"/>
+        </w:rPr>
+      </w:r>
+    </w:p>
+    <w:p>
+      <w:pPr>
+        <w:pStyle w:val="Normal"/>
+        <w:bidi w:val="0"/>
+        <w:spacing w:lineRule="auto" w:line="240"/>
+        <w:ind w:firstLine="567"/>
+        <w:jc w:val="start"/>
+        <w:rPr>
+          <w:szCs w:val="28"/>
+        </w:rPr>
+      </w:pPr>
+      <w:r>
+        <w:rPr>
+          <w:szCs w:val="28"/>
+        </w:rPr>
+      </w:r>
+    </w:p>
+    <w:p>
+      <w:pPr>
+        <w:pStyle w:val="Normal"/>
+        <w:bidi w:val="0"/>
+        <w:spacing w:lineRule="auto" w:line="240"/>
+        <w:ind w:firstLine="567"/>
+        <w:jc w:val="start"/>
+        <w:rPr>
+          <w:szCs w:val="28"/>
+        </w:rPr>
+      </w:pPr>
+      <w:r>
+        <w:rPr>
+          <w:szCs w:val="28"/>
+        </w:rPr>
+      </w:r>
+    </w:p>
+    <w:p>
+      <w:pPr>
+        <w:pStyle w:val="Normal"/>
+        <w:bidi w:val="0"/>
+        <w:spacing w:lineRule="auto" w:line="240"/>
+        <w:ind w:firstLine="567"/>
+        <w:jc w:val="start"/>
+        <w:rPr>
+          <w:szCs w:val="28"/>
+        </w:rPr>
+      </w:pPr>
+      <w:r>
+        <w:rPr>
+          <w:szCs w:val="28"/>
+        </w:rPr>
+      </w:r>
+    </w:p>
+    <w:p>
+      <w:pPr>
+        <w:pStyle w:val="Normal"/>
+        <w:bidi w:val="0"/>
+        <w:spacing w:lineRule="auto" w:line="240"/>
+        <w:ind w:firstLine="567"/>
+        <w:jc w:val="start"/>
+        <w:rPr>
+          <w:szCs w:val="28"/>
+        </w:rPr>
+      </w:pPr>
+      <w:r>
+        <w:rPr>
+          <w:szCs w:val="28"/>
+        </w:rPr>
+      </w:r>
+    </w:p>
+    <w:p>
+      <w:pPr>
+        <w:pStyle w:val="Normal"/>
+        <w:bidi w:val="0"/>
+        <w:spacing w:lineRule="auto" w:line="240"/>
+        <w:ind w:firstLine="567"/>
+        <w:jc w:val="start"/>
+        <w:rPr>
+          <w:szCs w:val="28"/>
+        </w:rPr>
+      </w:pPr>
+      <w:r>
+        <w:rPr>
+          <w:szCs w:val="28"/>
+        </w:rPr>
+      </w:r>
+    </w:p>
+    <w:p>
+      <w:pPr>
+        <w:pStyle w:val="Normal"/>
+        <w:bidi w:val="0"/>
+        <w:spacing w:lineRule="auto" w:line="240"/>
+        <w:ind w:firstLine="567"/>
+        <w:jc w:val="start"/>
+        <w:rPr>
+          <w:szCs w:val="28"/>
+        </w:rPr>
+      </w:pPr>
+      <w:r>
+        <w:rPr>
+          <w:szCs w:val="28"/>
+        </w:rPr>
+      </w:r>
+    </w:p>
+    <w:p>
+      <w:pPr>
+        <w:pStyle w:val="Normal"/>
+        <w:bidi w:val="0"/>
+        <w:spacing w:lineRule="auto" w:line="240"/>
+        <w:ind w:firstLine="567"/>
+        <w:jc w:val="start"/>
+        <w:rPr>
+          <w:szCs w:val="28"/>
+        </w:rPr>
+      </w:pPr>
+      <w:r>
+        <w:rPr>
+          <w:szCs w:val="28"/>
         </w:rPr>
         <w:drawing>
-          <wp:anchor behindDoc="0" distT="0" distB="0" distL="0" distR="0" simplePos="0" locked="0" layoutInCell="0" allowOverlap="1" relativeHeight="21">
+          <wp:anchor distT="0" distB="0" distL="0" distR="0" simplePos="0" relativeHeight="21" behindDoc="0" locked="0" layoutInCell="0" allowOverlap="1">
             <wp:simplePos x="0" y="0"/>
             <wp:positionH relativeFrom="column">
-              <wp:posOffset>-124460</wp:posOffset>
+              <wp:posOffset>418465</wp:posOffset>
             </wp:positionH>
             <wp:positionV relativeFrom="paragraph">
-              <wp:posOffset>152400</wp:posOffset>
+              <wp:posOffset>41910</wp:posOffset>
             </wp:positionV>
             <wp:extent cx="3152140" cy="1018540"/>
             <wp:effectExtent l="0" t="0" r="0" b="0"/>
             <wp:wrapSquare wrapText="largest"/>
-            <wp:docPr id="20" name="Image20" descr="" title=""/>
+            <wp:docPr id="20" name="Image20"/>
             <wp:cNvGraphicFramePr>
               <a:graphicFrameLocks xmlns:a="http://schemas.openxmlformats.org/drawingml/2006/main" noChangeAspect="1"/>
             </wp:cNvGraphicFramePr>
@@ -8359,7 +8785,7 @@
               <a:graphicData uri="http://schemas.openxmlformats.org/drawingml/2006/picture">
                 <pic:pic xmlns:pic="http://schemas.openxmlformats.org/drawingml/2006/picture">
                   <pic:nvPicPr>
-                    <pic:cNvPr id="20" name="Image20" descr="" title=""/>
+                    <pic:cNvPr id="20" name="Image20"/>
                     <pic:cNvPicPr>
                       <a:picLocks noChangeAspect="1" noChangeArrowheads="1"/>
                     </pic:cNvPicPr>
@@ -8378,6 +8804,7 @@
                     <a:prstGeom prst="rect">
                       <a:avLst/>
                     </a:prstGeom>
+                    <a:noFill/>
                   </pic:spPr>
                 </pic:pic>
               </a:graphicData>
@@ -8399,112 +8826,123 @@
       </w:pPr>
       <w:r>
         <w:rPr>
-          <w:sz w:val="30"/>
-          <w:szCs w:val="30"/>
-        </w:rPr>
-      </w:r>
-    </w:p>
-    <w:p>
-      <w:pPr>
-        <w:pStyle w:val="Normal"/>
-        <w:bidi w:val="0"/>
-        <w:spacing w:lineRule="auto" w:line="240"/>
-        <w:ind w:firstLine="567"/>
-        <w:jc w:val="start"/>
-        <w:rPr>
-          <w:szCs w:val="28"/>
-        </w:rPr>
-      </w:pPr>
-      <w:r>
-        <w:rPr>
-          <w:sz w:val="30"/>
-          <w:szCs w:val="30"/>
-        </w:rPr>
-      </w:r>
-    </w:p>
-    <w:p>
-      <w:pPr>
-        <w:pStyle w:val="Normal"/>
-        <w:bidi w:val="0"/>
-        <w:spacing w:lineRule="auto" w:line="240"/>
-        <w:ind w:firstLine="567"/>
-        <w:jc w:val="start"/>
-        <w:rPr>
-          <w:szCs w:val="28"/>
-        </w:rPr>
-      </w:pPr>
-      <w:r>
-        <w:rPr>
-          <w:sz w:val="30"/>
-          <w:szCs w:val="30"/>
-        </w:rPr>
-      </w:r>
-    </w:p>
-    <w:p>
-      <w:pPr>
-        <w:pStyle w:val="Normal"/>
-        <w:bidi w:val="0"/>
-        <w:spacing w:lineRule="auto" w:line="240"/>
-        <w:ind w:firstLine="567"/>
-        <w:jc w:val="start"/>
-        <w:rPr>
-          <w:szCs w:val="28"/>
-        </w:rPr>
-      </w:pPr>
-      <w:r>
-        <w:rPr>
-          <w:sz w:val="30"/>
-          <w:szCs w:val="30"/>
-        </w:rPr>
-      </w:r>
-    </w:p>
-    <w:p>
-      <w:pPr>
-        <w:pStyle w:val="Normal"/>
-        <w:bidi w:val="0"/>
-        <w:spacing w:lineRule="auto" w:line="240"/>
-        <w:ind w:firstLine="567"/>
-        <w:jc w:val="start"/>
-        <w:rPr>
-          <w:szCs w:val="28"/>
-        </w:rPr>
-      </w:pPr>
-      <w:r>
-        <w:rPr>
-          <w:sz w:val="30"/>
-          <w:szCs w:val="30"/>
-        </w:rPr>
-      </w:r>
-    </w:p>
-    <w:p>
-      <w:pPr>
-        <w:pStyle w:val="Normal"/>
-        <w:bidi w:val="0"/>
-        <w:spacing w:lineRule="auto" w:line="240"/>
-        <w:ind w:firstLine="567"/>
-        <w:jc w:val="start"/>
-        <w:rPr>
-          <w:szCs w:val="28"/>
-        </w:rPr>
-      </w:pPr>
-      <w:r>
-        <w:rPr>
-          <w:sz w:val="30"/>
-          <w:szCs w:val="30"/>
+          <w:szCs w:val="28"/>
+        </w:rPr>
+      </w:r>
+    </w:p>
+    <w:p>
+      <w:pPr>
+        <w:pStyle w:val="Normal"/>
+        <w:bidi w:val="0"/>
+        <w:spacing w:lineRule="auto" w:line="240"/>
+        <w:ind w:firstLine="567"/>
+        <w:jc w:val="start"/>
+        <w:rPr>
+          <w:szCs w:val="28"/>
+        </w:rPr>
+      </w:pPr>
+      <w:r>
+        <w:rPr>
+          <w:szCs w:val="28"/>
+        </w:rPr>
+      </w:r>
+    </w:p>
+    <w:p>
+      <w:pPr>
+        <w:pStyle w:val="Normal"/>
+        <w:bidi w:val="0"/>
+        <w:spacing w:lineRule="auto" w:line="240"/>
+        <w:ind w:firstLine="567"/>
+        <w:jc w:val="start"/>
+        <w:rPr>
+          <w:szCs w:val="28"/>
+        </w:rPr>
+      </w:pPr>
+      <w:r>
+        <w:rPr>
+          <w:szCs w:val="28"/>
+        </w:rPr>
+      </w:r>
+    </w:p>
+    <w:p>
+      <w:pPr>
+        <w:pStyle w:val="Normal"/>
+        <w:bidi w:val="0"/>
+        <w:spacing w:lineRule="auto" w:line="240"/>
+        <w:ind w:firstLine="567"/>
+        <w:jc w:val="start"/>
+        <w:rPr>
+          <w:szCs w:val="28"/>
+        </w:rPr>
+      </w:pPr>
+      <w:r>
+        <w:rPr>
+          <w:szCs w:val="28"/>
+        </w:rPr>
+      </w:r>
+    </w:p>
+    <w:p>
+      <w:pPr>
+        <w:pStyle w:val="Normal"/>
+        <w:bidi w:val="0"/>
+        <w:spacing w:lineRule="auto" w:line="240"/>
+        <w:ind w:firstLine="567"/>
+        <w:jc w:val="start"/>
+        <w:rPr>
+          <w:szCs w:val="28"/>
+        </w:rPr>
+      </w:pPr>
+      <w:r>
+        <w:rPr>
+          <w:szCs w:val="28"/>
+        </w:rPr>
+      </w:r>
+    </w:p>
+    <w:p>
+      <w:pPr>
+        <w:pStyle w:val="Normal"/>
+        <w:bidi w:val="0"/>
+        <w:spacing w:lineRule="auto" w:line="240"/>
+        <w:ind w:firstLine="567"/>
+        <w:jc w:val="start"/>
+        <w:rPr>
+          <w:szCs w:val="28"/>
+        </w:rPr>
+      </w:pPr>
+      <w:r>
+        <w:rPr>
+          <w:szCs w:val="28"/>
+        </w:rPr>
+      </w:r>
+    </w:p>
+    <w:p>
+      <w:pPr>
+        <w:pStyle w:val="Normal"/>
+        <w:bidi w:val="0"/>
+        <w:spacing w:lineRule="auto" w:line="240"/>
+        <w:ind w:firstLine="567"/>
+        <w:jc w:val="start"/>
+        <w:rPr>
+          <w:szCs w:val="28"/>
+        </w:rPr>
+      </w:pPr>
+      <w:r>
+        <w:rPr>
+          <w:szCs w:val="28"/>
         </w:rPr>
         <w:drawing>
-          <wp:anchor behindDoc="0" distT="0" distB="0" distL="0" distR="0" simplePos="0" locked="0" layoutInCell="0" allowOverlap="1" relativeHeight="22">
+          <wp:anchor distT="0" distB="0" distL="0" distR="0" simplePos="0" relativeHeight="22" behindDoc="0" locked="0" layoutInCell="0" allowOverlap="1">
             <wp:simplePos x="0" y="0"/>
             <wp:positionH relativeFrom="column">
-              <wp:posOffset>-14605</wp:posOffset>
+              <wp:posOffset>337820</wp:posOffset>
             </wp:positionH>
             <wp:positionV relativeFrom="paragraph">
-              <wp:posOffset>152400</wp:posOffset>
+              <wp:posOffset>154305</wp:posOffset>
             </wp:positionV>
             <wp:extent cx="4152265" cy="1332865"/>
             <wp:effectExtent l="0" t="0" r="0" b="0"/>
             <wp:wrapSquare wrapText="largest"/>
-            <wp:docPr id="21" name="Image21" descr="" title=""/>
+            <wp:docPr id="21" name="Image21"/>
             <wp:cNvGraphicFramePr>
               <a:graphicFrameLocks xmlns:a="http://schemas.openxmlformats.org/drawingml/2006/main" noChangeAspect="1"/>
             </wp:cNvGraphicFramePr>
@@ -8512,7 +8950,7 @@
               <a:graphicData uri="http://schemas.openxmlformats.org/drawingml/2006/picture">
                 <pic:pic xmlns:pic="http://schemas.openxmlformats.org/drawingml/2006/picture">
                   <pic:nvPicPr>
-                    <pic:cNvPr id="21" name="Image21" descr="" title=""/>
+                    <pic:cNvPr id="21" name="Image21"/>
                     <pic:cNvPicPr>
                       <a:picLocks noChangeAspect="1" noChangeArrowheads="1"/>
                     </pic:cNvPicPr>
@@ -8531,6 +8969,7 @@
                     <a:prstGeom prst="rect">
                       <a:avLst/>
                     </a:prstGeom>
+                    <a:noFill/>
                   </pic:spPr>
                 </pic:pic>
               </a:graphicData>
@@ -8663,19 +9102,37 @@
           <w:sz w:val="30"/>
           <w:szCs w:val="30"/>
         </w:rPr>
+      </w:r>
+    </w:p>
+    <w:p>
+      <w:pPr>
+        <w:pStyle w:val="Normal"/>
+        <w:bidi w:val="0"/>
+        <w:spacing w:lineRule="auto" w:line="240"/>
+        <w:ind w:firstLine="567"/>
+        <w:jc w:val="start"/>
+        <w:rPr>
+          <w:szCs w:val="28"/>
+        </w:rPr>
+      </w:pPr>
+      <w:r>
+        <w:rPr>
+          <w:sz w:val="30"/>
+          <w:szCs w:val="30"/>
+        </w:rPr>
         <w:drawing>
-          <wp:anchor behindDoc="0" distT="0" distB="0" distL="0" distR="0" simplePos="0" locked="0" layoutInCell="0" allowOverlap="1" relativeHeight="23">
+          <wp:anchor distT="0" distB="0" distL="0" distR="0" simplePos="0" relativeHeight="23" behindDoc="0" locked="0" layoutInCell="0" allowOverlap="1">
             <wp:simplePos x="0" y="0"/>
             <wp:positionH relativeFrom="column">
-              <wp:posOffset>27940</wp:posOffset>
+              <wp:posOffset>275590</wp:posOffset>
             </wp:positionH>
             <wp:positionV relativeFrom="paragraph">
-              <wp:posOffset>133350</wp:posOffset>
+              <wp:posOffset>203200</wp:posOffset>
             </wp:positionV>
             <wp:extent cx="4180840" cy="1399540"/>
             <wp:effectExtent l="0" t="0" r="0" b="0"/>
             <wp:wrapSquare wrapText="largest"/>
-            <wp:docPr id="22" name="Image22" descr="" title=""/>
+            <wp:docPr id="22" name="Image22"/>
             <wp:cNvGraphicFramePr>
               <a:graphicFrameLocks xmlns:a="http://schemas.openxmlformats.org/drawingml/2006/main" noChangeAspect="1"/>
             </wp:cNvGraphicFramePr>
@@ -8683,7 +9140,7 @@
               <a:graphicData uri="http://schemas.openxmlformats.org/drawingml/2006/picture">
                 <pic:pic xmlns:pic="http://schemas.openxmlformats.org/drawingml/2006/picture">
                   <pic:nvPicPr>
-                    <pic:cNvPr id="22" name="Image22" descr="" title=""/>
+                    <pic:cNvPr id="22" name="Image22"/>
                     <pic:cNvPicPr>
                       <a:picLocks noChangeAspect="1" noChangeArrowheads="1"/>
                     </pic:cNvPicPr>
@@ -8702,6 +9159,7 @@
                     <a:prstGeom prst="rect">
                       <a:avLst/>
                     </a:prstGeom>
+                    <a:noFill/>
                   </pic:spPr>
                 </pic:pic>
               </a:graphicData>
@@ -10021,38 +10479,15 @@
         <w:pStyle w:val="Normal"/>
         <w:bidi w:val="0"/>
         <w:spacing w:lineRule="auto" w:line="240"/>
-        <w:ind w:firstLine="567"/>
-        <w:jc w:val="start"/>
-        <w:rPr>
-          <w:szCs w:val="28"/>
-        </w:rPr>
-      </w:pPr>
-      <w:r>
-        <w:rPr>
-          <w:b w:val="false"/>
-          <w:bCs w:val="false"/>
-          <w:sz w:val="30"/>
-          <w:szCs w:val="30"/>
-        </w:rPr>
-      </w:r>
-    </w:p>
-    <w:p>
-      <w:pPr>
-        <w:pStyle w:val="Normal"/>
-        <w:bidi w:val="0"/>
-        <w:spacing w:lineRule="auto" w:line="240"/>
-        <w:ind w:hanging="0"/>
-        <w:jc w:val="start"/>
-        <w:rPr>
-          <w:szCs w:val="28"/>
-        </w:rPr>
-      </w:pPr>
-      <w:r>
-        <w:rPr>
-          <w:b w:val="false"/>
-          <w:bCs w:val="false"/>
-          <w:sz w:val="30"/>
-          <w:szCs w:val="30"/>
+        <w:ind w:hanging="0" w:start="0"/>
+        <w:jc w:val="start"/>
+        <w:rPr>
+          <w:szCs w:val="28"/>
+        </w:rPr>
+      </w:pPr>
+      <w:r>
+        <w:rPr>
+          <w:szCs w:val="28"/>
         </w:rPr>
       </w:r>
     </w:p>
@@ -10063,6 +10498,7 @@
       <w:pgNumType w:fmt="decimal"/>
       <w:formProt w:val="false"/>
       <w:textDirection w:val="lrTb"/>
+      <w:docGrid w:type="default" w:linePitch="100" w:charSpace="0"/>
     </w:sectPr>
   </w:body>
 </w:document>
@@ -10331,7 +10767,6 @@
     </w:rPrDefault>
     <w:pPrDefault>
       <w:pPr>
-        <w:widowControl/>
         <w:suppressAutoHyphens w:val="true"/>
       </w:pPr>
     </w:pPrDefault>
@@ -10341,7 +10776,10 @@
     <w:qFormat/>
     <w:pPr>
       <w:widowControl/>
+      <w:suppressAutoHyphens w:val="true"/>
       <w:bidi w:val="0"/>
+      <w:spacing w:before="0" w:after="0"/>
+      <w:jc w:val="start"/>
     </w:pPr>
     <w:rPr>
       <w:rFonts w:ascii="Liberation Serif" w:hAnsi="Liberation Serif" w:eastAsia="Noto Serif CJK SC" w:cs="Noto Sans Devanagari"/>
@@ -10355,7 +10793,7 @@
   <w:style w:type="paragraph" w:styleId="Heading">
     <w:name w:val="Heading"/>
     <w:basedOn w:val="Normal"/>
-    <w:next w:val="TextBody"/>
+    <w:next w:val="BodyText"/>
     <w:qFormat/>
     <w:pPr>
       <w:keepNext w:val="true"/>
@@ -10367,7 +10805,7 @@
       <w:szCs w:val="28"/>
     </w:rPr>
   </w:style>
-  <w:style w:type="paragraph" w:styleId="TextBody">
+  <w:style w:type="paragraph" w:styleId="BodyText">
     <w:name w:val="Body Text"/>
     <w:basedOn w:val="Normal"/>
     <w:pPr>
@@ -10377,14 +10815,14 @@
   </w:style>
   <w:style w:type="paragraph" w:styleId="List">
     <w:name w:val="List"/>
-    <w:basedOn w:val="TextBody"/>
+    <w:basedOn w:val="BodyText"/>
     <w:pPr/>
     <w:rPr>
       <w:rFonts w:cs="Noto Sans Devanagari"/>
     </w:rPr>
   </w:style>
   <w:style w:type="paragraph" w:styleId="Caption">
-    <w:name w:val="Caption"/>
+    <w:name w:val="caption"/>
     <w:basedOn w:val="Normal"/>
     <w:qFormat/>
     <w:pPr>
@@ -10416,7 +10854,7 @@
     <w:qFormat/>
     <w:pPr>
       <w:spacing w:lineRule="auto" w:line="276" w:before="0" w:after="200"/>
-      <w:ind w:start="720" w:hanging="0"/>
+      <w:ind w:hanging="0" w:start="720"/>
       <w:contextualSpacing/>
       <w:jc w:val="start"/>
     </w:pPr>
@@ -10446,4 +10884,110 @@
     </w:rPr>
   </w:style>
 </w:styles>
+</file>
+
+<file path=word/theme/theme1.xml><?xml version="1.0" encoding="utf-8"?>
+<a:theme xmlns:a="http://schemas.openxmlformats.org/drawingml/2006/main" xmlns:r="http://schemas.openxmlformats.org/officeDocument/2006/relationships" name="Office">
+  <a:themeElements>
+    <a:clrScheme name="LibreOffice">
+      <a:dk1>
+        <a:srgbClr val="000000"/>
+      </a:dk1>
+      <a:lt1>
+        <a:srgbClr val="FFFFFF"/>
+      </a:lt1>
+      <a:dk2>
+        <a:srgbClr val="000000"/>
+      </a:dk2>
+      <a:lt2>
+        <a:srgbClr val="FFFFFF"/>
+      </a:lt2>
+      <a:accent1>
+        <a:srgbClr val="18A303"/>
+      </a:accent1>
+      <a:accent2>
+        <a:srgbClr val="0369A3"/>
+      </a:accent2>
+      <a:accent3>
+        <a:srgbClr val="A33E03"/>
+      </a:accent3>
+      <a:accent4>
+        <a:srgbClr val="8E03A3"/>
+      </a:accent4>
+      <a:accent5>
+        <a:srgbClr val="C99C00"/>
+      </a:accent5>
+      <a:accent6>
+        <a:srgbClr val="C9211E"/>
+      </a:accent6>
+      <a:hlink>
+        <a:srgbClr val="0000EE"/>
+      </a:hlink>
+      <a:folHlink>
+        <a:srgbClr val="551A8B"/>
+      </a:folHlink>
+    </a:clrScheme>
+    <a:fontScheme name="Office">
+      <a:majorFont>
+        <a:latin typeface="Arial" pitchFamily="0" charset="1"/>
+        <a:ea typeface="DejaVu Sans" pitchFamily="0" charset="1"/>
+        <a:cs typeface="DejaVu Sans" pitchFamily="0" charset="1"/>
+      </a:majorFont>
+      <a:minorFont>
+        <a:latin typeface="Arial" pitchFamily="0" charset="1"/>
+        <a:ea typeface="DejaVu Sans" pitchFamily="0" charset="1"/>
+        <a:cs typeface="DejaVu Sans" pitchFamily="0" charset="1"/>
+      </a:minorFont>
+    </a:fontScheme>
+    <a:fmtScheme>
+      <a:fillStyleLst>
+        <a:solidFill>
+          <a:schemeClr val="phClr"/>
+        </a:solidFill>
+        <a:solidFill>
+          <a:schemeClr val="phClr"/>
+        </a:solidFill>
+        <a:solidFill>
+          <a:schemeClr val="phClr"/>
+        </a:solidFill>
+      </a:fillStyleLst>
+      <a:lnStyleLst>
+        <a:ln w="6350" cap="flat" cmpd="sng" algn="ctr">
+          <a:prstDash val="solid"/>
+          <a:miter/>
+        </a:ln>
+        <a:ln w="6350" cap="flat" cmpd="sng" algn="ctr">
+          <a:prstDash val="solid"/>
+          <a:miter/>
+        </a:ln>
+        <a:ln w="6350" cap="flat" cmpd="sng" algn="ctr">
+          <a:prstDash val="solid"/>
+          <a:miter/>
+        </a:ln>
+      </a:lnStyleLst>
+      <a:effectStyleLst>
+        <a:effectStyle>
+          <a:effectLst/>
+        </a:effectStyle>
+        <a:effectStyle>
+          <a:effectLst/>
+        </a:effectStyle>
+        <a:effectStyle>
+          <a:effectLst/>
+        </a:effectStyle>
+      </a:effectStyleLst>
+      <a:bgFillStyleLst>
+        <a:solidFill>
+          <a:schemeClr val="phClr"/>
+        </a:solidFill>
+        <a:solidFill>
+          <a:schemeClr val="phClr"/>
+        </a:solidFill>
+        <a:solidFill>
+          <a:schemeClr val="phClr"/>
+        </a:solidFill>
+      </a:bgFillStyleLst>
+    </a:fmtScheme>
+  </a:themeElements>
+</a:theme>
 </file>